--- a/fra/docx/008.content.docx
+++ b/fra/docx/008.content.docx
@@ -169,7 +169,7 @@
           <w:i/>
           <w:lang w:val="fr_FR" w:bidi="fr_FR"/>
         </w:rPr>
-        <w:t>Hadad, Hadar, Hadascha, Hadassa, Hadoram, Haggi, Haggite, Hahiroth, Hakeldama, Halakah, Halhul, Hali, Hallel, Ham (Lieu), Haman, Hamath, Hamath, Entrée de, Hamathien, Hammath (Lieu), Hammedatha, Hammon, Hammoth-Dor, Hammurabi, Code d', Hamor, Hamul, Hamulite, Hannathon, Hanniel, Hapharaïm, Har-Hérès, Harada, Haran (Personne), Harbona, Harmaguédon, Harod, Haroscheth-Goïm, Haschmona, Hasidéens, Hassidim, Hathac, Hatach, Hatsar-Addar, Hatsar-Énan, Hatsar-Enon, Hatsar-Gadda, Hatsar-Schual, Hatsar-Susa, Hatsar-Susim, Hatsarmaveth, Hatsatson-Thamar, Hatséroth, Hatsor, Hatsor-Hadattah, Hatzer-Hatthicon, Haut lieu, Havila (Lieu), Havila (Personne), Havoth-Jaïr, Bourgs de Jaïr, Hazo, Héber, Héber, Éber, Hébreu (Langue), Hébreux, Lettre aux, Hébrite, Hébron (Lieu), Hébron (Personne), Hébronite, Hégué, Hege, Helba, Hélek, Helekite, Héleph, Héliopolis, Helkath, Hellénisme, Hellénistes, Hélon, Hémam, Héman, Hemdan, Hémor, Hémorroïde, Hénoc, Hénoc (Lieu), Hénoc (Personne), Hénokites, Hépher (Lieu), Hépher (Personne), Héphrite, Herbes amères, Hérès, Hérésie, Hermès, Hermas, Hermon, Mont, Hérode, famille hérodienne, hérodiens, partisans d'Hérode, Hérodiade, Hérodias, Hérodiens, Héron, Hesbon, Heschmon, Heth, Héthiens, Hittites, Hetsron (Lieu), Hetsron (Personne), Héviens, Hibou, Hibou moyen-duc, Hiddekel, Hiel, Hillel, Hira, Hiram, Hobab, Hogla, Holocauste, Homme Naturel (ou Animal), Honneur, Hor-Guidgad, Hor, Montagne de, Hori, Horiens, Horma, Hosanna, Hôte, Hôte des Cieux, huile, Hul, Humanité, Ancienne et nouvelle, humilité, Hupham, Huphamite, Huppe, Huppim, Hur, Huram, Huscham, Huschim, Hyksôs, hypocrisie, Hysope</w:t>
+        <w:t>Hadad, Hadar, Hadascha, Hadassa, Hadoram, Haggi, Haggite, Hahiroth, Hakeldama, Halakah, Halhul, Hali, Hallel, Ham (Lieu), Haman, Hamath, Hamath, Entrée de, Hamathien, Hammath (Lieu), Hammedatha, Hammon, Hammoth-Dor, Hammurabi, Code d', Hamor, Hamul, Hamulite, Hannathon, Hanniel, Hapharaïm, Har-Hérès, Harada, Haran (Personne), Harbona, Harmaguédon, Harod, Haroscheth-Goïm, Haschmona, Hasidéens, Hassidim, Hathac, Hatach, Hatsar-Addar, Hatsar-Énan, Hatsar-Enon, Hatsar-Gadda, Hatsar-Schual, Hatsar-Susa, Hatsar-Susim, Hatsarmaveth, Hatsatson-Thamar, Hatséroth, Hatsor, Hatsor-Hadattah, Hatzer-Hatthicon, Haut lieu, Havila (Lieu), Havila (Personne), Havoth-Jaïr, Bourgs de Jaïr, Hazo, Héber, Héber, Éber, Hébreu (Langue), Hébreux, Lettre aux, Hébrite, Hébron (Lieu), Hébron (Personne), Hébronite, Hégué, Hege, Helba, Hélek, Helekite, Héleph, Héliopolis, Helkath, Hellénisme, Hellénistes, Hélon, Hémam, Héman, Hemdan, Hémor, Hémorroïde, Hénoc, Hénoc (Lieu), Hénoc (Personne), Hénokites, Hépher (Lieu), Hépher (Personne), Héphrite, Herbes amères, Hérès, Hérésie, Hermès, Hermas, Hermon, Mont, Hérode, famille hérodienne, hérodiens, partisans d'Hérode, Hérodiade, Hérodias, Hérodiens, Héron, Hesbon, Heschmon, Heth, Héthiens, Hittites, Hetsron (Lieu), Hetsron (Personne), Héviens, Hibou, Hibou moyen-duc, Hiddekel, Hiel, Hillel, Hira, Hiram, Hobab, Hogla, Hoham, Holocauste, Holon, Homme Naturel (ou Animal), Honneur, Hor-Guidgad, Hor, Montagne de, Horam, Horem, Hori, Horiens, Horma, Hosa (Lieu), Hosanna, Hôte, Hôte des Cieux, huile, Hukkok, Hul, Humanité, Ancienne et nouvelle, humilité, Humta, Hupham, Huphamite, Huppe, Huppim, Hur, Huram, Huschaï, Huscham, Huschim, Hyksôs, hypocrisie, Hysope</w:t>
       </w:r>
       <w:r>
         <w:rPr>
@@ -27640,6 +27640,90 @@
         <w:rPr>
           <w:lang w:val="fr_FR" w:bidi="fr_FR"/>
         </w:rPr>
+        <w:t>Hoham</w:t>
+      </w:r>
+      <w:r>
+        <w:rPr>
+          <w:lang w:val="fr_FR" w:bidi="fr_FR"/>
+        </w:rPr>
+      </w:r>
+    </w:p>
+    <w:p>
+      <w:pPr/>
+      <w:r>
+        <w:rPr>
+          <w:lang w:val="fr_FR" w:bidi="fr_FR"/>
+        </w:rPr>
+      </w:r>
+      <w:r>
+        <w:rPr>
+          <w:lang w:val="fr_FR" w:bidi="fr_FR"/>
+        </w:rPr>
+        <w:t>Roi amoréen d'Hébron s'est allié avec quatre autres rois pour se venger de Gabaon, qui avait fait la paix avec Josué (</w:t>
+      </w:r>
+      <w:hyperlink r:id="rId625">
+        <w:r>
+          <w:rPr>
+            <w:lang w:val="fr_FR" w:bidi="fr_FR"/>
+          </w:rPr>
+          <w:rPr>
+            <w:color w:val="0000EE"/>
+            <w:u w:val="single"/>
+          </w:rPr>
+          <w:t>Jos 10.3</w:t>
+        </w:r>
+      </w:hyperlink>
+      <w:r>
+        <w:rPr>
+          <w:lang w:val="fr_FR" w:bidi="fr_FR"/>
+        </w:rPr>
+        <w:t xml:space="preserve">). Ils seront vaincus et mis à mort à la grotte de Makkéda (v. </w:t>
+      </w:r>
+      <w:hyperlink r:id="rId626">
+        <w:r>
+          <w:rPr>
+            <w:lang w:val="fr_FR" w:bidi="fr_FR"/>
+          </w:rPr>
+          <w:rPr>
+            <w:color w:val="0000EE"/>
+            <w:u w:val="single"/>
+          </w:rPr>
+          <w:t>16–27</w:t>
+        </w:r>
+      </w:hyperlink>
+      <w:r>
+        <w:rPr>
+          <w:lang w:val="fr_FR" w:bidi="fr_FR"/>
+        </w:rPr>
+        <w:t>).</w:t>
+      </w:r>
+      <w:r>
+        <w:rPr>
+          <w:lang w:val="fr_FR" w:bidi="fr_FR"/>
+        </w:rPr>
+      </w:r>
+      <w:r>
+        <w:rPr>
+          <w:lang w:val="fr_FR" w:bidi="fr_FR"/>
+        </w:rPr>
+      </w:r>
+    </w:p>
+    <w:p>
+      <w:pPr/>
+      <w:r>
+        <w:rPr>
+          <w:lang w:val="fr_FR" w:bidi="fr_FR"/>
+        </w:rPr>
+      </w:r>
+    </w:p>
+    <w:p>
+      <w:pPr>
+        <w:pStyle w:val="Heading2"/>
+      </w:pPr>
+      <w:r>
+        <w:rPr>
+          <w:lang w:val="fr_FR" w:bidi="fr_FR"/>
+        </w:rPr>
         <w:t>Holocauste</w:t>
       </w:r>
       <w:r>
@@ -27661,7 +27745,7 @@
         </w:rPr>
         <w:t>Un holocauste était un type de sacrifice dans l'ancien Israël. Dans ce sacrifice, un animal sans défaut était entièrement brûlé sur l'autel. Aucune partie de l'animal n'était consommée. Il était entièrement consumé par le feu. Les Israélites offraient des holocaustes pour demander pardon pour leurs péchés et pour restaurer leur relation avec Dieu (</w:t>
       </w:r>
-      <w:hyperlink r:id="rId625">
+      <w:hyperlink r:id="rId627">
         <w:r>
           <w:rPr>
             <w:lang w:val="fr_FR" w:bidi="fr_FR"/>
@@ -27739,6 +27823,173 @@
         <w:rPr>
           <w:lang w:val="fr_FR" w:bidi="fr_FR"/>
         </w:rPr>
+        <w:t>Holon</w:t>
+      </w:r>
+      <w:r>
+        <w:rPr>
+          <w:lang w:val="fr_FR" w:bidi="fr_FR"/>
+        </w:rPr>
+      </w:r>
+    </w:p>
+    <w:p>
+      <w:pPr/>
+      <w:r>
+        <w:rPr>
+          <w:lang w:val="fr_FR" w:bidi="fr_FR"/>
+        </w:rPr>
+      </w:r>
+      <w:r>
+        <w:rPr>
+          <w:lang w:val="fr_FR" w:bidi="fr_FR"/>
+        </w:rPr>
+        <w:t>1. Ville située dans les hauteurs de l'héritage de Juda (</w:t>
+      </w:r>
+      <w:hyperlink r:id="rId628">
+        <w:r>
+          <w:rPr>
+            <w:lang w:val="fr_FR" w:bidi="fr_FR"/>
+          </w:rPr>
+          <w:rPr>
+            <w:color w:val="0000EE"/>
+            <w:u w:val="single"/>
+          </w:rPr>
+          <w:t>Jos 15.51</w:t>
+        </w:r>
+      </w:hyperlink>
+      <w:r>
+        <w:rPr>
+          <w:lang w:val="fr_FR" w:bidi="fr_FR"/>
+        </w:rPr>
+        <w:t>) donnée aux Lévites (</w:t>
+      </w:r>
+      <w:hyperlink r:id="rId629">
+        <w:r>
+          <w:rPr>
+            <w:lang w:val="fr_FR" w:bidi="fr_FR"/>
+          </w:rPr>
+          <w:rPr>
+            <w:color w:val="0000EE"/>
+            <w:u w:val="single"/>
+          </w:rPr>
+          <w:t>21.15</w:t>
+        </w:r>
+      </w:hyperlink>
+      <w:r>
+        <w:rPr>
+          <w:lang w:val="fr_FR" w:bidi="fr_FR"/>
+        </w:rPr>
+        <w:t xml:space="preserve">). Dans </w:t>
+      </w:r>
+      <w:hyperlink r:id="rId630">
+        <w:r>
+          <w:rPr>
+            <w:lang w:val="fr_FR" w:bidi="fr_FR"/>
+          </w:rPr>
+          <w:rPr>
+            <w:color w:val="0000EE"/>
+            <w:u w:val="single"/>
+          </w:rPr>
+          <w:t>1 Chroniques 6.58</w:t>
+        </w:r>
+      </w:hyperlink>
+      <w:r>
+        <w:rPr>
+          <w:lang w:val="fr_FR" w:bidi="fr_FR"/>
+        </w:rPr>
+        <w:t xml:space="preserve">, la ville est appelée Hilen. Holon pourrait être Khirbet ‘Alin, au nord-ouest d'Hébron. </w:t>
+      </w:r>
+    </w:p>
+    <w:p>
+      <w:pPr/>
+      <w:r>
+        <w:rPr>
+          <w:lang w:val="fr_FR" w:bidi="fr_FR"/>
+        </w:rPr>
+      </w:r>
+      <w:r>
+        <w:rPr>
+          <w:i/>
+          <w:lang w:val="fr_FR" w:bidi="fr_FR"/>
+        </w:rPr>
+        <w:t>Voir</w:t>
+      </w:r>
+      <w:r>
+        <w:rPr>
+          <w:lang w:val="fr_FR" w:bidi="fr_FR"/>
+        </w:rPr>
+        <w:t xml:space="preserve"> </w:t>
+      </w:r>
+      <w:r>
+        <w:rPr>
+          <w:lang w:val="fr_FR" w:bidi="fr_FR"/>
+        </w:rPr>
+        <w:t>Villes Lévitique</w:t>
+      </w:r>
+      <w:r>
+        <w:rPr>
+          <w:lang w:val="fr_FR" w:bidi="fr_FR"/>
+        </w:rPr>
+        <w:t>.</w:t>
+      </w:r>
+    </w:p>
+    <w:p>
+      <w:pPr/>
+      <w:r>
+        <w:rPr>
+          <w:lang w:val="fr_FR" w:bidi="fr_FR"/>
+        </w:rPr>
+      </w:r>
+      <w:r>
+        <w:rPr>
+          <w:lang w:val="fr_FR" w:bidi="fr_FR"/>
+        </w:rPr>
+        <w:t>2. Ville près de Hesbon, située dans la plaine de Moab (</w:t>
+      </w:r>
+      <w:hyperlink r:id="rId631">
+        <w:r>
+          <w:rPr>
+            <w:lang w:val="fr_FR" w:bidi="fr_FR"/>
+          </w:rPr>
+          <w:rPr>
+            <w:color w:val="0000EE"/>
+            <w:u w:val="single"/>
+          </w:rPr>
+          <w:t>Jr 48.21</w:t>
+        </w:r>
+      </w:hyperlink>
+      <w:r>
+        <w:rPr>
+          <w:lang w:val="fr_FR" w:bidi="fr_FR"/>
+        </w:rPr>
+        <w:t>).</w:t>
+      </w:r>
+      <w:r>
+        <w:rPr>
+          <w:lang w:val="fr_FR" w:bidi="fr_FR"/>
+        </w:rPr>
+      </w:r>
+      <w:r>
+        <w:rPr>
+          <w:lang w:val="fr_FR" w:bidi="fr_FR"/>
+        </w:rPr>
+      </w:r>
+    </w:p>
+    <w:p>
+      <w:pPr/>
+      <w:r>
+        <w:rPr>
+          <w:lang w:val="fr_FR" w:bidi="fr_FR"/>
+        </w:rPr>
+      </w:r>
+    </w:p>
+    <w:p>
+      <w:pPr>
+        <w:pStyle w:val="Heading2"/>
+      </w:pPr>
+      <w:r>
+        <w:rPr>
+          <w:lang w:val="fr_FR" w:bidi="fr_FR"/>
+        </w:rPr>
         <w:t>Homme Naturel (ou Animal)</w:t>
       </w:r>
       <w:r>
@@ -27760,7 +28011,7 @@
         </w:rPr>
         <w:t xml:space="preserve">« L'homme naturel » est une expression qui apparaît dans </w:t>
       </w:r>
-      <w:hyperlink r:id="rId626">
+      <w:hyperlink r:id="rId632">
         <w:r>
           <w:rPr>
             <w:lang w:val="fr_FR" w:bidi="fr_FR"/>
@@ -27778,7 +28029,7 @@
         </w:rPr>
         <w:t xml:space="preserve"> dans certaines traductions de la Bible. Le mot traduit par « naturel » se trouve également dans </w:t>
       </w:r>
-      <w:hyperlink r:id="rId627">
+      <w:hyperlink r:id="rId633">
         <w:r>
           <w:rPr>
             <w:lang w:val="fr_FR" w:bidi="fr_FR"/>
@@ -27796,7 +28047,7 @@
         </w:rPr>
         <w:t xml:space="preserve"> ; </w:t>
       </w:r>
-      <w:hyperlink r:id="rId628">
+      <w:hyperlink r:id="rId634">
         <w:r>
           <w:rPr>
             <w:lang w:val="fr_FR" w:bidi="fr_FR"/>
@@ -27814,7 +28065,7 @@
         </w:rPr>
         <w:t xml:space="preserve"> ; et </w:t>
       </w:r>
-      <w:hyperlink r:id="rId629">
+      <w:hyperlink r:id="rId635">
         <w:r>
           <w:rPr>
             <w:lang w:val="fr_FR" w:bidi="fr_FR"/>
@@ -27889,7 +28140,7 @@
         </w:rPr>
         <w:t xml:space="preserve">La loi est « spirituelle » dans </w:t>
       </w:r>
-      <w:hyperlink r:id="rId630">
+      <w:hyperlink r:id="rId636">
         <w:r>
           <w:rPr>
             <w:lang w:val="fr_FR" w:bidi="fr_FR"/>
@@ -27925,7 +28176,7 @@
         </w:rPr>
         <w:t xml:space="preserve">Les dons sont « spirituels » dans </w:t>
       </w:r>
-      <w:hyperlink r:id="rId631">
+      <w:hyperlink r:id="rId637">
         <w:r>
           <w:rPr>
             <w:lang w:val="fr_FR" w:bidi="fr_FR"/>
@@ -27961,7 +28212,7 @@
         </w:rPr>
         <w:t xml:space="preserve">Les bénédictions sont « spirituelles » dans </w:t>
       </w:r>
-      <w:hyperlink r:id="rId632">
+      <w:hyperlink r:id="rId638">
         <w:r>
           <w:rPr>
             <w:lang w:val="fr_FR" w:bidi="fr_FR"/>
@@ -27997,6 +28248,203 @@
         </w:rPr>
         <w:t xml:space="preserve">Les sacrifices sont « spirituels » dans </w:t>
       </w:r>
+      <w:hyperlink r:id="rId639">
+        <w:r>
+          <w:rPr>
+            <w:lang w:val="fr_FR" w:bidi="fr_FR"/>
+          </w:rPr>
+          <w:rPr>
+            <w:color w:val="0000EE"/>
+            <w:u w:val="single"/>
+          </w:rPr>
+          <w:t>1 Pierre 2.5</w:t>
+        </w:r>
+      </w:hyperlink>
+      <w:r>
+        <w:rPr>
+          <w:lang w:val="fr_FR" w:bidi="fr_FR"/>
+        </w:rPr>
+        <w:t>.</w:t>
+      </w:r>
+    </w:p>
+    <w:p>
+      <w:pPr/>
+      <w:r>
+        <w:rPr>
+          <w:lang w:val="fr_FR" w:bidi="fr_FR"/>
+        </w:rPr>
+      </w:r>
+      <w:r>
+        <w:rPr>
+          <w:lang w:val="fr_FR" w:bidi="fr_FR"/>
+        </w:rPr>
+        <w:t>Lorsque le mot est appliqué aux personnes, il signifie motivé et dirigé par le Saint-Esprit (</w:t>
+      </w:r>
+      <w:hyperlink r:id="rId640">
+        <w:r>
+          <w:rPr>
+            <w:lang w:val="fr_FR" w:bidi="fr_FR"/>
+          </w:rPr>
+          <w:rPr>
+            <w:color w:val="0000EE"/>
+            <w:u w:val="single"/>
+          </w:rPr>
+          <w:t>1Co 2.15</w:t>
+        </w:r>
+      </w:hyperlink>
+      <w:r>
+        <w:rPr>
+          <w:lang w:val="fr_FR" w:bidi="fr_FR"/>
+        </w:rPr>
+        <w:t xml:space="preserve">; </w:t>
+      </w:r>
+      <w:hyperlink r:id="rId641">
+        <w:r>
+          <w:rPr>
+            <w:lang w:val="fr_FR" w:bidi="fr_FR"/>
+          </w:rPr>
+          <w:rPr>
+            <w:color w:val="0000EE"/>
+            <w:u w:val="single"/>
+          </w:rPr>
+          <w:t>14.37</w:t>
+        </w:r>
+      </w:hyperlink>
+      <w:r>
+        <w:rPr>
+          <w:lang w:val="fr_FR" w:bidi="fr_FR"/>
+        </w:rPr>
+        <w:t xml:space="preserve">; </w:t>
+      </w:r>
+      <w:hyperlink r:id="rId642">
+        <w:r>
+          <w:rPr>
+            <w:lang w:val="fr_FR" w:bidi="fr_FR"/>
+          </w:rPr>
+          <w:rPr>
+            <w:color w:val="0000EE"/>
+            <w:u w:val="single"/>
+          </w:rPr>
+          <w:t>Ga 6.1</w:t>
+        </w:r>
+      </w:hyperlink>
+      <w:r>
+        <w:rPr>
+          <w:lang w:val="fr_FR" w:bidi="fr_FR"/>
+        </w:rPr>
+        <w:t>). « Naturel » est opposé à « spirituel », et il décrit donc généralement ce qui est vide de, ou opposé au Saint-Esprit et à son œuvre.</w:t>
+      </w:r>
+    </w:p>
+    <w:p>
+      <w:pPr>
+        <w:pStyle w:val="Heading3"/>
+      </w:pPr>
+      <w:r>
+        <w:rPr>
+          <w:lang w:val="fr_FR" w:bidi="fr_FR"/>
+        </w:rPr>
+        <w:t>Différences entre le naturel et le spirituel dans la Bible</w:t>
+      </w:r>
+    </w:p>
+    <w:p>
+      <w:pPr/>
+      <w:r>
+        <w:rPr>
+          <w:lang w:val="fr_FR" w:bidi="fr_FR"/>
+        </w:rPr>
+      </w:r>
+      <w:r>
+        <w:rPr>
+          <w:lang w:val="fr_FR" w:bidi="fr_FR"/>
+        </w:rPr>
+        <w:t xml:space="preserve">Dans </w:t>
+      </w:r>
+      <w:hyperlink r:id="rId643">
+        <w:r>
+          <w:rPr>
+            <w:lang w:val="fr_FR" w:bidi="fr_FR"/>
+          </w:rPr>
+          <w:rPr>
+            <w:color w:val="0000EE"/>
+            <w:u w:val="single"/>
+          </w:rPr>
+          <w:t>1 Corinthiens 2.14–15</w:t>
+        </w:r>
+      </w:hyperlink>
+      <w:r>
+        <w:rPr>
+          <w:lang w:val="fr_FR" w:bidi="fr_FR"/>
+        </w:rPr>
+        <w:t>, « l'homme naturel » est contrasté avec « l'homme spirituel ». Dans ce contexte, l'homme naturel est celui qui n'accepte pas les choses qui viennent de l'esprit de Dieu (</w:t>
+      </w:r>
+      <w:hyperlink r:id="rId632">
+        <w:r>
+          <w:rPr>
+            <w:lang w:val="fr_FR" w:bidi="fr_FR"/>
+          </w:rPr>
+          <w:rPr>
+            <w:color w:val="0000EE"/>
+            <w:u w:val="single"/>
+          </w:rPr>
+          <w:t>1 Corinthiens 2.14</w:t>
+        </w:r>
+      </w:hyperlink>
+      <w:r>
+        <w:rPr>
+          <w:lang w:val="fr_FR" w:bidi="fr_FR"/>
+        </w:rPr>
+        <w:t>). Au contraire, ces choses sont pour lui une « folie ». Il ne peut pas les comprendre parce qu'elles sont « discernées spirituellement ». Cette folie est celle de l'incrédulité (</w:t>
+      </w:r>
+      <w:hyperlink r:id="rId644">
+        <w:r>
+          <w:rPr>
+            <w:lang w:val="fr_FR" w:bidi="fr_FR"/>
+          </w:rPr>
+          <w:rPr>
+            <w:color w:val="0000EE"/>
+            <w:u w:val="single"/>
+          </w:rPr>
+          <w:t>1.21</w:t>
+        </w:r>
+      </w:hyperlink>
+      <w:r>
+        <w:rPr>
+          <w:lang w:val="fr_FR" w:bidi="fr_FR"/>
+        </w:rPr>
+        <w:t>), et ce qui manque est l'intuition qui ne peut être produite que par le Saint-Esprit. Clairement, Paul a en tête quelqu'un sans, ou même opposé au, Saint-Esprit et à la vérité révélée de Dieu.</w:t>
+      </w:r>
+    </w:p>
+    <w:p>
+      <w:pPr/>
+      <w:r>
+        <w:rPr>
+          <w:lang w:val="fr_FR" w:bidi="fr_FR"/>
+        </w:rPr>
+      </w:r>
+      <w:r>
+        <w:rPr>
+          <w:lang w:val="fr_FR" w:bidi="fr_FR"/>
+        </w:rPr>
+        <w:t xml:space="preserve">Dans </w:t>
+      </w:r>
+      <w:hyperlink r:id="rId645">
+        <w:r>
+          <w:rPr>
+            <w:lang w:val="fr_FR" w:bidi="fr_FR"/>
+          </w:rPr>
+          <w:rPr>
+            <w:color w:val="0000EE"/>
+            <w:u w:val="single"/>
+          </w:rPr>
+          <w:t>1 Corinthiens 15.44–46</w:t>
+        </w:r>
+      </w:hyperlink>
+      <w:r>
+        <w:rPr>
+          <w:lang w:val="fr_FR" w:bidi="fr_FR"/>
+        </w:rPr>
+        <w:t xml:space="preserve">, le contraste entre le spirituel et le naturel se produit dans un contexte différent. Le « corps » dans la mort est comparé au « corps » dans la résurrection. Le corps du croyant déposé dans la tombe (« semé ») est un corps naturel (v. </w:t>
+      </w:r>
       <w:hyperlink r:id="rId633">
         <w:r>
           <w:rPr>
@@ -28006,82 +28454,271 @@
             <w:color w:val="0000EE"/>
             <w:u w:val="single"/>
           </w:rPr>
-          <w:t>1 Pierre 2.5</w:t>
-        </w:r>
-      </w:hyperlink>
+          <w:t>44</w:t>
+        </w:r>
+      </w:hyperlink>
+      <w:r>
+        <w:rPr>
+          <w:lang w:val="fr_FR" w:bidi="fr_FR"/>
+        </w:rPr>
+        <w:t>a). Le corps du croyant ressuscité d'entre les morts sera un corps spirituel. Le corps ressuscité sera renouvelé et transformé par le Saint-Esprit (</w:t>
+      </w:r>
+      <w:hyperlink r:id="rId646">
+        <w:r>
+          <w:rPr>
+            <w:lang w:val="fr_FR" w:bidi="fr_FR"/>
+          </w:rPr>
+          <w:rPr>
+            <w:color w:val="0000EE"/>
+            <w:u w:val="single"/>
+          </w:rPr>
+          <w:t>Rm 8.11</w:t>
+        </w:r>
+      </w:hyperlink>
+      <w:r>
+        <w:rPr>
+          <w:lang w:val="fr_FR" w:bidi="fr_FR"/>
+        </w:rPr>
+        <w:t>).</w:t>
+      </w:r>
+    </w:p>
+    <w:p>
+      <w:pPr/>
+      <w:r>
+        <w:rPr>
+          <w:lang w:val="fr_FR" w:bidi="fr_FR"/>
+        </w:rPr>
+      </w:r>
+      <w:r>
+        <w:rPr>
+          <w:lang w:val="fr_FR" w:bidi="fr_FR"/>
+        </w:rPr>
+        <w:t xml:space="preserve">Dans </w:t>
+      </w:r>
+      <w:hyperlink r:id="rId633">
+        <w:r>
+          <w:rPr>
+            <w:lang w:val="fr_FR" w:bidi="fr_FR"/>
+          </w:rPr>
+          <w:rPr>
+            <w:color w:val="0000EE"/>
+            <w:u w:val="single"/>
+          </w:rPr>
+          <w:t>1 Corinthiens 15.44b</w:t>
+        </w:r>
+      </w:hyperlink>
+      <w:r>
+        <w:rPr>
+          <w:lang w:val="fr_FR" w:bidi="fr_FR"/>
+        </w:rPr>
+        <w:t xml:space="preserve"> et </w:t>
+      </w:r>
+      <w:hyperlink r:id="rId647">
+        <w:r>
+          <w:rPr>
+            <w:lang w:val="fr_FR" w:bidi="fr_FR"/>
+          </w:rPr>
+          <w:rPr>
+            <w:color w:val="0000EE"/>
+            <w:u w:val="single"/>
+          </w:rPr>
+          <w:t>45a</w:t>
+        </w:r>
+      </w:hyperlink>
+      <w:r>
+        <w:rPr>
+          <w:lang w:val="fr_FR" w:bidi="fr_FR"/>
+        </w:rPr>
+        <w:t>, cependant, Paul relie le « corps naturel » à Adam avant la chute lorsque Dieu l'a créé (</w:t>
+      </w:r>
+      <w:hyperlink r:id="rId648">
+        <w:r>
+          <w:rPr>
+            <w:lang w:val="fr_FR" w:bidi="fr_FR"/>
+          </w:rPr>
+          <w:rPr>
+            <w:color w:val="0000EE"/>
+            <w:u w:val="single"/>
+          </w:rPr>
+          <w:t>Gn 2.7)</w:t>
+        </w:r>
+      </w:hyperlink>
+      <w:r>
+        <w:rPr>
+          <w:lang w:val="fr_FR" w:bidi="fr_FR"/>
+        </w:rPr>
+        <w:t>. Cela montre que ce qui est naturel se réfère à la création. Tel que créé à l'origine par Dieu, le « naturel » était « très bon » (</w:t>
+      </w:r>
+      <w:hyperlink r:id="rId649">
+        <w:r>
+          <w:rPr>
+            <w:lang w:val="fr_FR" w:bidi="fr_FR"/>
+          </w:rPr>
+          <w:rPr>
+            <w:color w:val="0000EE"/>
+            <w:u w:val="single"/>
+          </w:rPr>
+          <w:t>Gn 1.31</w:t>
+        </w:r>
+      </w:hyperlink>
+      <w:r>
+        <w:rPr>
+          <w:lang w:val="fr_FR" w:bidi="fr_FR"/>
+        </w:rPr>
+        <w:t>). Le péché humain a corrompu la nature jusque sa condamnation par la mort. Par conséquent, la rébellion pécheresse de l'homme naturel, mesurée par la création originale, est désormais contre nature et anormale. L'œuvre du Saint-Esprit maintenant, en Christ, est d'éliminer cette anomalie et de réaliser les objectifs originaux de la création (</w:t>
+      </w:r>
+      <w:hyperlink r:id="rId650">
+        <w:r>
+          <w:rPr>
+            <w:lang w:val="fr_FR" w:bidi="fr_FR"/>
+          </w:rPr>
+          <w:rPr>
+            <w:color w:val="0000EE"/>
+            <w:u w:val="single"/>
+          </w:rPr>
+          <w:t>Rm 8.19</w:t>
+        </w:r>
+      </w:hyperlink>
+      <w:hyperlink r:id="rId645">
+        <w:r>
+          <w:rPr>
+            <w:lang w:val="fr_FR" w:bidi="fr_FR"/>
+          </w:rPr>
+          <w:rPr>
+            <w:color w:val="0000EE"/>
+            <w:u w:val="single"/>
+          </w:rPr>
+          <w:t>–</w:t>
+        </w:r>
+      </w:hyperlink>
+      <w:hyperlink r:id="rId650">
+        <w:r>
+          <w:rPr>
+            <w:lang w:val="fr_FR" w:bidi="fr_FR"/>
+          </w:rPr>
+          <w:rPr>
+            <w:color w:val="0000EE"/>
+            <w:u w:val="single"/>
+          </w:rPr>
+          <w:t>22</w:t>
+        </w:r>
+      </w:hyperlink>
+      <w:r>
+        <w:rPr>
+          <w:lang w:val="fr_FR" w:bidi="fr_FR"/>
+        </w:rPr>
+        <w:t xml:space="preserve">; </w:t>
+      </w:r>
+      <w:hyperlink r:id="rId651">
+        <w:r>
+          <w:rPr>
+            <w:lang w:val="fr_FR" w:bidi="fr_FR"/>
+          </w:rPr>
+          <w:rPr>
+            <w:color w:val="0000EE"/>
+            <w:u w:val="single"/>
+          </w:rPr>
+          <w:t>2Co 5.17</w:t>
+        </w:r>
+      </w:hyperlink>
+      <w:r>
+        <w:rPr>
+          <w:lang w:val="fr_FR" w:bidi="fr_FR"/>
+        </w:rPr>
+        <w:t>).</w:t>
+      </w:r>
+    </w:p>
+    <w:p>
+      <w:pPr/>
+      <w:r>
+        <w:rPr>
+          <w:lang w:val="fr_FR" w:bidi="fr_FR"/>
+        </w:rPr>
+      </w:r>
+      <w:r>
+        <w:rPr>
+          <w:i/>
+          <w:lang w:val="fr_FR" w:bidi="fr_FR"/>
+        </w:rPr>
+        <w:t>Voir aussi</w:t>
+      </w:r>
+      <w:r>
+        <w:rPr>
+          <w:lang w:val="fr_FR" w:bidi="fr_FR"/>
+        </w:rPr>
+        <w:t xml:space="preserve"> </w:t>
+      </w:r>
+      <w:r>
+        <w:rPr>
+          <w:lang w:val="fr_FR" w:bidi="fr_FR"/>
+        </w:rPr>
+        <w:t>Être humain</w:t>
+      </w:r>
+      <w:r>
+        <w:rPr>
+          <w:lang w:val="fr_FR" w:bidi="fr_FR"/>
+        </w:rPr>
+        <w:t xml:space="preserve"> ; </w:t>
+      </w:r>
+      <w:r>
+        <w:rPr>
+          <w:lang w:val="fr_FR" w:bidi="fr_FR"/>
+        </w:rPr>
+        <w:t>Humanité, ancienne et nouvelle</w:t>
+      </w:r>
       <w:r>
         <w:rPr>
           <w:lang w:val="fr_FR" w:bidi="fr_FR"/>
         </w:rPr>
         <w:t>.</w:t>
       </w:r>
-    </w:p>
-    <w:p>
-      <w:pPr/>
-      <w:r>
-        <w:rPr>
-          <w:lang w:val="fr_FR" w:bidi="fr_FR"/>
-        </w:rPr>
-      </w:r>
-      <w:r>
-        <w:rPr>
-          <w:lang w:val="fr_FR" w:bidi="fr_FR"/>
-        </w:rPr>
-        <w:t>Lorsque le mot est appliqué aux personnes, il signifie motivé et dirigé par le Saint-Esprit (</w:t>
-      </w:r>
-      <w:hyperlink r:id="rId634">
-        <w:r>
-          <w:rPr>
-            <w:lang w:val="fr_FR" w:bidi="fr_FR"/>
-          </w:rPr>
-          <w:rPr>
-            <w:color w:val="0000EE"/>
-            <w:u w:val="single"/>
-          </w:rPr>
-          <w:t>1Co 2.15</w:t>
-        </w:r>
-      </w:hyperlink>
-      <w:r>
-        <w:rPr>
-          <w:lang w:val="fr_FR" w:bidi="fr_FR"/>
-        </w:rPr>
-        <w:t xml:space="preserve">; </w:t>
-      </w:r>
-      <w:hyperlink r:id="rId635">
-        <w:r>
-          <w:rPr>
-            <w:lang w:val="fr_FR" w:bidi="fr_FR"/>
-          </w:rPr>
-          <w:rPr>
-            <w:color w:val="0000EE"/>
-            <w:u w:val="single"/>
-          </w:rPr>
-          <w:t>14.37</w:t>
-        </w:r>
-      </w:hyperlink>
-      <w:r>
-        <w:rPr>
-          <w:lang w:val="fr_FR" w:bidi="fr_FR"/>
-        </w:rPr>
-        <w:t xml:space="preserve">; </w:t>
-      </w:r>
-      <w:hyperlink r:id="rId636">
-        <w:r>
-          <w:rPr>
-            <w:lang w:val="fr_FR" w:bidi="fr_FR"/>
-          </w:rPr>
-          <w:rPr>
-            <w:color w:val="0000EE"/>
-            <w:u w:val="single"/>
-          </w:rPr>
-          <w:t>Ga 6.1</w:t>
-        </w:r>
-      </w:hyperlink>
-      <w:r>
-        <w:rPr>
-          <w:lang w:val="fr_FR" w:bidi="fr_FR"/>
-        </w:rPr>
-        <w:t>). « Naturel » est opposé à « spirituel », et il décrit donc généralement ce qui est vide de, ou opposé au Saint-Esprit et à son œuvre.</w:t>
+      <w:r>
+        <w:rPr>
+          <w:lang w:val="fr_FR" w:bidi="fr_FR"/>
+        </w:rPr>
+      </w:r>
+      <w:r>
+        <w:rPr>
+          <w:lang w:val="fr_FR" w:bidi="fr_FR"/>
+        </w:rPr>
+      </w:r>
+    </w:p>
+    <w:p>
+      <w:pPr/>
+      <w:r>
+        <w:rPr>
+          <w:lang w:val="fr_FR" w:bidi="fr_FR"/>
+        </w:rPr>
+      </w:r>
+    </w:p>
+    <w:p>
+      <w:pPr>
+        <w:pStyle w:val="Heading2"/>
+      </w:pPr>
+      <w:r>
+        <w:rPr>
+          <w:lang w:val="fr_FR" w:bidi="fr_FR"/>
+        </w:rPr>
+        <w:t>Honneur</w:t>
+      </w:r>
+      <w:r>
+        <w:rPr>
+          <w:lang w:val="fr_FR" w:bidi="fr_FR"/>
+        </w:rPr>
+      </w:r>
+    </w:p>
+    <w:p>
+      <w:pPr/>
+      <w:r>
+        <w:rPr>
+          <w:lang w:val="fr_FR" w:bidi="fr_FR"/>
+        </w:rPr>
+      </w:r>
+      <w:r>
+        <w:rPr>
+          <w:lang w:val="fr_FR" w:bidi="fr_FR"/>
+        </w:rPr>
+        <w:t>L'honneur est le respect, la bonne réputation et la haute estime qu'une personne reçoit en raison de son caractère ou de ses actions. Cela signifie également agir de manière juste et pure.</w:t>
       </w:r>
     </w:p>
     <w:p>
@@ -28092,136 +28729,209 @@
         <w:rPr>
           <w:lang w:val="fr_FR" w:bidi="fr_FR"/>
         </w:rPr>
-        <w:t>Différences entre le naturel et le spirituel dans la Bible</w:t>
-      </w:r>
-    </w:p>
-    <w:p>
-      <w:pPr/>
-      <w:r>
-        <w:rPr>
-          <w:lang w:val="fr_FR" w:bidi="fr_FR"/>
-        </w:rPr>
-      </w:r>
-      <w:r>
-        <w:rPr>
-          <w:lang w:val="fr_FR" w:bidi="fr_FR"/>
-        </w:rPr>
-        <w:t xml:space="preserve">Dans </w:t>
-      </w:r>
-      <w:hyperlink r:id="rId637">
-        <w:r>
-          <w:rPr>
-            <w:lang w:val="fr_FR" w:bidi="fr_FR"/>
-          </w:rPr>
-          <w:rPr>
-            <w:color w:val="0000EE"/>
-            <w:u w:val="single"/>
-          </w:rPr>
-          <w:t>1 Corinthiens 2.14–15</w:t>
-        </w:r>
-      </w:hyperlink>
-      <w:r>
-        <w:rPr>
-          <w:lang w:val="fr_FR" w:bidi="fr_FR"/>
-        </w:rPr>
-        <w:t>, « l'homme naturel » est contrasté avec « l'homme spirituel ». Dans ce contexte, l'homme naturel est celui qui n'accepte pas les choses qui viennent de l'esprit de Dieu (</w:t>
-      </w:r>
-      <w:hyperlink r:id="rId626">
-        <w:r>
-          <w:rPr>
-            <w:lang w:val="fr_FR" w:bidi="fr_FR"/>
-          </w:rPr>
-          <w:rPr>
-            <w:color w:val="0000EE"/>
-            <w:u w:val="single"/>
-          </w:rPr>
-          <w:t>1 Corinthiens 2.14</w:t>
-        </w:r>
-      </w:hyperlink>
-      <w:r>
-        <w:rPr>
-          <w:lang w:val="fr_FR" w:bidi="fr_FR"/>
-        </w:rPr>
-        <w:t>). Au contraire, ces choses sont pour lui une « folie ». Il ne peut pas les comprendre parce qu'elles sont « discernées spirituellement ». Cette folie est celle de l'incrédulité (</w:t>
-      </w:r>
-      <w:hyperlink r:id="rId638">
-        <w:r>
-          <w:rPr>
-            <w:lang w:val="fr_FR" w:bidi="fr_FR"/>
-          </w:rPr>
-          <w:rPr>
-            <w:color w:val="0000EE"/>
-            <w:u w:val="single"/>
-          </w:rPr>
-          <w:t>1.21</w:t>
-        </w:r>
-      </w:hyperlink>
-      <w:r>
-        <w:rPr>
-          <w:lang w:val="fr_FR" w:bidi="fr_FR"/>
-        </w:rPr>
-        <w:t>), et ce qui manque est l'intuition qui ne peut être produite que par le Saint-Esprit. Clairement, Paul a en tête quelqu'un sans, ou même opposé au, Saint-Esprit et à la vérité révélée de Dieu.</w:t>
-      </w:r>
-    </w:p>
-    <w:p>
-      <w:pPr/>
-      <w:r>
-        <w:rPr>
-          <w:lang w:val="fr_FR" w:bidi="fr_FR"/>
-        </w:rPr>
-      </w:r>
-      <w:r>
-        <w:rPr>
-          <w:lang w:val="fr_FR" w:bidi="fr_FR"/>
-        </w:rPr>
-        <w:t xml:space="preserve">Dans </w:t>
-      </w:r>
-      <w:hyperlink r:id="rId639">
-        <w:r>
-          <w:rPr>
-            <w:lang w:val="fr_FR" w:bidi="fr_FR"/>
-          </w:rPr>
-          <w:rPr>
-            <w:color w:val="0000EE"/>
-            <w:u w:val="single"/>
-          </w:rPr>
-          <w:t>1 Corinthiens 15.44–46</w:t>
-        </w:r>
-      </w:hyperlink>
-      <w:r>
-        <w:rPr>
-          <w:lang w:val="fr_FR" w:bidi="fr_FR"/>
-        </w:rPr>
-        <w:t xml:space="preserve">, le contraste entre le spirituel et le naturel se produit dans un contexte différent. Le « corps » dans la mort est comparé au « corps » dans la résurrection. Le corps du croyant déposé dans la tombe (« semé ») est un corps naturel (v. </w:t>
-      </w:r>
-      <w:hyperlink r:id="rId627">
-        <w:r>
-          <w:rPr>
-            <w:lang w:val="fr_FR" w:bidi="fr_FR"/>
-          </w:rPr>
-          <w:rPr>
-            <w:color w:val="0000EE"/>
-            <w:u w:val="single"/>
-          </w:rPr>
-          <w:t>44</w:t>
-        </w:r>
-      </w:hyperlink>
-      <w:r>
-        <w:rPr>
-          <w:lang w:val="fr_FR" w:bidi="fr_FR"/>
-        </w:rPr>
-        <w:t>a). Le corps du croyant ressuscité d'entre les morts sera un corps spirituel. Le corps ressuscité sera renouvelé et transformé par le Saint-Esprit (</w:t>
-      </w:r>
-      <w:hyperlink r:id="rId640">
-        <w:r>
-          <w:rPr>
-            <w:lang w:val="fr_FR" w:bidi="fr_FR"/>
-          </w:rPr>
-          <w:rPr>
-            <w:color w:val="0000EE"/>
-            <w:u w:val="single"/>
-          </w:rPr>
-          <w:t>Rm 8.11</w:t>
+        <w:t>L'Honneur dans le monde antique</w:t>
+      </w:r>
+    </w:p>
+    <w:p>
+      <w:pPr/>
+      <w:r>
+        <w:rPr>
+          <w:lang w:val="fr_FR" w:bidi="fr_FR"/>
+        </w:rPr>
+      </w:r>
+      <w:r>
+        <w:rPr>
+          <w:lang w:val="fr_FR" w:bidi="fr_FR"/>
+        </w:rPr>
+        <w:t>Dans les temps anciens, les gens associaient souvent l'honneur à la richesse et aux possessions. Ainsi, dans les histoires grecques par exemple, l'honneur du héros Ulysse dépendait de la récupération de ses biens, et un autre héros nommé Achille acquérait de l'honneur grâce aux cadeaux qu'il recevait. Plus tard, le mot gagnera la forte connotation éthique avec laquelle nous l'associons maintenant. Platon fut l'un des premiers à enseigner que l'honneur a une qualité personnelle et morale. C'est ce qu'il appelait « l'honneur intérieur ». Le monde distingue une personne par des « honneurs extérieurs ». Platon enseignait que ces honneurs n'ont pas de valeur ultime. Ce qui distingue encore plus une personne est la valeur intérieure acquise en pratiquant une vie vertueuse. Les Grecs et les Romains croyaient tous deux que l'honneur était très important dans la vie.</w:t>
+      </w:r>
+    </w:p>
+    <w:p>
+      <w:pPr>
+        <w:pStyle w:val="Heading3"/>
+      </w:pPr>
+      <w:r>
+        <w:rPr>
+          <w:lang w:val="fr_FR" w:bidi="fr_FR"/>
+        </w:rPr>
+        <w:t>L'Honneur dans la Bible</w:t>
+      </w:r>
+    </w:p>
+    <w:p>
+      <w:pPr/>
+      <w:r>
+        <w:rPr>
+          <w:lang w:val="fr_FR" w:bidi="fr_FR"/>
+        </w:rPr>
+      </w:r>
+      <w:r>
+        <w:rPr>
+          <w:lang w:val="fr_FR" w:bidi="fr_FR"/>
+        </w:rPr>
+        <w:t>La Bible nous offre la compréhension la plus authentique de l'honneur. L'Ancien Testament exigeait que les enfants honorent leurs parents (</w:t>
+      </w:r>
+      <w:hyperlink r:id="rId652">
+        <w:r>
+          <w:rPr>
+            <w:lang w:val="fr_FR" w:bidi="fr_FR"/>
+          </w:rPr>
+          <w:rPr>
+            <w:color w:val="0000EE"/>
+            <w:u w:val="single"/>
+          </w:rPr>
+          <w:t>Ex 20.12</w:t>
+        </w:r>
+      </w:hyperlink>
+      <w:r>
+        <w:rPr>
+          <w:lang w:val="fr_FR" w:bidi="fr_FR"/>
+        </w:rPr>
+        <w:t>). Ce commandement réapparaît dans l'enseignement éthique du Nouveau Testament (</w:t>
+      </w:r>
+      <w:hyperlink r:id="rId653">
+        <w:r>
+          <w:rPr>
+            <w:lang w:val="fr_FR" w:bidi="fr_FR"/>
+          </w:rPr>
+          <w:rPr>
+            <w:color w:val="0000EE"/>
+            <w:u w:val="single"/>
+          </w:rPr>
+          <w:t>Ep 6.1–2</w:t>
+        </w:r>
+      </w:hyperlink>
+      <w:r>
+        <w:rPr>
+          <w:lang w:val="fr_FR" w:bidi="fr_FR"/>
+        </w:rPr>
+        <w:t>). Il est encore plus crucial de rendre honneur à Dieu, qui mérite notre obéissance totale (</w:t>
+      </w:r>
+      <w:hyperlink r:id="rId654">
+        <w:r>
+          <w:rPr>
+            <w:lang w:val="fr_FR" w:bidi="fr_FR"/>
+          </w:rPr>
+          <w:rPr>
+            <w:color w:val="0000EE"/>
+            <w:u w:val="single"/>
+          </w:rPr>
+          <w:t>Ap 4.11</w:t>
+        </w:r>
+      </w:hyperlink>
+      <w:r>
+        <w:rPr>
+          <w:lang w:val="fr_FR" w:bidi="fr_FR"/>
+        </w:rPr>
+        <w:t xml:space="preserve">). </w:t>
+      </w:r>
+      <w:hyperlink r:id="rId655">
+        <w:r>
+          <w:rPr>
+            <w:lang w:val="fr_FR" w:bidi="fr_FR"/>
+          </w:rPr>
+          <w:rPr>
+            <w:color w:val="0000EE"/>
+            <w:u w:val="single"/>
+          </w:rPr>
+          <w:t>Proverbes 3.9</w:t>
+        </w:r>
+      </w:hyperlink>
+      <w:r>
+        <w:rPr>
+          <w:lang w:val="fr_FR" w:bidi="fr_FR"/>
+        </w:rPr>
+        <w:t xml:space="preserve"> nous enseigne ce que la loi exige : « </w:t>
+      </w:r>
+      <w:r>
+        <w:rPr>
+          <w:lang w:val="fr_FR" w:bidi="fr_FR"/>
+        </w:rPr>
+        <w:t>Honore l’Éternel avec tes biens, Et avec les prémices de tout ton revenu</w:t>
+      </w:r>
+      <w:r>
+        <w:rPr>
+          <w:lang w:val="fr_FR" w:bidi="fr_FR"/>
+        </w:rPr>
+        <w:t xml:space="preserve"> ». Cela signifie que nous devrions consacrer à la fois nos vies et nos biens au service de Dieu.</w:t>
+      </w:r>
+    </w:p>
+    <w:p>
+      <w:pPr/>
+      <w:r>
+        <w:rPr>
+          <w:lang w:val="fr_FR" w:bidi="fr_FR"/>
+        </w:rPr>
+      </w:r>
+      <w:r>
+        <w:rPr>
+          <w:lang w:val="fr_FR" w:bidi="fr_FR"/>
+        </w:rPr>
+        <w:t>La Bible nous dit que l'on échoue souvent à honorer Dieu correctement. Tout au long de l'histoire, seul Jésus-Christ a parfaitement honoré Dieu le Père en suivant entièrement la volonté de Dieu. Cela conduira Jésus à mourir sur la croix, par laquelle Dieu l'a hautement honoré (</w:t>
+      </w:r>
+      <w:hyperlink r:id="rId656">
+        <w:r>
+          <w:rPr>
+            <w:lang w:val="fr_FR" w:bidi="fr_FR"/>
+          </w:rPr>
+          <w:rPr>
+            <w:color w:val="0000EE"/>
+            <w:u w:val="single"/>
+          </w:rPr>
+          <w:t>Es 52.13–53.12</w:t>
+        </w:r>
+      </w:hyperlink>
+      <w:r>
+        <w:rPr>
+          <w:lang w:val="fr_FR" w:bidi="fr_FR"/>
+        </w:rPr>
+        <w:t>). Dieu le Père a élevé Jésus à sa position permanente en tant que notre grand Souverain Sacrificateur, ce qui est un très grand honneur (</w:t>
+      </w:r>
+      <w:hyperlink r:id="rId657">
+        <w:r>
+          <w:rPr>
+            <w:lang w:val="fr_FR" w:bidi="fr_FR"/>
+          </w:rPr>
+          <w:rPr>
+            <w:color w:val="0000EE"/>
+            <w:u w:val="single"/>
+          </w:rPr>
+          <w:t>Hé 5.4–5</w:t>
+        </w:r>
+      </w:hyperlink>
+      <w:r>
+        <w:rPr>
+          <w:lang w:val="fr_FR" w:bidi="fr_FR"/>
+        </w:rPr>
+        <w:t>). Jésus enseignera que son Père honorerait quiconque le sert (</w:t>
+      </w:r>
+      <w:hyperlink r:id="rId658">
+        <w:r>
+          <w:rPr>
+            <w:lang w:val="fr_FR" w:bidi="fr_FR"/>
+          </w:rPr>
+          <w:rPr>
+            <w:color w:val="0000EE"/>
+            <w:u w:val="single"/>
+          </w:rPr>
+          <w:t>Jn 12.26</w:t>
+        </w:r>
+      </w:hyperlink>
+      <w:r>
+        <w:rPr>
+          <w:lang w:val="fr_FR" w:bidi="fr_FR"/>
+        </w:rPr>
+        <w:t>). Cependant, ceux qui rejettent Jésus rejettent aussi Dieu le Père (</w:t>
+      </w:r>
+      <w:hyperlink r:id="rId659">
+        <w:r>
+          <w:rPr>
+            <w:lang w:val="fr_FR" w:bidi="fr_FR"/>
+          </w:rPr>
+          <w:rPr>
+            <w:color w:val="0000EE"/>
+            <w:u w:val="single"/>
+          </w:rPr>
+          <w:t>15.23</w:t>
         </w:r>
       </w:hyperlink>
       <w:r>
@@ -28232,142 +28942,57 @@
       </w:r>
     </w:p>
     <w:p>
-      <w:pPr/>
-      <w:r>
-        <w:rPr>
-          <w:lang w:val="fr_FR" w:bidi="fr_FR"/>
-        </w:rPr>
-      </w:r>
-      <w:r>
-        <w:rPr>
-          <w:lang w:val="fr_FR" w:bidi="fr_FR"/>
-        </w:rPr>
-        <w:t xml:space="preserve">Dans </w:t>
-      </w:r>
-      <w:hyperlink r:id="rId627">
-        <w:r>
-          <w:rPr>
-            <w:lang w:val="fr_FR" w:bidi="fr_FR"/>
-          </w:rPr>
-          <w:rPr>
-            <w:color w:val="0000EE"/>
-            <w:u w:val="single"/>
-          </w:rPr>
-          <w:t>1 Corinthiens 15.44b</w:t>
-        </w:r>
-      </w:hyperlink>
-      <w:r>
-        <w:rPr>
-          <w:lang w:val="fr_FR" w:bidi="fr_FR"/>
-        </w:rPr>
-        <w:t xml:space="preserve"> et </w:t>
-      </w:r>
-      <w:hyperlink r:id="rId641">
-        <w:r>
-          <w:rPr>
-            <w:lang w:val="fr_FR" w:bidi="fr_FR"/>
-          </w:rPr>
-          <w:rPr>
-            <w:color w:val="0000EE"/>
-            <w:u w:val="single"/>
-          </w:rPr>
-          <w:t>45a</w:t>
-        </w:r>
-      </w:hyperlink>
-      <w:r>
-        <w:rPr>
-          <w:lang w:val="fr_FR" w:bidi="fr_FR"/>
-        </w:rPr>
-        <w:t>, cependant, Paul relie le « corps naturel » à Adam avant la chute lorsque Dieu l'a créé (</w:t>
-      </w:r>
-      <w:hyperlink r:id="rId642">
-        <w:r>
-          <w:rPr>
-            <w:lang w:val="fr_FR" w:bidi="fr_FR"/>
-          </w:rPr>
-          <w:rPr>
-            <w:color w:val="0000EE"/>
-            <w:u w:val="single"/>
-          </w:rPr>
-          <w:t>Gn 2.7)</w:t>
-        </w:r>
-      </w:hyperlink>
-      <w:r>
-        <w:rPr>
-          <w:lang w:val="fr_FR" w:bidi="fr_FR"/>
-        </w:rPr>
-        <w:t>. Cela montre que ce qui est naturel se réfère à la création. Tel que créé à l'origine par Dieu, le « naturel » était « très bon » (</w:t>
-      </w:r>
-      <w:hyperlink r:id="rId643">
-        <w:r>
-          <w:rPr>
-            <w:lang w:val="fr_FR" w:bidi="fr_FR"/>
-          </w:rPr>
-          <w:rPr>
-            <w:color w:val="0000EE"/>
-            <w:u w:val="single"/>
-          </w:rPr>
-          <w:t>Gn 1.31</w:t>
-        </w:r>
-      </w:hyperlink>
-      <w:r>
-        <w:rPr>
-          <w:lang w:val="fr_FR" w:bidi="fr_FR"/>
-        </w:rPr>
-        <w:t>). Le péché humain a corrompu la nature jusque sa condamnation par la mort. Par conséquent, la rébellion pécheresse de l'homme naturel, mesurée par la création originale, est désormais contre nature et anormale. L'œuvre du Saint-Esprit maintenant, en Christ, est d'éliminer cette anomalie et de réaliser les objectifs originaux de la création (</w:t>
-      </w:r>
-      <w:hyperlink r:id="rId644">
-        <w:r>
-          <w:rPr>
-            <w:lang w:val="fr_FR" w:bidi="fr_FR"/>
-          </w:rPr>
-          <w:rPr>
-            <w:color w:val="0000EE"/>
-            <w:u w:val="single"/>
-          </w:rPr>
-          <w:t>Rm 8.19</w:t>
-        </w:r>
-      </w:hyperlink>
-      <w:hyperlink r:id="rId639">
-        <w:r>
-          <w:rPr>
-            <w:lang w:val="fr_FR" w:bidi="fr_FR"/>
-          </w:rPr>
-          <w:rPr>
-            <w:color w:val="0000EE"/>
-            <w:u w:val="single"/>
-          </w:rPr>
-          <w:t>–</w:t>
-        </w:r>
-      </w:hyperlink>
-      <w:hyperlink r:id="rId644">
-        <w:r>
-          <w:rPr>
-            <w:lang w:val="fr_FR" w:bidi="fr_FR"/>
-          </w:rPr>
-          <w:rPr>
-            <w:color w:val="0000EE"/>
-            <w:u w:val="single"/>
-          </w:rPr>
-          <w:t>22</w:t>
-        </w:r>
-      </w:hyperlink>
-      <w:r>
-        <w:rPr>
-          <w:lang w:val="fr_FR" w:bidi="fr_FR"/>
-        </w:rPr>
-        <w:t xml:space="preserve">; </w:t>
-      </w:r>
-      <w:hyperlink r:id="rId645">
-        <w:r>
-          <w:rPr>
-            <w:lang w:val="fr_FR" w:bidi="fr_FR"/>
-          </w:rPr>
-          <w:rPr>
-            <w:color w:val="0000EE"/>
-            <w:u w:val="single"/>
-          </w:rPr>
-          <w:t>2Co 5.17</w:t>
+      <w:pPr>
+        <w:pStyle w:val="Heading3"/>
+      </w:pPr>
+      <w:r>
+        <w:rPr>
+          <w:lang w:val="fr_FR" w:bidi="fr_FR"/>
+        </w:rPr>
+        <w:t>L'Honneur dans la vie chrétienne</w:t>
+      </w:r>
+    </w:p>
+    <w:p>
+      <w:pPr/>
+      <w:r>
+        <w:rPr>
+          <w:lang w:val="fr_FR" w:bidi="fr_FR"/>
+        </w:rPr>
+      </w:r>
+      <w:r>
+        <w:rPr>
+          <w:lang w:val="fr_FR" w:bidi="fr_FR"/>
+        </w:rPr>
+        <w:t>Les chrétiens devraient s'honorer mutuellement en considérant les autres croyants comme plus importants qu'eux-mêmes (</w:t>
+      </w:r>
+      <w:hyperlink r:id="rId660">
+        <w:r>
+          <w:rPr>
+            <w:lang w:val="fr_FR" w:bidi="fr_FR"/>
+          </w:rPr>
+          <w:rPr>
+            <w:color w:val="0000EE"/>
+            <w:u w:val="single"/>
+          </w:rPr>
+          <w:t>Rm 12.10</w:t>
+        </w:r>
+      </w:hyperlink>
+      <w:r>
+        <w:rPr>
+          <w:lang w:val="fr_FR" w:bidi="fr_FR"/>
+        </w:rPr>
+        <w:t>). Cela découle du fait que le chrétien a reçu de l'honneur de la part de Dieu (</w:t>
+      </w:r>
+      <w:hyperlink r:id="rId661">
+        <w:r>
+          <w:rPr>
+            <w:lang w:val="fr_FR" w:bidi="fr_FR"/>
+          </w:rPr>
+          <w:rPr>
+            <w:color w:val="0000EE"/>
+            <w:u w:val="single"/>
+          </w:rPr>
+          <w:t>1P 1.7</w:t>
         </w:r>
       </w:hyperlink>
       <w:r>
@@ -28376,381 +29001,7 @@
         </w:rPr>
         <w:t>).</w:t>
       </w:r>
-    </w:p>
-    <w:p>
-      <w:pPr/>
-      <w:r>
-        <w:rPr>
-          <w:lang w:val="fr_FR" w:bidi="fr_FR"/>
-        </w:rPr>
-      </w:r>
-      <w:r>
-        <w:rPr>
-          <w:i/>
-          <w:lang w:val="fr_FR" w:bidi="fr_FR"/>
-        </w:rPr>
-        <w:t>Voir aussi</w:t>
-      </w:r>
-      <w:r>
-        <w:rPr>
-          <w:lang w:val="fr_FR" w:bidi="fr_FR"/>
-        </w:rPr>
-        <w:t xml:space="preserve"> </w:t>
-      </w:r>
-      <w:r>
-        <w:rPr>
-          <w:lang w:val="fr_FR" w:bidi="fr_FR"/>
-        </w:rPr>
-        <w:t>Être humain</w:t>
-      </w:r>
-      <w:r>
-        <w:rPr>
-          <w:lang w:val="fr_FR" w:bidi="fr_FR"/>
-        </w:rPr>
-        <w:t xml:space="preserve"> ; </w:t>
-      </w:r>
-      <w:r>
-        <w:rPr>
-          <w:lang w:val="fr_FR" w:bidi="fr_FR"/>
-        </w:rPr>
-        <w:t>Humanité, ancienne et nouvelle</w:t>
-      </w:r>
-      <w:r>
-        <w:rPr>
-          <w:lang w:val="fr_FR" w:bidi="fr_FR"/>
-        </w:rPr>
-        <w:t>.</w:t>
-      </w:r>
-      <w:r>
-        <w:rPr>
-          <w:lang w:val="fr_FR" w:bidi="fr_FR"/>
-        </w:rPr>
-      </w:r>
-      <w:r>
-        <w:rPr>
-          <w:lang w:val="fr_FR" w:bidi="fr_FR"/>
-        </w:rPr>
-      </w:r>
-    </w:p>
-    <w:p>
-      <w:pPr/>
-      <w:r>
-        <w:rPr>
-          <w:lang w:val="fr_FR" w:bidi="fr_FR"/>
-        </w:rPr>
-      </w:r>
-    </w:p>
-    <w:p>
-      <w:pPr>
-        <w:pStyle w:val="Heading2"/>
-      </w:pPr>
-      <w:r>
-        <w:rPr>
-          <w:lang w:val="fr_FR" w:bidi="fr_FR"/>
-        </w:rPr>
-        <w:t>Honneur</w:t>
-      </w:r>
-      <w:r>
-        <w:rPr>
-          <w:lang w:val="fr_FR" w:bidi="fr_FR"/>
-        </w:rPr>
-      </w:r>
-    </w:p>
-    <w:p>
-      <w:pPr/>
-      <w:r>
-        <w:rPr>
-          <w:lang w:val="fr_FR" w:bidi="fr_FR"/>
-        </w:rPr>
-      </w:r>
-      <w:r>
-        <w:rPr>
-          <w:lang w:val="fr_FR" w:bidi="fr_FR"/>
-        </w:rPr>
-        <w:t>L'honneur est le respect, la bonne réputation et la haute estime qu'une personne reçoit en raison de son caractère ou de ses actions. Cela signifie également agir de manière juste et pure.</w:t>
-      </w:r>
-    </w:p>
-    <w:p>
-      <w:pPr>
-        <w:pStyle w:val="Heading3"/>
-      </w:pPr>
-      <w:r>
-        <w:rPr>
-          <w:lang w:val="fr_FR" w:bidi="fr_FR"/>
-        </w:rPr>
-        <w:t>L'Honneur dans le monde antique</w:t>
-      </w:r>
-    </w:p>
-    <w:p>
-      <w:pPr/>
-      <w:r>
-        <w:rPr>
-          <w:lang w:val="fr_FR" w:bidi="fr_FR"/>
-        </w:rPr>
-      </w:r>
-      <w:r>
-        <w:rPr>
-          <w:lang w:val="fr_FR" w:bidi="fr_FR"/>
-        </w:rPr>
-        <w:t>Dans les temps anciens, les gens associaient souvent l'honneur à la richesse et aux possessions. Ainsi, dans les histoires grecques par exemple, l'honneur du héros Ulysse dépendait de la récupération de ses biens, et un autre héros nommé Achille acquérait de l'honneur grâce aux cadeaux qu'il recevait. Plus tard, le mot gagnera la forte connotation éthique avec laquelle nous l'associons maintenant. Platon fut l'un des premiers à enseigner que l'honneur a une qualité personnelle et morale. C'est ce qu'il appelait « l'honneur intérieur ». Le monde distingue une personne par des « honneurs extérieurs ». Platon enseignait que ces honneurs n'ont pas de valeur ultime. Ce qui distingue encore plus une personne est la valeur intérieure acquise en pratiquant une vie vertueuse. Les Grecs et les Romains croyaient tous deux que l'honneur était très important dans la vie.</w:t>
-      </w:r>
-    </w:p>
-    <w:p>
-      <w:pPr>
-        <w:pStyle w:val="Heading3"/>
-      </w:pPr>
-      <w:r>
-        <w:rPr>
-          <w:lang w:val="fr_FR" w:bidi="fr_FR"/>
-        </w:rPr>
-        <w:t>L'Honneur dans la Bible</w:t>
-      </w:r>
-    </w:p>
-    <w:p>
-      <w:pPr/>
-      <w:r>
-        <w:rPr>
-          <w:lang w:val="fr_FR" w:bidi="fr_FR"/>
-        </w:rPr>
-      </w:r>
-      <w:r>
-        <w:rPr>
-          <w:lang w:val="fr_FR" w:bidi="fr_FR"/>
-        </w:rPr>
-        <w:t>La Bible nous offre la compréhension la plus authentique de l'honneur. L'Ancien Testament exigeait que les enfants honorent leurs parents (</w:t>
-      </w:r>
-      <w:hyperlink r:id="rId646">
-        <w:r>
-          <w:rPr>
-            <w:lang w:val="fr_FR" w:bidi="fr_FR"/>
-          </w:rPr>
-          <w:rPr>
-            <w:color w:val="0000EE"/>
-            <w:u w:val="single"/>
-          </w:rPr>
-          <w:t>Ex 20.12</w:t>
-        </w:r>
-      </w:hyperlink>
-      <w:r>
-        <w:rPr>
-          <w:lang w:val="fr_FR" w:bidi="fr_FR"/>
-        </w:rPr>
-        <w:t>). Ce commandement réapparaît dans l'enseignement éthique du Nouveau Testament (</w:t>
-      </w:r>
-      <w:hyperlink r:id="rId647">
-        <w:r>
-          <w:rPr>
-            <w:lang w:val="fr_FR" w:bidi="fr_FR"/>
-          </w:rPr>
-          <w:rPr>
-            <w:color w:val="0000EE"/>
-            <w:u w:val="single"/>
-          </w:rPr>
-          <w:t>Ep 6.1–2</w:t>
-        </w:r>
-      </w:hyperlink>
-      <w:r>
-        <w:rPr>
-          <w:lang w:val="fr_FR" w:bidi="fr_FR"/>
-        </w:rPr>
-        <w:t>). Il est encore plus crucial de rendre honneur à Dieu, qui mérite notre obéissance totale (</w:t>
-      </w:r>
-      <w:hyperlink r:id="rId648">
-        <w:r>
-          <w:rPr>
-            <w:lang w:val="fr_FR" w:bidi="fr_FR"/>
-          </w:rPr>
-          <w:rPr>
-            <w:color w:val="0000EE"/>
-            <w:u w:val="single"/>
-          </w:rPr>
-          <w:t>Ap 4.11</w:t>
-        </w:r>
-      </w:hyperlink>
-      <w:r>
-        <w:rPr>
-          <w:lang w:val="fr_FR" w:bidi="fr_FR"/>
-        </w:rPr>
-        <w:t xml:space="preserve">). </w:t>
-      </w:r>
-      <w:hyperlink r:id="rId649">
-        <w:r>
-          <w:rPr>
-            <w:lang w:val="fr_FR" w:bidi="fr_FR"/>
-          </w:rPr>
-          <w:rPr>
-            <w:color w:val="0000EE"/>
-            <w:u w:val="single"/>
-          </w:rPr>
-          <w:t>Proverbes 3.9</w:t>
-        </w:r>
-      </w:hyperlink>
-      <w:r>
-        <w:rPr>
-          <w:lang w:val="fr_FR" w:bidi="fr_FR"/>
-        </w:rPr>
-        <w:t xml:space="preserve"> nous enseigne ce que la loi exige : « </w:t>
-      </w:r>
-      <w:r>
-        <w:rPr>
-          <w:lang w:val="fr_FR" w:bidi="fr_FR"/>
-        </w:rPr>
-        <w:t>Honore l’Éternel avec tes biens, Et avec les prémices de tout ton revenu</w:t>
-      </w:r>
-      <w:r>
-        <w:rPr>
-          <w:lang w:val="fr_FR" w:bidi="fr_FR"/>
-        </w:rPr>
-        <w:t xml:space="preserve"> ». Cela signifie que nous devrions consacrer à la fois nos vies et nos biens au service de Dieu.</w:t>
-      </w:r>
-    </w:p>
-    <w:p>
-      <w:pPr/>
-      <w:r>
-        <w:rPr>
-          <w:lang w:val="fr_FR" w:bidi="fr_FR"/>
-        </w:rPr>
-      </w:r>
-      <w:r>
-        <w:rPr>
-          <w:lang w:val="fr_FR" w:bidi="fr_FR"/>
-        </w:rPr>
-        <w:t>La Bible nous dit que l'on échoue souvent à honorer Dieu correctement. Tout au long de l'histoire, seul Jésus-Christ a parfaitement honoré Dieu le Père en suivant entièrement la volonté de Dieu. Cela conduira Jésus à mourir sur la croix, par laquelle Dieu l'a hautement honoré (</w:t>
-      </w:r>
-      <w:hyperlink r:id="rId650">
-        <w:r>
-          <w:rPr>
-            <w:lang w:val="fr_FR" w:bidi="fr_FR"/>
-          </w:rPr>
-          <w:rPr>
-            <w:color w:val="0000EE"/>
-            <w:u w:val="single"/>
-          </w:rPr>
-          <w:t>Es 52.13–53.12</w:t>
-        </w:r>
-      </w:hyperlink>
-      <w:r>
-        <w:rPr>
-          <w:lang w:val="fr_FR" w:bidi="fr_FR"/>
-        </w:rPr>
-        <w:t>). Dieu le Père a élevé Jésus à sa position permanente en tant que notre grand Souverain Sacrificateur, ce qui est un très grand honneur (</w:t>
-      </w:r>
-      <w:hyperlink r:id="rId651">
-        <w:r>
-          <w:rPr>
-            <w:lang w:val="fr_FR" w:bidi="fr_FR"/>
-          </w:rPr>
-          <w:rPr>
-            <w:color w:val="0000EE"/>
-            <w:u w:val="single"/>
-          </w:rPr>
-          <w:t>Hé 5.4–5</w:t>
-        </w:r>
-      </w:hyperlink>
-      <w:r>
-        <w:rPr>
-          <w:lang w:val="fr_FR" w:bidi="fr_FR"/>
-        </w:rPr>
-        <w:t>). Jésus enseignera que son Père honorerait quiconque le sert (</w:t>
-      </w:r>
-      <w:hyperlink r:id="rId652">
-        <w:r>
-          <w:rPr>
-            <w:lang w:val="fr_FR" w:bidi="fr_FR"/>
-          </w:rPr>
-          <w:rPr>
-            <w:color w:val="0000EE"/>
-            <w:u w:val="single"/>
-          </w:rPr>
-          <w:t>Jn 12.26</w:t>
-        </w:r>
-      </w:hyperlink>
-      <w:r>
-        <w:rPr>
-          <w:lang w:val="fr_FR" w:bidi="fr_FR"/>
-        </w:rPr>
-        <w:t>). Cependant, ceux qui rejettent Jésus rejettent aussi Dieu le Père (</w:t>
-      </w:r>
-      <w:hyperlink r:id="rId653">
-        <w:r>
-          <w:rPr>
-            <w:lang w:val="fr_FR" w:bidi="fr_FR"/>
-          </w:rPr>
-          <w:rPr>
-            <w:color w:val="0000EE"/>
-            <w:u w:val="single"/>
-          </w:rPr>
-          <w:t>15.23</w:t>
-        </w:r>
-      </w:hyperlink>
-      <w:r>
-        <w:rPr>
-          <w:lang w:val="fr_FR" w:bidi="fr_FR"/>
-        </w:rPr>
-        <w:t>).</w:t>
-      </w:r>
-    </w:p>
-    <w:p>
-      <w:pPr>
-        <w:pStyle w:val="Heading3"/>
-      </w:pPr>
-      <w:r>
-        <w:rPr>
-          <w:lang w:val="fr_FR" w:bidi="fr_FR"/>
-        </w:rPr>
-        <w:t>L'Honneur dans la vie chrétienne</w:t>
-      </w:r>
-    </w:p>
-    <w:p>
-      <w:pPr/>
-      <w:r>
-        <w:rPr>
-          <w:lang w:val="fr_FR" w:bidi="fr_FR"/>
-        </w:rPr>
-      </w:r>
-      <w:r>
-        <w:rPr>
-          <w:lang w:val="fr_FR" w:bidi="fr_FR"/>
-        </w:rPr>
-        <w:t>Les chrétiens devraient s'honorer mutuellement en considérant les autres croyants comme plus importants qu'eux-mêmes (</w:t>
-      </w:r>
-      <w:hyperlink r:id="rId654">
-        <w:r>
-          <w:rPr>
-            <w:lang w:val="fr_FR" w:bidi="fr_FR"/>
-          </w:rPr>
-          <w:rPr>
-            <w:color w:val="0000EE"/>
-            <w:u w:val="single"/>
-          </w:rPr>
-          <w:t>Rm 12.10</w:t>
-        </w:r>
-      </w:hyperlink>
-      <w:r>
-        <w:rPr>
-          <w:lang w:val="fr_FR" w:bidi="fr_FR"/>
-        </w:rPr>
-        <w:t>). Cela découle du fait que le chrétien a reçu de l'honneur de la part de Dieu (</w:t>
-      </w:r>
-      <w:hyperlink r:id="rId655">
-        <w:r>
-          <w:rPr>
-            <w:lang w:val="fr_FR" w:bidi="fr_FR"/>
-          </w:rPr>
-          <w:rPr>
-            <w:color w:val="0000EE"/>
-            <w:u w:val="single"/>
-          </w:rPr>
-          <w:t>1P 1.7</w:t>
-        </w:r>
-      </w:hyperlink>
-      <w:r>
-        <w:rPr>
-          <w:lang w:val="fr_FR" w:bidi="fr_FR"/>
-        </w:rPr>
-        <w:t>).</w:t>
-      </w:r>
-      <w:hyperlink r:id="rId655">
+      <w:hyperlink r:id="rId661">
         <w:r>
           <w:rPr>
             <w:lang w:val="fr_FR" w:bidi="fr_FR"/>
@@ -28786,7 +29037,7 @@
         </w:rPr>
         <w:t>Un mari doit honorer son épouse en la traitant avec amour et respect (</w:t>
       </w:r>
-      <w:hyperlink r:id="rId656">
+      <w:hyperlink r:id="rId662">
         <w:r>
           <w:rPr>
             <w:lang w:val="fr_FR" w:bidi="fr_FR"/>
@@ -28822,7 +29073,7 @@
         </w:rPr>
         <w:t>Le serviteur chrétien se doit d'honorer son maître pour montrer qu'il suit les enseignements de Jésus (</w:t>
       </w:r>
-      <w:hyperlink r:id="rId657">
+      <w:hyperlink r:id="rId663">
         <w:r>
           <w:rPr>
             <w:lang w:val="fr_FR" w:bidi="fr_FR"/>
@@ -28870,7 +29121,7 @@
         </w:rPr>
         <w:t>Chaque chrétien devrait démontrer le respect approprié à chacun, comme l'enseigne la Bible (</w:t>
       </w:r>
-      <w:hyperlink r:id="rId658">
+      <w:hyperlink r:id="rId664">
         <w:r>
           <w:rPr>
             <w:lang w:val="fr_FR" w:bidi="fr_FR"/>
@@ -28888,7 +29139,7 @@
         </w:rPr>
         <w:t xml:space="preserve"> ; </w:t>
       </w:r>
-      <w:hyperlink r:id="rId659">
+      <w:hyperlink r:id="rId665">
         <w:r>
           <w:rPr>
             <w:lang w:val="fr_FR" w:bidi="fr_FR"/>
@@ -28954,7 +29205,7 @@
         </w:rPr>
         <w:t>Lieu de campement des Israélites pendant leurs errances dans le désert (</w:t>
       </w:r>
-      <w:hyperlink r:id="rId660">
+      <w:hyperlink r:id="rId666">
         <w:r>
           <w:rPr>
             <w:lang w:val="fr_FR" w:bidi="fr_FR"/>
@@ -28972,7 +29223,7 @@
         </w:rPr>
         <w:t xml:space="preserve">). Il pourrait s'agir du même lieu que Gudgodah dans </w:t>
       </w:r>
-      <w:hyperlink r:id="rId661">
+      <w:hyperlink r:id="rId667">
         <w:r>
           <w:rPr>
             <w:lang w:val="fr_FR" w:bidi="fr_FR"/>
@@ -29071,7 +29322,7 @@
         </w:rPr>
         <w:t>1. Montagne située à la frontière du pays d'Édom (</w:t>
       </w:r>
-      <w:hyperlink r:id="rId662">
+      <w:hyperlink r:id="rId668">
         <w:r>
           <w:rPr>
             <w:lang w:val="fr_FR" w:bidi="fr_FR"/>
@@ -29089,7 +29340,7 @@
         </w:rPr>
         <w:t xml:space="preserve"> ; </w:t>
       </w:r>
-      <w:hyperlink r:id="rId663">
+      <w:hyperlink r:id="rId669">
         <w:r>
           <w:rPr>
             <w:lang w:val="fr_FR" w:bidi="fr_FR"/>
@@ -29107,7 +29358,7 @@
         </w:rPr>
         <w:t>). La montagne de Hor est le premier endroit où sont arrivés les Israélites (</w:t>
       </w:r>
-      <w:hyperlink r:id="rId664">
+      <w:hyperlink r:id="rId670">
         <w:r>
           <w:rPr>
             <w:lang w:val="fr_FR" w:bidi="fr_FR"/>
@@ -29125,7 +29376,7 @@
         </w:rPr>
         <w:t>) après avoir erré près de quarante ans (</w:t>
       </w:r>
-      <w:hyperlink r:id="rId665">
+      <w:hyperlink r:id="rId671">
         <w:r>
           <w:rPr>
             <w:lang w:val="fr_FR" w:bidi="fr_FR"/>
@@ -29143,7 +29394,7 @@
         </w:rPr>
         <w:t>). Le frère de Moïse, Aaron, ne sera pas autorisé à entrer en Canaan car il avait refusé de suivre les instructions du Seigneur à Meriba (</w:t>
       </w:r>
-      <w:hyperlink r:id="rId666">
+      <w:hyperlink r:id="rId672">
         <w:r>
           <w:rPr>
             <w:lang w:val="fr_FR" w:bidi="fr_FR"/>
@@ -29161,7 +29412,7 @@
         </w:rPr>
         <w:t>). Dépouillé de ses vêtements sacerdotaux, qui seront ensuite placés sur son fils Éléazar, Aaron mourra au sommet du mont Hor (</w:t>
       </w:r>
-      <w:hyperlink r:id="rId667">
+      <w:hyperlink r:id="rId673">
         <w:r>
           <w:rPr>
             <w:lang w:val="fr_FR" w:bidi="fr_FR"/>
@@ -29191,7 +29442,7 @@
         </w:rPr>
         <w:t xml:space="preserve"> Hor (</w:t>
       </w:r>
-      <w:hyperlink r:id="rId668">
+      <w:hyperlink r:id="rId674">
         <w:r>
           <w:rPr>
             <w:lang w:val="fr_FR" w:bidi="fr_FR"/>
@@ -29209,7 +29460,7 @@
         </w:rPr>
         <w:t xml:space="preserve">). Selon </w:t>
       </w:r>
-      <w:hyperlink r:id="rId669">
+      <w:hyperlink r:id="rId675">
         <w:r>
           <w:rPr>
             <w:lang w:val="fr_FR" w:bidi="fr_FR"/>
@@ -29227,7 +29478,7 @@
         </w:rPr>
         <w:t xml:space="preserve">, Aaron est mort et a été enterré à Moséra (probablement le Moséroth de </w:t>
       </w:r>
-      <w:hyperlink r:id="rId670">
+      <w:hyperlink r:id="rId676">
         <w:r>
           <w:rPr>
             <w:lang w:val="fr_FR" w:bidi="fr_FR"/>
@@ -29283,7 +29534,7 @@
         </w:rPr>
         <w:t xml:space="preserve"> Hor reste incertaine. Le site traditionnel, Jebel Nebi Harun (qui signifie « la montagne du prophète Aaron »), s'élève à presque 1 500 m de hauteur et est la plus haute des montagnes d'Édom. Les musulmans affirment qu'un petit bâtiment à son sommet est le tombeau d'Aaron. Cependant, Jebel Nebi Harun est situé près de Petra (au milieu d'Édom) et trop loin à l'est de Kadès. Un emplacement plus probable est Jebel Madeira, situé à la frontière nord-ouest d'Édom, à environ 25 km au nord-est de Kadès. Quoi qu'il en soit, le mot hébreu hor signifie probablement « mont » (comme dans </w:t>
       </w:r>
-      <w:hyperlink r:id="rId671">
+      <w:hyperlink r:id="rId677">
         <w:r>
           <w:rPr>
             <w:lang w:val="fr_FR" w:bidi="fr_FR"/>
@@ -29360,6 +29611,138 @@
         <w:rPr>
           <w:lang w:val="fr_FR" w:bidi="fr_FR"/>
         </w:rPr>
+        <w:t>Horam</w:t>
+      </w:r>
+      <w:r>
+        <w:rPr>
+          <w:lang w:val="fr_FR" w:bidi="fr_FR"/>
+        </w:rPr>
+      </w:r>
+    </w:p>
+    <w:p>
+      <w:pPr/>
+      <w:r>
+        <w:rPr>
+          <w:lang w:val="fr_FR" w:bidi="fr_FR"/>
+        </w:rPr>
+      </w:r>
+      <w:r>
+        <w:rPr>
+          <w:lang w:val="fr_FR" w:bidi="fr_FR"/>
+        </w:rPr>
+        <w:t>Roi de Guézer qui, en venant au secours de Lakis, sera vaincu et tué par Josué (</w:t>
+      </w:r>
+      <w:hyperlink r:id="rId678">
+        <w:r>
+          <w:rPr>
+            <w:lang w:val="fr_FR" w:bidi="fr_FR"/>
+          </w:rPr>
+          <w:rPr>
+            <w:color w:val="0000EE"/>
+            <w:u w:val="single"/>
+          </w:rPr>
+          <w:t>Jos 10.33</w:t>
+        </w:r>
+      </w:hyperlink>
+      <w:r>
+        <w:rPr>
+          <w:lang w:val="fr_FR" w:bidi="fr_FR"/>
+        </w:rPr>
+        <w:t>).</w:t>
+      </w:r>
+      <w:r>
+        <w:rPr>
+          <w:lang w:val="fr_FR" w:bidi="fr_FR"/>
+        </w:rPr>
+      </w:r>
+      <w:r>
+        <w:rPr>
+          <w:lang w:val="fr_FR" w:bidi="fr_FR"/>
+        </w:rPr>
+      </w:r>
+    </w:p>
+    <w:p>
+      <w:pPr/>
+      <w:r>
+        <w:rPr>
+          <w:lang w:val="fr_FR" w:bidi="fr_FR"/>
+        </w:rPr>
+      </w:r>
+    </w:p>
+    <w:p>
+      <w:pPr>
+        <w:pStyle w:val="Heading2"/>
+      </w:pPr>
+      <w:r>
+        <w:rPr>
+          <w:lang w:val="fr_FR" w:bidi="fr_FR"/>
+        </w:rPr>
+        <w:t>Horem</w:t>
+      </w:r>
+      <w:r>
+        <w:rPr>
+          <w:lang w:val="fr_FR" w:bidi="fr_FR"/>
+        </w:rPr>
+      </w:r>
+    </w:p>
+    <w:p>
+      <w:pPr/>
+      <w:r>
+        <w:rPr>
+          <w:lang w:val="fr_FR" w:bidi="fr_FR"/>
+        </w:rPr>
+      </w:r>
+      <w:r>
+        <w:rPr>
+          <w:lang w:val="fr_FR" w:bidi="fr_FR"/>
+        </w:rPr>
+        <w:t>Ville établie à des fins de défense dans les hauteurs du territoire de Nephthali (</w:t>
+      </w:r>
+      <w:hyperlink r:id="rId679">
+        <w:r>
+          <w:rPr>
+            <w:lang w:val="fr_FR" w:bidi="fr_FR"/>
+          </w:rPr>
+          <w:rPr>
+            <w:color w:val="0000EE"/>
+            <w:u w:val="single"/>
+          </w:rPr>
+          <w:t>Jos 19.38</w:t>
+        </w:r>
+      </w:hyperlink>
+      <w:r>
+        <w:rPr>
+          <w:lang w:val="fr_FR" w:bidi="fr_FR"/>
+        </w:rPr>
+        <w:t>). Bien que son emplacement exact soit inconnu, elle devait se trouver dans le nord de la Galilée.</w:t>
+      </w:r>
+      <w:r>
+        <w:rPr>
+          <w:lang w:val="fr_FR" w:bidi="fr_FR"/>
+        </w:rPr>
+      </w:r>
+      <w:r>
+        <w:rPr>
+          <w:lang w:val="fr_FR" w:bidi="fr_FR"/>
+        </w:rPr>
+      </w:r>
+    </w:p>
+    <w:p>
+      <w:pPr/>
+      <w:r>
+        <w:rPr>
+          <w:lang w:val="fr_FR" w:bidi="fr_FR"/>
+        </w:rPr>
+      </w:r>
+    </w:p>
+    <w:p>
+      <w:pPr>
+        <w:pStyle w:val="Heading2"/>
+      </w:pPr>
+      <w:r>
+        <w:rPr>
+          <w:lang w:val="fr_FR" w:bidi="fr_FR"/>
+        </w:rPr>
         <w:t>Hori</w:t>
       </w:r>
       <w:r>
@@ -29431,7 +29814,7 @@
         </w:rPr>
         <w:t>2. Le père de Schaphath et membre de la tribu de Siméon. Schaphath était l'un des douze espions (</w:t>
       </w:r>
-      <w:hyperlink r:id="rId672">
+      <w:hyperlink r:id="rId680">
         <w:r>
           <w:rPr>
             <w:lang w:val="fr_FR" w:bidi="fr_FR"/>
@@ -29515,7 +29898,7 @@
         </w:rPr>
         <w:t>). Dans la Bible, ils ont été vaincus par Kedorlaomer et ses alliés (</w:t>
       </w:r>
-      <w:hyperlink r:id="rId673">
+      <w:hyperlink r:id="rId681">
         <w:r>
           <w:rPr>
             <w:lang w:val="fr_FR" w:bidi="fr_FR"/>
@@ -29533,7 +29916,7 @@
         </w:rPr>
         <w:t>). Ils étaient gouvernés par des chefs (</w:t>
       </w:r>
-      <w:hyperlink r:id="rId674">
+      <w:hyperlink r:id="rId682">
         <w:r>
           <w:rPr>
             <w:lang w:val="fr_FR" w:bidi="fr_FR"/>
@@ -29551,7 +29934,7 @@
         </w:rPr>
         <w:t>) et seront détruits, en fin de compte, par les descendants d'Ésaü (</w:t>
       </w:r>
-      <w:hyperlink r:id="rId675">
+      <w:hyperlink r:id="rId683">
         <w:r>
           <w:rPr>
             <w:lang w:val="fr_FR" w:bidi="fr_FR"/>
@@ -29635,7 +30018,7 @@
         </w:rPr>
         <w:t xml:space="preserve">ien ». Un certain Tsibeon est appelé un Horien dans </w:t>
       </w:r>
-      <w:hyperlink r:id="rId676">
+      <w:hyperlink r:id="rId684">
         <w:r>
           <w:rPr>
             <w:lang w:val="fr_FR" w:bidi="fr_FR"/>
@@ -29761,7 +30144,7 @@
         </w:rPr>
         <w:t>, les manuscrits hébreux existants lisent à tort « Hévien » pour « Horien ». Il semble que les références de l'Ancien Testament ne correspondent pas aux Hourrites, et les noms propres des Horiens ne correspondent pas non plus aux exemples hourrites (</w:t>
       </w:r>
-      <w:hyperlink r:id="rId676">
+      <w:hyperlink r:id="rId684">
         <w:r>
           <w:rPr>
             <w:lang w:val="fr_FR" w:bidi="fr_FR"/>
@@ -29779,7 +30162,7 @@
         </w:rPr>
         <w:t>), semblant plutôt être sémitiques. Les Horiens venaient de Transjordanie et étaient les prédécesseurs des Édomites (</w:t>
       </w:r>
-      <w:hyperlink r:id="rId673">
+      <w:hyperlink r:id="rId681">
         <w:r>
           <w:rPr>
             <w:lang w:val="fr_FR" w:bidi="fr_FR"/>
@@ -29797,7 +30180,7 @@
         </w:rPr>
         <w:t>). Les références ultérieures aux Horiens peuvent concerner les Horiens occidentaux, qui étaient peut-être des Hourrites (</w:t>
       </w:r>
-      <w:hyperlink r:id="rId677">
+      <w:hyperlink r:id="rId685">
         <w:r>
           <w:rPr>
             <w:lang w:val="fr_FR" w:bidi="fr_FR"/>
@@ -29958,7 +30341,7 @@
         </w:rPr>
         <w:t>Il s'agissait au départ d'un établissement cananéen. La ville appartiendra ensuite à la tribu de Juda, et ensuite à la tribu de Siméon (</w:t>
       </w:r>
-      <w:hyperlink r:id="rId678">
+      <w:hyperlink r:id="rId686">
         <w:r>
           <w:rPr>
             <w:lang w:val="fr_FR" w:bidi="fr_FR"/>
@@ -29976,7 +30359,7 @@
         </w:rPr>
         <w:t xml:space="preserve"> ;</w:t>
       </w:r>
-      <w:hyperlink r:id="rId679">
+      <w:hyperlink r:id="rId687">
         <w:r>
           <w:rPr>
             <w:lang w:val="fr_FR" w:bidi="fr_FR"/>
@@ -29994,7 +30377,7 @@
         </w:rPr>
         <w:t>). À l'époque où Israël avait ses premiers rois, Juda contrôlait à nouveau cette région (</w:t>
       </w:r>
-      <w:hyperlink r:id="rId680">
+      <w:hyperlink r:id="rId688">
         <w:r>
           <w:rPr>
             <w:lang w:val="fr_FR" w:bidi="fr_FR"/>
@@ -30026,7 +30409,7 @@
         </w:rPr>
         <w:t>Le nom cananéen « Zephath » sera changé en « Horma » lorsque les Hébreux l'ont conquise (</w:t>
       </w:r>
-      <w:hyperlink r:id="rId681">
+      <w:hyperlink r:id="rId689">
         <w:r>
           <w:rPr>
             <w:lang w:val="fr_FR" w:bidi="fr_FR"/>
@@ -30044,7 +30427,7 @@
         </w:rPr>
         <w:t>). Horma restera loyale à David pendant sa querelle continue avec le roi Saül. David récompensera la ville en lui envoyant une partie des dépouilles de guerre de Tsiklag (</w:t>
       </w:r>
-      <w:hyperlink r:id="rId682">
+      <w:hyperlink r:id="rId690">
         <w:r>
           <w:rPr>
             <w:lang w:val="fr_FR" w:bidi="fr_FR"/>
@@ -30070,7 +30453,7 @@
           <w:lang w:val="fr_FR" w:bidi="fr_FR"/>
         </w:rPr>
       </w:r>
-      <w:hyperlink r:id="rId678">
+      <w:hyperlink r:id="rId686">
         <w:r>
           <w:rPr>
             <w:lang w:val="fr_FR" w:bidi="fr_FR"/>
@@ -30088,7 +30471,7 @@
         </w:rPr>
         <w:t xml:space="preserve"> décrit Horma comme étant au sud, près de Kesil et Tsiklag. Son emplacement exact reste toutefois inconnu. D'après la référence dans </w:t>
       </w:r>
-      <w:hyperlink r:id="rId683">
+      <w:hyperlink r:id="rId691">
         <w:r>
           <w:rPr>
             <w:lang w:val="fr_FR" w:bidi="fr_FR"/>
@@ -30133,6 +30516,72 @@
         <w:rPr>
           <w:lang w:val="fr_FR" w:bidi="fr_FR"/>
         </w:rPr>
+        <w:t>Hosa (Lieu)</w:t>
+      </w:r>
+      <w:r>
+        <w:rPr>
+          <w:lang w:val="fr_FR" w:bidi="fr_FR"/>
+        </w:rPr>
+      </w:r>
+    </w:p>
+    <w:p>
+      <w:pPr/>
+      <w:r>
+        <w:rPr>
+          <w:lang w:val="fr_FR" w:bidi="fr_FR"/>
+        </w:rPr>
+      </w:r>
+      <w:r>
+        <w:rPr>
+          <w:lang w:val="fr_FR" w:bidi="fr_FR"/>
+        </w:rPr>
+        <w:t>Ville au sud de Tyr à la frontière d'Aser (</w:t>
+      </w:r>
+      <w:hyperlink r:id="rId692">
+        <w:r>
+          <w:rPr>
+            <w:lang w:val="fr_FR" w:bidi="fr_FR"/>
+          </w:rPr>
+          <w:rPr>
+            <w:color w:val="0000EE"/>
+            <w:u w:val="single"/>
+          </w:rPr>
+          <w:t>Jos 19.29</w:t>
+        </w:r>
+      </w:hyperlink>
+      <w:r>
+        <w:rPr>
+          <w:lang w:val="fr_FR" w:bidi="fr_FR"/>
+        </w:rPr>
+        <w:t>).</w:t>
+      </w:r>
+      <w:r>
+        <w:rPr>
+          <w:lang w:val="fr_FR" w:bidi="fr_FR"/>
+        </w:rPr>
+      </w:r>
+      <w:r>
+        <w:rPr>
+          <w:lang w:val="fr_FR" w:bidi="fr_FR"/>
+        </w:rPr>
+      </w:r>
+    </w:p>
+    <w:p>
+      <w:pPr/>
+      <w:r>
+        <w:rPr>
+          <w:lang w:val="fr_FR" w:bidi="fr_FR"/>
+        </w:rPr>
+      </w:r>
+    </w:p>
+    <w:p>
+      <w:pPr>
+        <w:pStyle w:val="Heading2"/>
+      </w:pPr>
+      <w:r>
+        <w:rPr>
+          <w:lang w:val="fr_FR" w:bidi="fr_FR"/>
+        </w:rPr>
         <w:t>Hosanna</w:t>
       </w:r>
       <w:r>
@@ -30154,7 +30603,7 @@
         </w:rPr>
         <w:t xml:space="preserve">Expression qui signifie en hébreu « accorde le salut ». Cette expression provient du </w:t>
       </w:r>
-      <w:hyperlink r:id="rId684">
+      <w:hyperlink r:id="rId693">
         <w:r>
           <w:rPr>
             <w:lang w:val="fr_FR" w:bidi="fr_FR"/>
@@ -30198,7 +30647,7 @@
         </w:rPr>
         <w:t xml:space="preserve">Le </w:t>
       </w:r>
-      <w:hyperlink r:id="rId685">
+      <w:hyperlink r:id="rId694">
         <w:r>
           <w:rPr>
             <w:lang w:val="fr_FR" w:bidi="fr_FR"/>
@@ -30216,7 +30665,7 @@
         </w:rPr>
         <w:t xml:space="preserve"> déclare la foi que l'Éternel sauvera son peuple. Le Hallel, un chant qui inclut les Psaumes 113 à 118, était chanté lors d'événements importants. Le verset </w:t>
       </w:r>
-      <w:hyperlink r:id="rId684">
+      <w:hyperlink r:id="rId693">
         <w:r>
           <w:rPr>
             <w:lang w:val="fr_FR" w:bidi="fr_FR"/>
@@ -30234,7 +30683,7 @@
         </w:rPr>
         <w:t xml:space="preserve"> était utilisé lors de la fête des Tabernacles. Au moment où ce verset était lu, la foule agitait des branches de myrte, de saule et de palmier. Elle agitait peut-être aussi des branches à d'autres occasions pour exprimer de la joie, comme au jour de la restauration du temple de Jérusalem, qui avait été profané (</w:t>
       </w:r>
-      <w:hyperlink r:id="rId686">
+      <w:hyperlink r:id="rId695">
         <w:r>
           <w:rPr>
             <w:lang w:val="fr_FR" w:bidi="fr_FR"/>
@@ -30266,7 +30715,7 @@
         </w:rPr>
         <w:t>Dans le Nouveau Testament, la foule accueille Jésus à Jérusalem en criant « Hosanna » (</w:t>
       </w:r>
-      <w:hyperlink r:id="rId687">
+      <w:hyperlink r:id="rId696">
         <w:r>
           <w:rPr>
             <w:lang w:val="fr_FR" w:bidi="fr_FR"/>
@@ -30284,7 +30733,7 @@
         </w:rPr>
         <w:t xml:space="preserve"> ; </w:t>
       </w:r>
-      <w:hyperlink r:id="rId688">
+      <w:hyperlink r:id="rId697">
         <w:r>
           <w:rPr>
             <w:lang w:val="fr_FR" w:bidi="fr_FR"/>
@@ -30302,7 +30751,7 @@
         </w:rPr>
         <w:t xml:space="preserve"> ; </w:t>
       </w:r>
-      <w:hyperlink r:id="rId689">
+      <w:hyperlink r:id="rId698">
         <w:r>
           <w:rPr>
             <w:lang w:val="fr_FR" w:bidi="fr_FR"/>
@@ -30332,7 +30781,7 @@
         </w:rPr>
         <w:t xml:space="preserve"> » (comp. avec le </w:t>
       </w:r>
-      <w:hyperlink r:id="rId690">
+      <w:hyperlink r:id="rId699">
         <w:r>
           <w:rPr>
             <w:lang w:val="fr_FR" w:bidi="fr_FR"/>
@@ -30378,7 +30827,7 @@
         </w:rPr>
         <w:t xml:space="preserve">Les autres paroles que criait la foule quand Jésus est venu à Jérusalem semblent confirmer cela. Dans </w:t>
       </w:r>
-      <w:hyperlink r:id="rId687">
+      <w:hyperlink r:id="rId696">
         <w:r>
           <w:rPr>
             <w:lang w:val="fr_FR" w:bidi="fr_FR"/>
@@ -30396,7 +30845,7 @@
         </w:rPr>
         <w:t xml:space="preserve">, Jésus est appelé le « Fils de David », un titre messianique. Dans </w:t>
       </w:r>
-      <w:hyperlink r:id="rId691">
+      <w:hyperlink r:id="rId700">
         <w:r>
           <w:rPr>
             <w:lang w:val="fr_FR" w:bidi="fr_FR"/>
@@ -30426,7 +30875,7 @@
         </w:rPr>
         <w:t xml:space="preserve"> ». </w:t>
       </w:r>
-      <w:hyperlink r:id="rId689">
+      <w:hyperlink r:id="rId698">
         <w:r>
           <w:rPr>
             <w:lang w:val="fr_FR" w:bidi="fr_FR"/>
@@ -30575,7 +31024,7 @@
         </w:rPr>
         <w:t>Mot traduisant une expression hébraïque fréquemment trouvée dans l'Ancien Testament. Il s'agit d'un terme militaire, apparaissant près de cinq cents fois dans l'Ancien Testament. Il est le plus souvent traduit par « armée » (</w:t>
       </w:r>
-      <w:hyperlink r:id="rId692">
+      <w:hyperlink r:id="rId701">
         <w:r>
           <w:rPr>
             <w:lang w:val="fr_FR" w:bidi="fr_FR"/>
@@ -30607,7 +31056,7 @@
         </w:rPr>
         <w:t>La phrase « armée des cieux » a diverses applications dans la Bible. Les écrivains anciens se référaient parfois symboliquement au soleil, à la lune et aux étoiles comme à une armée (</w:t>
       </w:r>
-      <w:hyperlink r:id="rId693">
+      <w:hyperlink r:id="rId702">
         <w:r>
           <w:rPr>
             <w:lang w:val="fr_FR" w:bidi="fr_FR"/>
@@ -30625,7 +31074,7 @@
         </w:rPr>
         <w:t xml:space="preserve"> ; </w:t>
       </w:r>
-      <w:hyperlink r:id="rId694">
+      <w:hyperlink r:id="rId703">
         <w:r>
           <w:rPr>
             <w:lang w:val="fr_FR" w:bidi="fr_FR"/>
@@ -30643,7 +31092,7 @@
         </w:rPr>
         <w:t>). Dans les cultes astrologiques de l'Antiquité, on croyait que les corps célestes étaient animés par des esprits et constituaient ainsi une armée vivante qui contrôlait le destin céleste. Le culte de l'armée des cieux était l'une des premières formes d'idolâtrie. Il était courant parmi les Israélites lors de leurs périodes rétrogrades (</w:t>
       </w:r>
-      <w:hyperlink r:id="rId695">
+      <w:hyperlink r:id="rId704">
         <w:r>
           <w:rPr>
             <w:lang w:val="fr_FR" w:bidi="fr_FR"/>
@@ -30661,7 +31110,7 @@
         </w:rPr>
         <w:t xml:space="preserve"> ; </w:t>
       </w:r>
-      <w:hyperlink r:id="rId696">
+      <w:hyperlink r:id="rId705">
         <w:r>
           <w:rPr>
             <w:lang w:val="fr_FR" w:bidi="fr_FR"/>
@@ -30679,7 +31128,7 @@
         </w:rPr>
         <w:t>). Bien qu'ayant été mis en garde contre de telles croyances païennes (</w:t>
       </w:r>
-      <w:hyperlink r:id="rId693">
+      <w:hyperlink r:id="rId702">
         <w:r>
           <w:rPr>
             <w:lang w:val="fr_FR" w:bidi="fr_FR"/>
@@ -30697,7 +31146,7 @@
         </w:rPr>
         <w:t xml:space="preserve"> ; </w:t>
       </w:r>
-      <w:hyperlink r:id="rId697">
+      <w:hyperlink r:id="rId706">
         <w:r>
           <w:rPr>
             <w:lang w:val="fr_FR" w:bidi="fr_FR"/>
@@ -30715,7 +31164,7 @@
         </w:rPr>
         <w:t>), les Israélites sont tombés dans la pratique de l'adoration des corps célestes. Cela était particulièrement vrai pendant les périodes assyrienne et babylonienne (</w:t>
       </w:r>
-      <w:hyperlink r:id="rId698">
+      <w:hyperlink r:id="rId707">
         <w:r>
           <w:rPr>
             <w:lang w:val="fr_FR" w:bidi="fr_FR"/>
@@ -30733,7 +31182,7 @@
         </w:rPr>
         <w:t xml:space="preserve"> ; </w:t>
       </w:r>
-      <w:hyperlink r:id="rId699">
+      <w:hyperlink r:id="rId708">
         <w:r>
           <w:rPr>
             <w:lang w:val="fr_FR" w:bidi="fr_FR"/>
@@ -30751,7 +31200,7 @@
         </w:rPr>
         <w:t xml:space="preserve"> ; </w:t>
       </w:r>
-      <w:hyperlink r:id="rId700">
+      <w:hyperlink r:id="rId709">
         <w:r>
           <w:rPr>
             <w:lang w:val="fr_FR" w:bidi="fr_FR"/>
@@ -30769,7 +31218,7 @@
         </w:rPr>
         <w:t xml:space="preserve"> ; </w:t>
       </w:r>
-      <w:hyperlink r:id="rId701">
+      <w:hyperlink r:id="rId710">
         <w:r>
           <w:rPr>
             <w:lang w:val="fr_FR" w:bidi="fr_FR"/>
@@ -30787,7 +31236,7 @@
         </w:rPr>
         <w:t xml:space="preserve"> ; </w:t>
       </w:r>
-      <w:hyperlink r:id="rId702">
+      <w:hyperlink r:id="rId711">
         <w:r>
           <w:rPr>
             <w:lang w:val="fr_FR" w:bidi="fr_FR"/>
@@ -30805,7 +31254,7 @@
         </w:rPr>
         <w:t>). Le correctif à cette pratique païenne est la croyance au Seigneur comme Créateur du ciel et de la terre. Le Seigneur est le Tout-Puissant, celui qui a rassemblé les corps célestes par son commandement et les a ordonnés pour accomplir une fonction spéciale (</w:t>
       </w:r>
-      <w:hyperlink r:id="rId703">
+      <w:hyperlink r:id="rId712">
         <w:r>
           <w:rPr>
             <w:lang w:val="fr_FR" w:bidi="fr_FR"/>
@@ -30841,7 +31290,7 @@
         </w:rPr>
         <w:t xml:space="preserve"> ; </w:t>
       </w:r>
-      <w:hyperlink r:id="rId704">
+      <w:hyperlink r:id="rId713">
         <w:r>
           <w:rPr>
             <w:lang w:val="fr_FR" w:bidi="fr_FR"/>
@@ -30859,6 +31308,384 @@
         </w:rPr>
         <w:t xml:space="preserve"> ; </w:t>
       </w:r>
+      <w:hyperlink r:id="rId714">
+        <w:r>
+          <w:rPr>
+            <w:lang w:val="fr_FR" w:bidi="fr_FR"/>
+          </w:rPr>
+          <w:rPr>
+            <w:color w:val="0000EE"/>
+            <w:u w:val="single"/>
+          </w:rPr>
+          <w:t>Ps 33.6</w:t>
+        </w:r>
+      </w:hyperlink>
+      <w:r>
+        <w:rPr>
+          <w:lang w:val="fr_FR" w:bidi="fr_FR"/>
+        </w:rPr>
+        <w:t xml:space="preserve"> ; </w:t>
+      </w:r>
+      <w:hyperlink r:id="rId715">
+        <w:r>
+          <w:rPr>
+            <w:lang w:val="fr_FR" w:bidi="fr_FR"/>
+          </w:rPr>
+          <w:rPr>
+            <w:color w:val="0000EE"/>
+            <w:u w:val="single"/>
+          </w:rPr>
+          <w:t>103.21</w:t>
+        </w:r>
+      </w:hyperlink>
+      <w:r>
+        <w:rPr>
+          <w:lang w:val="fr_FR" w:bidi="fr_FR"/>
+        </w:rPr>
+        <w:t xml:space="preserve"> ; </w:t>
+      </w:r>
+      <w:hyperlink r:id="rId716">
+        <w:r>
+          <w:rPr>
+            <w:lang w:val="fr_FR" w:bidi="fr_FR"/>
+          </w:rPr>
+          <w:rPr>
+            <w:color w:val="0000EE"/>
+            <w:u w:val="single"/>
+          </w:rPr>
+          <w:t>148.2</w:t>
+        </w:r>
+      </w:hyperlink>
+      <w:r>
+        <w:rPr>
+          <w:lang w:val="fr_FR" w:bidi="fr_FR"/>
+        </w:rPr>
+        <w:t xml:space="preserve"> ; </w:t>
+      </w:r>
+      <w:hyperlink r:id="rId717">
+        <w:r>
+          <w:rPr>
+            <w:lang w:val="fr_FR" w:bidi="fr_FR"/>
+          </w:rPr>
+          <w:rPr>
+            <w:color w:val="0000EE"/>
+            <w:u w:val="single"/>
+          </w:rPr>
+          <w:t>Es 40.26</w:t>
+        </w:r>
+      </w:hyperlink>
+      <w:r>
+        <w:rPr>
+          <w:lang w:val="fr_FR" w:bidi="fr_FR"/>
+        </w:rPr>
+        <w:t xml:space="preserve"> ; </w:t>
+      </w:r>
+      <w:hyperlink r:id="rId718">
+        <w:r>
+          <w:rPr>
+            <w:lang w:val="fr_FR" w:bidi="fr_FR"/>
+          </w:rPr>
+          <w:rPr>
+            <w:color w:val="0000EE"/>
+            <w:u w:val="single"/>
+          </w:rPr>
+          <w:t>45.12</w:t>
+        </w:r>
+      </w:hyperlink>
+      <w:r>
+        <w:rPr>
+          <w:lang w:val="fr_FR" w:bidi="fr_FR"/>
+        </w:rPr>
+        <w:t>).</w:t>
+      </w:r>
+    </w:p>
+    <w:p>
+      <w:pPr/>
+      <w:r>
+        <w:rPr>
+          <w:lang w:val="fr_FR" w:bidi="fr_FR"/>
+        </w:rPr>
+      </w:r>
+      <w:r>
+        <w:rPr>
+          <w:lang w:val="fr_FR" w:bidi="fr_FR"/>
+        </w:rPr>
+        <w:t xml:space="preserve">Dieu est souvent appelé « </w:t>
+      </w:r>
+      <w:r>
+        <w:rPr>
+          <w:lang w:val="fr_FR" w:bidi="fr_FR"/>
+        </w:rPr>
+        <w:t>l’Éternel, le Dieu des armées</w:t>
+      </w:r>
+      <w:r>
+        <w:rPr>
+          <w:lang w:val="fr_FR" w:bidi="fr_FR"/>
+        </w:rPr>
+        <w:t xml:space="preserve"> », c'est-à-dire des armées célestes (</w:t>
+      </w:r>
+      <w:hyperlink r:id="rId719">
+        <w:r>
+          <w:rPr>
+            <w:lang w:val="fr_FR" w:bidi="fr_FR"/>
+          </w:rPr>
+          <w:rPr>
+            <w:color w:val="0000EE"/>
+            <w:u w:val="single"/>
+          </w:rPr>
+          <w:t>Jr 5.14</w:t>
+        </w:r>
+      </w:hyperlink>
+      <w:r>
+        <w:rPr>
+          <w:lang w:val="fr_FR" w:bidi="fr_FR"/>
+        </w:rPr>
+        <w:t xml:space="preserve"> ; </w:t>
+      </w:r>
+      <w:hyperlink r:id="rId720">
+        <w:r>
+          <w:rPr>
+            <w:lang w:val="fr_FR" w:bidi="fr_FR"/>
+          </w:rPr>
+          <w:rPr>
+            <w:color w:val="0000EE"/>
+            <w:u w:val="single"/>
+          </w:rPr>
+          <w:t>38.17</w:t>
+        </w:r>
+      </w:hyperlink>
+      <w:r>
+        <w:rPr>
+          <w:lang w:val="fr_FR" w:bidi="fr_FR"/>
+        </w:rPr>
+        <w:t xml:space="preserve"> ; </w:t>
+      </w:r>
+      <w:hyperlink r:id="rId721">
+        <w:r>
+          <w:rPr>
+            <w:lang w:val="fr_FR" w:bidi="fr_FR"/>
+          </w:rPr>
+          <w:rPr>
+            <w:color w:val="0000EE"/>
+            <w:u w:val="single"/>
+          </w:rPr>
+          <w:t>44.7</w:t>
+        </w:r>
+      </w:hyperlink>
+      <w:r>
+        <w:rPr>
+          <w:lang w:val="fr_FR" w:bidi="fr_FR"/>
+        </w:rPr>
+        <w:t xml:space="preserve"> ; </w:t>
+      </w:r>
+      <w:hyperlink r:id="rId722">
+        <w:r>
+          <w:rPr>
+            <w:lang w:val="fr_FR" w:bidi="fr_FR"/>
+          </w:rPr>
+          <w:rPr>
+            <w:color w:val="0000EE"/>
+            <w:u w:val="single"/>
+          </w:rPr>
+          <w:t>Os 12.5</w:t>
+        </w:r>
+      </w:hyperlink>
+      <w:r>
+        <w:rPr>
+          <w:lang w:val="fr_FR" w:bidi="fr_FR"/>
+        </w:rPr>
+        <w:t>). L'armée céleste comprend des anges ou messagers qui sont associés à l'œuvre du Seigneur au ciel et sur terre. Dieu préside à un conseil céleste composé d'anges ou de « fils de Dieu » (</w:t>
+      </w:r>
+      <w:hyperlink r:id="rId723">
+        <w:r>
+          <w:rPr>
+            <w:lang w:val="fr_FR" w:bidi="fr_FR"/>
+          </w:rPr>
+          <w:rPr>
+            <w:color w:val="0000EE"/>
+            <w:u w:val="single"/>
+          </w:rPr>
+          <w:t>Gn 1.26</w:t>
+        </w:r>
+      </w:hyperlink>
+      <w:r>
+        <w:rPr>
+          <w:lang w:val="fr_FR" w:bidi="fr_FR"/>
+        </w:rPr>
+        <w:t xml:space="preserve"> ; </w:t>
+      </w:r>
+      <w:hyperlink r:id="rId724">
+        <w:r>
+          <w:rPr>
+            <w:lang w:val="fr_FR" w:bidi="fr_FR"/>
+          </w:rPr>
+          <w:rPr>
+            <w:color w:val="0000EE"/>
+            <w:u w:val="single"/>
+          </w:rPr>
+          <w:t>1R 22.19</w:t>
+        </w:r>
+      </w:hyperlink>
+      <w:r>
+        <w:rPr>
+          <w:lang w:val="fr_FR" w:bidi="fr_FR"/>
+        </w:rPr>
+        <w:t xml:space="preserve"> ; </w:t>
+      </w:r>
+      <w:hyperlink r:id="rId725">
+        <w:r>
+          <w:rPr>
+            <w:lang w:val="fr_FR" w:bidi="fr_FR"/>
+          </w:rPr>
+          <w:rPr>
+            <w:color w:val="0000EE"/>
+            <w:u w:val="single"/>
+          </w:rPr>
+          <w:t>Jb 1.6</w:t>
+        </w:r>
+      </w:hyperlink>
+      <w:r>
+        <w:rPr>
+          <w:lang w:val="fr_FR" w:bidi="fr_FR"/>
+        </w:rPr>
+        <w:t xml:space="preserve"> ; </w:t>
+      </w:r>
+      <w:hyperlink r:id="rId726">
+        <w:r>
+          <w:rPr>
+            <w:lang w:val="fr_FR" w:bidi="fr_FR"/>
+          </w:rPr>
+          <w:rPr>
+            <w:color w:val="0000EE"/>
+            <w:u w:val="single"/>
+          </w:rPr>
+          <w:t>Ps 82</w:t>
+        </w:r>
+      </w:hyperlink>
+      <w:r>
+        <w:rPr>
+          <w:lang w:val="fr_FR" w:bidi="fr_FR"/>
+        </w:rPr>
+        <w:t xml:space="preserve"> ; </w:t>
+      </w:r>
+      <w:hyperlink r:id="rId727">
+        <w:r>
+          <w:rPr>
+            <w:lang w:val="fr_FR" w:bidi="fr_FR"/>
+          </w:rPr>
+          <w:rPr>
+            <w:color w:val="0000EE"/>
+            <w:u w:val="single"/>
+          </w:rPr>
+          <w:t>Es 6</w:t>
+        </w:r>
+      </w:hyperlink>
+      <w:r>
+        <w:rPr>
+          <w:lang w:val="fr_FR" w:bidi="fr_FR"/>
+        </w:rPr>
+        <w:t>). Des messagers sont envoyés depuis le conseil du Seigneur pour accomplir son dessein (</w:t>
+      </w:r>
+      <w:hyperlink r:id="rId728">
+        <w:r>
+          <w:rPr>
+            <w:lang w:val="fr_FR" w:bidi="fr_FR"/>
+          </w:rPr>
+          <w:rPr>
+            <w:color w:val="0000EE"/>
+            <w:u w:val="single"/>
+          </w:rPr>
+          <w:t>Gn 28.12–15</w:t>
+        </w:r>
+      </w:hyperlink>
+      <w:r>
+        <w:rPr>
+          <w:lang w:val="fr_FR" w:bidi="fr_FR"/>
+        </w:rPr>
+        <w:t xml:space="preserve"> ; </w:t>
+      </w:r>
+      <w:hyperlink r:id="rId729">
+        <w:r>
+          <w:rPr>
+            <w:lang w:val="fr_FR" w:bidi="fr_FR"/>
+          </w:rPr>
+          <w:rPr>
+            <w:color w:val="0000EE"/>
+            <w:u w:val="single"/>
+          </w:rPr>
+          <w:t>Lc 2.13</w:t>
+        </w:r>
+      </w:hyperlink>
+      <w:r>
+        <w:rPr>
+          <w:lang w:val="fr_FR" w:bidi="fr_FR"/>
+        </w:rPr>
+        <w:t>).</w:t>
+      </w:r>
+    </w:p>
+    <w:p>
+      <w:pPr/>
+      <w:r>
+        <w:rPr>
+          <w:lang w:val="fr_FR" w:bidi="fr_FR"/>
+        </w:rPr>
+      </w:r>
+      <w:r>
+        <w:rPr>
+          <w:lang w:val="fr_FR" w:bidi="fr_FR"/>
+        </w:rPr>
+        <w:t xml:space="preserve">Bien que ce terme d'armées soit parfois compris comme les étoiles ou les anges, les tribus d'Israël sont également appelées « l'armée du Seigneur ». L'« armée des cieux » dans </w:t>
+      </w:r>
+      <w:hyperlink r:id="rId730">
+        <w:r>
+          <w:rPr>
+            <w:lang w:val="fr_FR" w:bidi="fr_FR"/>
+          </w:rPr>
+          <w:rPr>
+            <w:color w:val="0000EE"/>
+            <w:u w:val="single"/>
+          </w:rPr>
+          <w:t>Daniel 8.10–11</w:t>
+        </w:r>
+      </w:hyperlink>
+      <w:r>
+        <w:rPr>
+          <w:lang w:val="fr_FR" w:bidi="fr_FR"/>
+        </w:rPr>
+        <w:t xml:space="preserve"> semble être un langage figuré se référant à Israël, « le peuple saint », et Dieu, le Roi d'Israël, est appelé le « chef de l'armée ».</w:t>
+      </w:r>
+    </w:p>
+    <w:p>
+      <w:pPr/>
+      <w:r>
+        <w:rPr>
+          <w:lang w:val="fr_FR" w:bidi="fr_FR"/>
+        </w:rPr>
+      </w:r>
+      <w:r>
+        <w:rPr>
+          <w:lang w:val="fr_FR" w:bidi="fr_FR"/>
+        </w:rPr>
+        <w:t>Les mots grecs traduits par « armée » n'apparaissent que deux fois dans le Nouveau Testament (</w:t>
+      </w:r>
+      <w:hyperlink r:id="rId729">
+        <w:r>
+          <w:rPr>
+            <w:lang w:val="fr_FR" w:bidi="fr_FR"/>
+          </w:rPr>
+          <w:rPr>
+            <w:color w:val="0000EE"/>
+            <w:u w:val="single"/>
+          </w:rPr>
+          <w:t>Lc 2.13</w:t>
+        </w:r>
+      </w:hyperlink>
+      <w:r>
+        <w:rPr>
+          <w:lang w:val="fr_FR" w:bidi="fr_FR"/>
+        </w:rPr>
+        <w:t xml:space="preserve"> ; </w:t>
+      </w:r>
       <w:hyperlink r:id="rId705">
         <w:r>
           <w:rPr>
@@ -30868,7 +31695,25 @@
             <w:color w:val="0000EE"/>
             <w:u w:val="single"/>
           </w:rPr>
-          <w:t>Ps 33.6</w:t>
+          <w:t>Ac 7.42</w:t>
+        </w:r>
+      </w:hyperlink>
+      <w:r>
+        <w:rPr>
+          <w:lang w:val="fr_FR" w:bidi="fr_FR"/>
+        </w:rPr>
+        <w:t>). « Seigneur des armées » est utilisé par Paul et Jacques comme un titre pour le Seigneur (</w:t>
+      </w:r>
+      <w:hyperlink r:id="rId731">
+        <w:r>
+          <w:rPr>
+            <w:lang w:val="fr_FR" w:bidi="fr_FR"/>
+          </w:rPr>
+          <w:rPr>
+            <w:color w:val="0000EE"/>
+            <w:u w:val="single"/>
+          </w:rPr>
+          <w:t>Rm 9.29</w:t>
         </w:r>
       </w:hyperlink>
       <w:r>
@@ -30877,403 +31722,7 @@
         </w:rPr>
         <w:t xml:space="preserve"> ; </w:t>
       </w:r>
-      <w:hyperlink r:id="rId706">
-        <w:r>
-          <w:rPr>
-            <w:lang w:val="fr_FR" w:bidi="fr_FR"/>
-          </w:rPr>
-          <w:rPr>
-            <w:color w:val="0000EE"/>
-            <w:u w:val="single"/>
-          </w:rPr>
-          <w:t>103.21</w:t>
-        </w:r>
-      </w:hyperlink>
-      <w:r>
-        <w:rPr>
-          <w:lang w:val="fr_FR" w:bidi="fr_FR"/>
-        </w:rPr>
-        <w:t xml:space="preserve"> ; </w:t>
-      </w:r>
-      <w:hyperlink r:id="rId707">
-        <w:r>
-          <w:rPr>
-            <w:lang w:val="fr_FR" w:bidi="fr_FR"/>
-          </w:rPr>
-          <w:rPr>
-            <w:color w:val="0000EE"/>
-            <w:u w:val="single"/>
-          </w:rPr>
-          <w:t>148.2</w:t>
-        </w:r>
-      </w:hyperlink>
-      <w:r>
-        <w:rPr>
-          <w:lang w:val="fr_FR" w:bidi="fr_FR"/>
-        </w:rPr>
-        <w:t xml:space="preserve"> ; </w:t>
-      </w:r>
-      <w:hyperlink r:id="rId708">
-        <w:r>
-          <w:rPr>
-            <w:lang w:val="fr_FR" w:bidi="fr_FR"/>
-          </w:rPr>
-          <w:rPr>
-            <w:color w:val="0000EE"/>
-            <w:u w:val="single"/>
-          </w:rPr>
-          <w:t>Es 40.26</w:t>
-        </w:r>
-      </w:hyperlink>
-      <w:r>
-        <w:rPr>
-          <w:lang w:val="fr_FR" w:bidi="fr_FR"/>
-        </w:rPr>
-        <w:t xml:space="preserve"> ; </w:t>
-      </w:r>
-      <w:hyperlink r:id="rId709">
-        <w:r>
-          <w:rPr>
-            <w:lang w:val="fr_FR" w:bidi="fr_FR"/>
-          </w:rPr>
-          <w:rPr>
-            <w:color w:val="0000EE"/>
-            <w:u w:val="single"/>
-          </w:rPr>
-          <w:t>45.12</w:t>
-        </w:r>
-      </w:hyperlink>
-      <w:r>
-        <w:rPr>
-          <w:lang w:val="fr_FR" w:bidi="fr_FR"/>
-        </w:rPr>
-        <w:t>).</w:t>
-      </w:r>
-    </w:p>
-    <w:p>
-      <w:pPr/>
-      <w:r>
-        <w:rPr>
-          <w:lang w:val="fr_FR" w:bidi="fr_FR"/>
-        </w:rPr>
-      </w:r>
-      <w:r>
-        <w:rPr>
-          <w:lang w:val="fr_FR" w:bidi="fr_FR"/>
-        </w:rPr>
-        <w:t xml:space="preserve">Dieu est souvent appelé « </w:t>
-      </w:r>
-      <w:r>
-        <w:rPr>
-          <w:lang w:val="fr_FR" w:bidi="fr_FR"/>
-        </w:rPr>
-        <w:t>l’Éternel, le Dieu des armées</w:t>
-      </w:r>
-      <w:r>
-        <w:rPr>
-          <w:lang w:val="fr_FR" w:bidi="fr_FR"/>
-        </w:rPr>
-        <w:t xml:space="preserve"> », c'est-à-dire des armées célestes (</w:t>
-      </w:r>
-      <w:hyperlink r:id="rId710">
-        <w:r>
-          <w:rPr>
-            <w:lang w:val="fr_FR" w:bidi="fr_FR"/>
-          </w:rPr>
-          <w:rPr>
-            <w:color w:val="0000EE"/>
-            <w:u w:val="single"/>
-          </w:rPr>
-          <w:t>Jr 5.14</w:t>
-        </w:r>
-      </w:hyperlink>
-      <w:r>
-        <w:rPr>
-          <w:lang w:val="fr_FR" w:bidi="fr_FR"/>
-        </w:rPr>
-        <w:t xml:space="preserve"> ; </w:t>
-      </w:r>
-      <w:hyperlink r:id="rId711">
-        <w:r>
-          <w:rPr>
-            <w:lang w:val="fr_FR" w:bidi="fr_FR"/>
-          </w:rPr>
-          <w:rPr>
-            <w:color w:val="0000EE"/>
-            <w:u w:val="single"/>
-          </w:rPr>
-          <w:t>38.17</w:t>
-        </w:r>
-      </w:hyperlink>
-      <w:r>
-        <w:rPr>
-          <w:lang w:val="fr_FR" w:bidi="fr_FR"/>
-        </w:rPr>
-        <w:t xml:space="preserve"> ; </w:t>
-      </w:r>
-      <w:hyperlink r:id="rId712">
-        <w:r>
-          <w:rPr>
-            <w:lang w:val="fr_FR" w:bidi="fr_FR"/>
-          </w:rPr>
-          <w:rPr>
-            <w:color w:val="0000EE"/>
-            <w:u w:val="single"/>
-          </w:rPr>
-          <w:t>44.7</w:t>
-        </w:r>
-      </w:hyperlink>
-      <w:r>
-        <w:rPr>
-          <w:lang w:val="fr_FR" w:bidi="fr_FR"/>
-        </w:rPr>
-        <w:t xml:space="preserve"> ; </w:t>
-      </w:r>
-      <w:hyperlink r:id="rId713">
-        <w:r>
-          <w:rPr>
-            <w:lang w:val="fr_FR" w:bidi="fr_FR"/>
-          </w:rPr>
-          <w:rPr>
-            <w:color w:val="0000EE"/>
-            <w:u w:val="single"/>
-          </w:rPr>
-          <w:t>Os 12.5</w:t>
-        </w:r>
-      </w:hyperlink>
-      <w:r>
-        <w:rPr>
-          <w:lang w:val="fr_FR" w:bidi="fr_FR"/>
-        </w:rPr>
-        <w:t>). L'armée céleste comprend des anges ou messagers qui sont associés à l'œuvre du Seigneur au ciel et sur terre. Dieu préside à un conseil céleste composé d'anges ou de « fils de Dieu » (</w:t>
-      </w:r>
-      <w:hyperlink r:id="rId714">
-        <w:r>
-          <w:rPr>
-            <w:lang w:val="fr_FR" w:bidi="fr_FR"/>
-          </w:rPr>
-          <w:rPr>
-            <w:color w:val="0000EE"/>
-            <w:u w:val="single"/>
-          </w:rPr>
-          <w:t>Gn 1.26</w:t>
-        </w:r>
-      </w:hyperlink>
-      <w:r>
-        <w:rPr>
-          <w:lang w:val="fr_FR" w:bidi="fr_FR"/>
-        </w:rPr>
-        <w:t xml:space="preserve"> ; </w:t>
-      </w:r>
-      <w:hyperlink r:id="rId715">
-        <w:r>
-          <w:rPr>
-            <w:lang w:val="fr_FR" w:bidi="fr_FR"/>
-          </w:rPr>
-          <w:rPr>
-            <w:color w:val="0000EE"/>
-            <w:u w:val="single"/>
-          </w:rPr>
-          <w:t>1R 22.19</w:t>
-        </w:r>
-      </w:hyperlink>
-      <w:r>
-        <w:rPr>
-          <w:lang w:val="fr_FR" w:bidi="fr_FR"/>
-        </w:rPr>
-        <w:t xml:space="preserve"> ; </w:t>
-      </w:r>
-      <w:hyperlink r:id="rId716">
-        <w:r>
-          <w:rPr>
-            <w:lang w:val="fr_FR" w:bidi="fr_FR"/>
-          </w:rPr>
-          <w:rPr>
-            <w:color w:val="0000EE"/>
-            <w:u w:val="single"/>
-          </w:rPr>
-          <w:t>Jb 1.6</w:t>
-        </w:r>
-      </w:hyperlink>
-      <w:r>
-        <w:rPr>
-          <w:lang w:val="fr_FR" w:bidi="fr_FR"/>
-        </w:rPr>
-        <w:t xml:space="preserve"> ; </w:t>
-      </w:r>
-      <w:hyperlink r:id="rId717">
-        <w:r>
-          <w:rPr>
-            <w:lang w:val="fr_FR" w:bidi="fr_FR"/>
-          </w:rPr>
-          <w:rPr>
-            <w:color w:val="0000EE"/>
-            <w:u w:val="single"/>
-          </w:rPr>
-          <w:t>Ps 82</w:t>
-        </w:r>
-      </w:hyperlink>
-      <w:r>
-        <w:rPr>
-          <w:lang w:val="fr_FR" w:bidi="fr_FR"/>
-        </w:rPr>
-        <w:t xml:space="preserve"> ; </w:t>
-      </w:r>
-      <w:hyperlink r:id="rId718">
-        <w:r>
-          <w:rPr>
-            <w:lang w:val="fr_FR" w:bidi="fr_FR"/>
-          </w:rPr>
-          <w:rPr>
-            <w:color w:val="0000EE"/>
-            <w:u w:val="single"/>
-          </w:rPr>
-          <w:t>Es 6</w:t>
-        </w:r>
-      </w:hyperlink>
-      <w:r>
-        <w:rPr>
-          <w:lang w:val="fr_FR" w:bidi="fr_FR"/>
-        </w:rPr>
-        <w:t>). Des messagers sont envoyés depuis le conseil du Seigneur pour accomplir son dessein (</w:t>
-      </w:r>
-      <w:hyperlink r:id="rId719">
-        <w:r>
-          <w:rPr>
-            <w:lang w:val="fr_FR" w:bidi="fr_FR"/>
-          </w:rPr>
-          <w:rPr>
-            <w:color w:val="0000EE"/>
-            <w:u w:val="single"/>
-          </w:rPr>
-          <w:t>Gn 28.12–15</w:t>
-        </w:r>
-      </w:hyperlink>
-      <w:r>
-        <w:rPr>
-          <w:lang w:val="fr_FR" w:bidi="fr_FR"/>
-        </w:rPr>
-        <w:t xml:space="preserve"> ; </w:t>
-      </w:r>
-      <w:hyperlink r:id="rId720">
-        <w:r>
-          <w:rPr>
-            <w:lang w:val="fr_FR" w:bidi="fr_FR"/>
-          </w:rPr>
-          <w:rPr>
-            <w:color w:val="0000EE"/>
-            <w:u w:val="single"/>
-          </w:rPr>
-          <w:t>Lc 2.13</w:t>
-        </w:r>
-      </w:hyperlink>
-      <w:r>
-        <w:rPr>
-          <w:lang w:val="fr_FR" w:bidi="fr_FR"/>
-        </w:rPr>
-        <w:t>).</w:t>
-      </w:r>
-    </w:p>
-    <w:p>
-      <w:pPr/>
-      <w:r>
-        <w:rPr>
-          <w:lang w:val="fr_FR" w:bidi="fr_FR"/>
-        </w:rPr>
-      </w:r>
-      <w:r>
-        <w:rPr>
-          <w:lang w:val="fr_FR" w:bidi="fr_FR"/>
-        </w:rPr>
-        <w:t xml:space="preserve">Bien que ce terme d'armées soit parfois compris comme les étoiles ou les anges, les tribus d'Israël sont également appelées « l'armée du Seigneur ». L'« armée des cieux » dans </w:t>
-      </w:r>
-      <w:hyperlink r:id="rId721">
-        <w:r>
-          <w:rPr>
-            <w:lang w:val="fr_FR" w:bidi="fr_FR"/>
-          </w:rPr>
-          <w:rPr>
-            <w:color w:val="0000EE"/>
-            <w:u w:val="single"/>
-          </w:rPr>
-          <w:t>Daniel 8.10–11</w:t>
-        </w:r>
-      </w:hyperlink>
-      <w:r>
-        <w:rPr>
-          <w:lang w:val="fr_FR" w:bidi="fr_FR"/>
-        </w:rPr>
-        <w:t xml:space="preserve"> semble être un langage figuré se référant à Israël, « le peuple saint », et Dieu, le Roi d'Israël, est appelé le « chef de l'armée ».</w:t>
-      </w:r>
-    </w:p>
-    <w:p>
-      <w:pPr/>
-      <w:r>
-        <w:rPr>
-          <w:lang w:val="fr_FR" w:bidi="fr_FR"/>
-        </w:rPr>
-      </w:r>
-      <w:r>
-        <w:rPr>
-          <w:lang w:val="fr_FR" w:bidi="fr_FR"/>
-        </w:rPr>
-        <w:t>Les mots grecs traduits par « armée » n'apparaissent que deux fois dans le Nouveau Testament (</w:t>
-      </w:r>
-      <w:hyperlink r:id="rId720">
-        <w:r>
-          <w:rPr>
-            <w:lang w:val="fr_FR" w:bidi="fr_FR"/>
-          </w:rPr>
-          <w:rPr>
-            <w:color w:val="0000EE"/>
-            <w:u w:val="single"/>
-          </w:rPr>
-          <w:t>Lc 2.13</w:t>
-        </w:r>
-      </w:hyperlink>
-      <w:r>
-        <w:rPr>
-          <w:lang w:val="fr_FR" w:bidi="fr_FR"/>
-        </w:rPr>
-        <w:t xml:space="preserve"> ; </w:t>
-      </w:r>
-      <w:hyperlink r:id="rId696">
-        <w:r>
-          <w:rPr>
-            <w:lang w:val="fr_FR" w:bidi="fr_FR"/>
-          </w:rPr>
-          <w:rPr>
-            <w:color w:val="0000EE"/>
-            <w:u w:val="single"/>
-          </w:rPr>
-          <w:t>Ac 7.42</w:t>
-        </w:r>
-      </w:hyperlink>
-      <w:r>
-        <w:rPr>
-          <w:lang w:val="fr_FR" w:bidi="fr_FR"/>
-        </w:rPr>
-        <w:t>). « Seigneur des armées » est utilisé par Paul et Jacques comme un titre pour le Seigneur (</w:t>
-      </w:r>
-      <w:hyperlink r:id="rId722">
-        <w:r>
-          <w:rPr>
-            <w:lang w:val="fr_FR" w:bidi="fr_FR"/>
-          </w:rPr>
-          <w:rPr>
-            <w:color w:val="0000EE"/>
-            <w:u w:val="single"/>
-          </w:rPr>
-          <w:t>Rm 9.29</w:t>
-        </w:r>
-      </w:hyperlink>
-      <w:r>
-        <w:rPr>
-          <w:lang w:val="fr_FR" w:bidi="fr_FR"/>
-        </w:rPr>
-        <w:t xml:space="preserve"> ; </w:t>
-      </w:r>
-      <w:hyperlink r:id="rId723">
+      <w:hyperlink r:id="rId732">
         <w:r>
           <w:rPr>
             <w:lang w:val="fr_FR" w:bidi="fr_FR"/>
@@ -31372,7 +31821,7 @@
         </w:rPr>
         <w:t>Dans la Bible, l'huile est un liquide gras extrait de sources naturelles. Le type d'huile le plus fréquemment mentionné est l'huile d'olive. Toutefois, d'autres huiles telle que l'huile de myrrhe sont aussi mentionnées dans la Bible (</w:t>
       </w:r>
-      <w:hyperlink r:id="rId724">
+      <w:hyperlink r:id="rId733">
         <w:r>
           <w:rPr>
             <w:lang w:val="fr_FR" w:bidi="fr_FR"/>
@@ -31519,7 +31968,7 @@
         </w:rPr>
         <w:t>Les oliviers étaient abondants en Israël, ce qui permettait aux Israélites de vendre de l'huile d'olive, approvisionnant Tyr et l'Égypte. Comme les métaux précieux et les animaux, l'huile servait souvent de monnaie d'échange. Salomon utilise de l'huile pour payer Hiram pour ses contributions en services et matériaux à la construction du Temple (</w:t>
       </w:r>
-      <w:hyperlink r:id="rId725">
+      <w:hyperlink r:id="rId734">
         <w:r>
           <w:rPr>
             <w:lang w:val="fr_FR" w:bidi="fr_FR"/>
@@ -31537,7 +31986,7 @@
         </w:rPr>
         <w:t xml:space="preserve"> ; </w:t>
       </w:r>
-      <w:hyperlink r:id="rId726">
+      <w:hyperlink r:id="rId735">
         <w:r>
           <w:rPr>
             <w:lang w:val="fr_FR" w:bidi="fr_FR"/>
@@ -31569,7 +32018,7 @@
         </w:rPr>
         <w:t>Comme l'huile était essentielle à la vie quotidienne, elle servait souvent de monnaie d'échange. L'huile était utilisée pour préparer la plupart des aliments (</w:t>
       </w:r>
-      <w:hyperlink r:id="rId727">
+      <w:hyperlink r:id="rId736">
         <w:r>
           <w:rPr>
             <w:lang w:val="fr_FR" w:bidi="fr_FR"/>
@@ -31601,7 +32050,7 @@
         </w:rPr>
         <w:t>L'huile était utilisée pour oindre le corps après un bain (</w:t>
       </w:r>
-      <w:hyperlink r:id="rId728">
+      <w:hyperlink r:id="rId737">
         <w:r>
           <w:rPr>
             <w:lang w:val="fr_FR" w:bidi="fr_FR"/>
@@ -31619,7 +32068,7 @@
         </w:rPr>
         <w:t xml:space="preserve"> ; </w:t>
       </w:r>
-      <w:hyperlink r:id="rId729">
+      <w:hyperlink r:id="rId738">
         <w:r>
           <w:rPr>
             <w:lang w:val="fr_FR" w:bidi="fr_FR"/>
@@ -31637,7 +32086,7 @@
         </w:rPr>
         <w:t>). Elle était particulièrement utilisée à l'occasion de réjouissances. Lors des banquets égyptiens, les têtes des invités et des femmes qui faisaient le spectacle étaient ointes. Dans le NT, des malades étaient oints avec de l'huile (</w:t>
       </w:r>
-      <w:hyperlink r:id="rId730">
+      <w:hyperlink r:id="rId739">
         <w:r>
           <w:rPr>
             <w:lang w:val="fr_FR" w:bidi="fr_FR"/>
@@ -31655,7 +32104,7 @@
         </w:rPr>
         <w:t>). L'huile d'olive pouvait également être avalée pour soulager les problèmes d'estomac. Ayant un effet apaisant, elle était aussi utilisée comme un doux laxatif. L'huile d'olive était aussi appliquée sur la peau pour soigner contusions, brûlures, coupures et écorchures (</w:t>
       </w:r>
-      <w:hyperlink r:id="rId731">
+      <w:hyperlink r:id="rId740">
         <w:r>
           <w:rPr>
             <w:lang w:val="fr_FR" w:bidi="fr_FR"/>
@@ -31673,7 +32122,7 @@
         </w:rPr>
         <w:t xml:space="preserve"> ; </w:t>
       </w:r>
-      <w:hyperlink r:id="rId732">
+      <w:hyperlink r:id="rId741">
         <w:r>
           <w:rPr>
             <w:lang w:val="fr_FR" w:bidi="fr_FR"/>
@@ -31691,7 +32140,7 @@
         </w:rPr>
         <w:t xml:space="preserve"> ; </w:t>
       </w:r>
-      <w:hyperlink r:id="rId733">
+      <w:hyperlink r:id="rId742">
         <w:r>
           <w:rPr>
             <w:lang w:val="fr_FR" w:bidi="fr_FR"/>
@@ -31723,7 +32172,7 @@
         </w:rPr>
         <w:t>Dès que le soleil se couchait, la façon principale de s'éclairer était les lampes à huile. Les petites lampes portables avaient l'avantage de pouvoir aussi être posées sur une surface plate élevée. Dans les grandes maisons, les palais, les synagogues ou les temples, la lampe pouvait reposer sur une haute base en métal. La mèche de lin (</w:t>
       </w:r>
-      <w:hyperlink r:id="rId734">
+      <w:hyperlink r:id="rId743">
         <w:r>
           <w:rPr>
             <w:lang w:val="fr_FR" w:bidi="fr_FR"/>
@@ -31766,7 +32215,7 @@
         </w:rPr>
         <w:t>Les torches contribuaient à l'ambiance de fête des processions quand il faisait nuit. Elles étaient utilisées ainsi lors de processions de mariages. Pour éviter que les torches ne s'éteignent en cas de retard de la procession, ceux qui portaient les torches prenaient généralement avec eux de l'huile supplémentaire. Cette pratique sert de contexte à la parabole de Jésus sur les vierges sages et folles (</w:t>
       </w:r>
-      <w:hyperlink r:id="rId735">
+      <w:hyperlink r:id="rId744">
         <w:r>
           <w:rPr>
             <w:lang w:val="fr_FR" w:bidi="fr_FR"/>
@@ -31798,7 +32247,7 @@
         </w:rPr>
         <w:t>L'huile avait une signification particulière lorsqu'elle était utilisée pour l'onction des sacrificateurs et des rois (</w:t>
       </w:r>
-      <w:hyperlink r:id="rId736">
+      <w:hyperlink r:id="rId745">
         <w:r>
           <w:rPr>
             <w:lang w:val="fr_FR" w:bidi="fr_FR"/>
@@ -31816,7 +32265,7 @@
         </w:rPr>
         <w:t>;</w:t>
       </w:r>
-      <w:hyperlink r:id="rId736">
+      <w:hyperlink r:id="rId745">
         <w:r>
           <w:rPr>
             <w:lang w:val="fr_FR" w:bidi="fr_FR"/>
@@ -31828,7 +32277,7 @@
           <w:t xml:space="preserve"> </w:t>
         </w:r>
       </w:hyperlink>
-      <w:hyperlink r:id="rId737">
+      <w:hyperlink r:id="rId746">
         <w:r>
           <w:rPr>
             <w:lang w:val="fr_FR" w:bidi="fr_FR"/>
@@ -31846,7 +32295,7 @@
         </w:rPr>
         <w:t xml:space="preserve">; </w:t>
       </w:r>
-      <w:hyperlink r:id="rId738">
+      <w:hyperlink r:id="rId747">
         <w:r>
           <w:rPr>
             <w:lang w:val="fr_FR" w:bidi="fr_FR"/>
@@ -31878,7 +32327,7 @@
         </w:rPr>
         <w:t>L'huile était utilisée au Temple. Elle était offerte en tant que prémices et en tant que dîme (</w:t>
       </w:r>
-      <w:hyperlink r:id="rId739">
+      <w:hyperlink r:id="rId748">
         <w:r>
           <w:rPr>
             <w:lang w:val="fr_FR" w:bidi="fr_FR"/>
@@ -31896,7 +32345,7 @@
         </w:rPr>
         <w:t xml:space="preserve"> ; </w:t>
       </w:r>
-      <w:hyperlink r:id="rId740">
+      <w:hyperlink r:id="rId749">
         <w:r>
           <w:rPr>
             <w:lang w:val="fr_FR" w:bidi="fr_FR"/>
@@ -31914,7 +32363,7 @@
         </w:rPr>
         <w:t>). Elle était utilisée lors des cérémonies au Temple et dans certaines offrandes. L'offrande de céréales était mélangée à de l'huile (</w:t>
       </w:r>
-      <w:hyperlink r:id="rId741">
+      <w:hyperlink r:id="rId750">
         <w:r>
           <w:rPr>
             <w:lang w:val="fr_FR" w:bidi="fr_FR"/>
@@ -31932,7 +32381,7 @@
         </w:rPr>
         <w:t xml:space="preserve"> ; </w:t>
       </w:r>
-      <w:hyperlink r:id="rId742">
+      <w:hyperlink r:id="rId751">
         <w:r>
           <w:rPr>
             <w:lang w:val="fr_FR" w:bidi="fr_FR"/>
@@ -31950,7 +32399,7 @@
         </w:rPr>
         <w:t>). De l'huile servait aussi à alimenter régulièrement la lampe qui brûlait dans le sanctuaire (</w:t>
       </w:r>
-      <w:hyperlink r:id="rId743">
+      <w:hyperlink r:id="rId752">
         <w:r>
           <w:rPr>
             <w:lang w:val="fr_FR" w:bidi="fr_FR"/>
@@ -31968,7 +32417,7 @@
         </w:rPr>
         <w:t>). Le sacrifice quotidien incluait de l'huile (</w:t>
       </w:r>
-      <w:hyperlink r:id="rId744">
+      <w:hyperlink r:id="rId753">
         <w:r>
           <w:rPr>
             <w:lang w:val="fr_FR" w:bidi="fr_FR"/>
@@ -31986,7 +32435,7 @@
         </w:rPr>
         <w:t>) mais elle n'était pas utilisée dans les sacrifices pour le péché ni dans l'offrande de jalousie (</w:t>
       </w:r>
-      <w:hyperlink r:id="rId745">
+      <w:hyperlink r:id="rId754">
         <w:r>
           <w:rPr>
             <w:lang w:val="fr_FR" w:bidi="fr_FR"/>
@@ -32004,7 +32453,7 @@
         </w:rPr>
         <w:t xml:space="preserve"> ; </w:t>
       </w:r>
-      <w:hyperlink r:id="rId746">
+      <w:hyperlink r:id="rId755">
         <w:r>
           <w:rPr>
             <w:lang w:val="fr_FR" w:bidi="fr_FR"/>
@@ -32047,7 +32496,7 @@
         </w:rPr>
         <w:t>L'huile était extraite des olives en utilisant un pilon et un mortier ou un pressoir en pierre (</w:t>
       </w:r>
-      <w:hyperlink r:id="rId747">
+      <w:hyperlink r:id="rId756">
         <w:r>
           <w:rPr>
             <w:lang w:val="fr_FR" w:bidi="fr_FR"/>
@@ -32090,7 +32539,7 @@
         </w:rPr>
         <w:t>L'huile était symboliquement associée à la joie, à la fête, au cérémoniel, à l'honneur et à la lumière. Elle représentait aussi la santé physique et spirituelle. L'absence ou la perte d'huile signifiait le chagrin et la perte de tout bien dans la vie (</w:t>
       </w:r>
-      <w:hyperlink r:id="rId748">
+      <w:hyperlink r:id="rId757">
         <w:r>
           <w:rPr>
             <w:lang w:val="fr_FR" w:bidi="fr_FR"/>
@@ -32228,6 +32677,72 @@
         <w:rPr>
           <w:lang w:val="fr_FR" w:bidi="fr_FR"/>
         </w:rPr>
+        <w:t>Hukkok</w:t>
+      </w:r>
+      <w:r>
+        <w:rPr>
+          <w:lang w:val="fr_FR" w:bidi="fr_FR"/>
+        </w:rPr>
+      </w:r>
+    </w:p>
+    <w:p>
+      <w:pPr/>
+      <w:r>
+        <w:rPr>
+          <w:lang w:val="fr_FR" w:bidi="fr_FR"/>
+        </w:rPr>
+      </w:r>
+      <w:r>
+        <w:rPr>
+          <w:lang w:val="fr_FR" w:bidi="fr_FR"/>
+        </w:rPr>
+        <w:t>Ville près de la frontière de Nephthali et de Zabulon, mentionnée à côté d'Aznoth-Thabor (</w:t>
+      </w:r>
+      <w:hyperlink r:id="rId758">
+        <w:r>
+          <w:rPr>
+            <w:lang w:val="fr_FR" w:bidi="fr_FR"/>
+          </w:rPr>
+          <w:rPr>
+            <w:color w:val="0000EE"/>
+            <w:u w:val="single"/>
+          </w:rPr>
+          <w:t>Jos 19.34</w:t>
+        </w:r>
+      </w:hyperlink>
+      <w:r>
+        <w:rPr>
+          <w:lang w:val="fr_FR" w:bidi="fr_FR"/>
+        </w:rPr>
+        <w:t>). Elle a été identifiée avec Yaquaq, au nord-ouest de Génésareth.</w:t>
+      </w:r>
+      <w:r>
+        <w:rPr>
+          <w:lang w:val="fr_FR" w:bidi="fr_FR"/>
+        </w:rPr>
+      </w:r>
+      <w:r>
+        <w:rPr>
+          <w:lang w:val="fr_FR" w:bidi="fr_FR"/>
+        </w:rPr>
+      </w:r>
+    </w:p>
+    <w:p>
+      <w:pPr/>
+      <w:r>
+        <w:rPr>
+          <w:lang w:val="fr_FR" w:bidi="fr_FR"/>
+        </w:rPr>
+      </w:r>
+    </w:p>
+    <w:p>
+      <w:pPr>
+        <w:pStyle w:val="Heading2"/>
+      </w:pPr>
+      <w:r>
+        <w:rPr>
+          <w:lang w:val="fr_FR" w:bidi="fr_FR"/>
+        </w:rPr>
         <w:t>Hul</w:t>
       </w:r>
       <w:r>
@@ -32249,7 +32764,7 @@
         </w:rPr>
         <w:t>Fils d'Aram et petit-fils de Sem (</w:t>
       </w:r>
-      <w:hyperlink r:id="rId749">
+      <w:hyperlink r:id="rId759">
         <w:r>
           <w:rPr>
             <w:lang w:val="fr_FR" w:bidi="fr_FR"/>
@@ -32267,7 +32782,7 @@
         </w:rPr>
         <w:t xml:space="preserve"> ; </w:t>
       </w:r>
-      <w:hyperlink r:id="rId750">
+      <w:hyperlink r:id="rId760">
         <w:r>
           <w:rPr>
             <w:lang w:val="fr_FR" w:bidi="fr_FR"/>
@@ -32333,7 +32848,7 @@
         </w:rPr>
         <w:t>Termes bibliques utilisés pour décrire l'état de l'être humain, dans sa relation avec Christ. Les êtres humains sont créés à l'image de Dieu et sont faits pour avoir une communion avec lui (</w:t>
       </w:r>
-      <w:hyperlink r:id="rId751">
+      <w:hyperlink r:id="rId761">
         <w:r>
           <w:rPr>
             <w:lang w:val="fr_FR" w:bidi="fr_FR"/>
@@ -32351,7 +32866,7 @@
         </w:rPr>
         <w:t>). Dieu a fait connaître à Adam et Ève sa volonté dans une situation spécifique (</w:t>
       </w:r>
-      <w:hyperlink r:id="rId752">
+      <w:hyperlink r:id="rId762">
         <w:r>
           <w:rPr>
             <w:lang w:val="fr_FR" w:bidi="fr_FR"/>
@@ -32369,7 +32884,7 @@
         </w:rPr>
         <w:t>), mais ils ont utilisé la liberté de leur volonté pour désobéir au commandement de Dieu (</w:t>
       </w:r>
-      <w:hyperlink r:id="rId753">
+      <w:hyperlink r:id="rId763">
         <w:r>
           <w:rPr>
             <w:lang w:val="fr_FR" w:bidi="fr_FR"/>
@@ -32387,7 +32902,7 @@
         </w:rPr>
         <w:t>). Ainsi, l'espèce humaine est morte dans le péché (</w:t>
       </w:r>
-      <w:hyperlink r:id="rId754">
+      <w:hyperlink r:id="rId764">
         <w:r>
           <w:rPr>
             <w:lang w:val="fr_FR" w:bidi="fr_FR"/>
@@ -32405,7 +32920,7 @@
         </w:rPr>
         <w:t xml:space="preserve"> ; </w:t>
       </w:r>
-      <w:hyperlink r:id="rId755">
+      <w:hyperlink r:id="rId765">
         <w:r>
           <w:rPr>
             <w:lang w:val="fr_FR" w:bidi="fr_FR"/>
@@ -32423,7 +32938,7 @@
         </w:rPr>
         <w:t>). Le péché d'Adam et Ève a été transmis à toute l'humanité (le péché originel). Nés avec une tendance au péché (</w:t>
       </w:r>
-      <w:hyperlink r:id="rId756">
+      <w:hyperlink r:id="rId766">
         <w:r>
           <w:rPr>
             <w:lang w:val="fr_FR" w:bidi="fr_FR"/>
@@ -32455,7 +32970,7 @@
         </w:rPr>
         <w:t xml:space="preserve">David, dans le </w:t>
       </w:r>
-      <w:hyperlink r:id="rId757">
+      <w:hyperlink r:id="rId767">
         <w:r>
           <w:rPr>
             <w:lang w:val="fr_FR" w:bidi="fr_FR"/>
@@ -32473,7 +32988,7 @@
         </w:rPr>
         <w:t xml:space="preserve">, implore Dieu d'enlever la culpabilité de ses péchés. Au verset </w:t>
       </w:r>
-      <w:hyperlink r:id="rId758">
+      <w:hyperlink r:id="rId768">
         <w:r>
           <w:rPr>
             <w:lang w:val="fr_FR" w:bidi="fr_FR"/>
@@ -32503,7 +33018,7 @@
         </w:rPr>
         <w:t xml:space="preserve"> ». Dieu promet dans </w:t>
       </w:r>
-      <w:hyperlink r:id="rId759">
+      <w:hyperlink r:id="rId769">
         <w:r>
           <w:rPr>
             <w:lang w:val="fr_FR" w:bidi="fr_FR"/>
@@ -32521,7 +33036,7 @@
         </w:rPr>
         <w:t xml:space="preserve">, </w:t>
       </w:r>
-      <w:hyperlink r:id="rId760">
+      <w:hyperlink r:id="rId770">
         <w:r>
           <w:rPr>
             <w:lang w:val="fr_FR" w:bidi="fr_FR"/>
@@ -32539,7 +33054,7 @@
         </w:rPr>
         <w:t xml:space="preserve"> et </w:t>
       </w:r>
-      <w:hyperlink r:id="rId761">
+      <w:hyperlink r:id="rId771">
         <w:r>
           <w:rPr>
             <w:lang w:val="fr_FR" w:bidi="fr_FR"/>
@@ -32557,7 +33072,7 @@
         </w:rPr>
         <w:t xml:space="preserve"> de donner aux pécheurs repentants un cœur nouveau et un esprit nouveau. Dans </w:t>
       </w:r>
-      <w:hyperlink r:id="rId762">
+      <w:hyperlink r:id="rId772">
         <w:r>
           <w:rPr>
             <w:lang w:val="fr_FR" w:bidi="fr_FR"/>
@@ -32587,7 +33102,7 @@
         </w:rPr>
         <w:t xml:space="preserve"> » (</w:t>
       </w:r>
-      <w:hyperlink r:id="rId763">
+      <w:hyperlink r:id="rId773">
         <w:r>
           <w:rPr>
             <w:lang w:val="fr_FR" w:bidi="fr_FR"/>
@@ -32605,7 +33120,7 @@
         </w:rPr>
         <w:t xml:space="preserve">). Dans </w:t>
       </w:r>
-      <w:hyperlink r:id="rId764">
+      <w:hyperlink r:id="rId774">
         <w:r>
           <w:rPr>
             <w:lang w:val="fr_FR" w:bidi="fr_FR"/>
@@ -32623,7 +33138,7 @@
         </w:rPr>
         <w:t xml:space="preserve"> et </w:t>
       </w:r>
-      <w:hyperlink r:id="rId765">
+      <w:hyperlink r:id="rId775">
         <w:r>
           <w:rPr>
             <w:lang w:val="fr_FR" w:bidi="fr_FR"/>
@@ -32641,7 +33156,7 @@
         </w:rPr>
         <w:t>, il montre au croyant que ce dernier a dépouillé le vieil homme et revêtu l'homme nouveau. Jésus parle de cette transformation radicale comme d'une nouvelle naissance ; non pas une seconde naissance physique, comme le pensait Nicodème, mais une naissance spirituelle (</w:t>
       </w:r>
-      <w:hyperlink r:id="rId766">
+      <w:hyperlink r:id="rId776">
         <w:r>
           <w:rPr>
             <w:lang w:val="fr_FR" w:bidi="fr_FR"/>
@@ -32659,7 +33174,7 @@
         </w:rPr>
         <w:t>). Seule la grâce de Dieu peut transformer le vieil homme en homme nouveau. Le vieil homme accepte le don gracieux de Dieu par la foi, mais même cette foi est un don de Dieu (</w:t>
       </w:r>
-      <w:hyperlink r:id="rId767">
+      <w:hyperlink r:id="rId777">
         <w:r>
           <w:rPr>
             <w:lang w:val="fr_FR" w:bidi="fr_FR"/>
@@ -32677,7 +33192,7 @@
         </w:rPr>
         <w:t>). L'homme nouveau devient un enfant de Dieu. Il ne devient pas immédiatement parfait. Il doit lutter contre le péché tout au long de cette vie alors qu'il s'efforce de se rapprocher de plus en plus de l'idéal de sainteté parfaite. Il atteindra cette perfection seulement lors de la résurrection à venir (</w:t>
       </w:r>
-      <w:hyperlink r:id="rId768">
+      <w:hyperlink r:id="rId778">
         <w:r>
           <w:rPr>
             <w:lang w:val="fr_FR" w:bidi="fr_FR"/>
@@ -32695,7 +33210,7 @@
         </w:rPr>
         <w:t>), lorsque toutes choses seront renouvelées (</w:t>
       </w:r>
-      <w:hyperlink r:id="rId769">
+      <w:hyperlink r:id="rId779">
         <w:r>
           <w:rPr>
             <w:lang w:val="fr_FR" w:bidi="fr_FR"/>
@@ -32869,7 +33384,7 @@
         </w:rPr>
         <w:t>Dans la Bible, l'humilité, la douceur et la patience se rejoignent souvent. Dans les premiers siècles de l'histoire d'Israël, les pauvres, les affligés et les impuissants étaient considérés comme étant humbles. Dieu vient en aide aux humbles, mais abaisse les orgueilleux (</w:t>
       </w:r>
-      <w:hyperlink r:id="rId770">
+      <w:hyperlink r:id="rId780">
         <w:r>
           <w:rPr>
             <w:lang w:val="fr_FR" w:bidi="fr_FR"/>
@@ -32887,7 +33402,7 @@
         </w:rPr>
         <w:t xml:space="preserve"> ; </w:t>
       </w:r>
-      <w:hyperlink r:id="rId771">
+      <w:hyperlink r:id="rId781">
         <w:r>
           <w:rPr>
             <w:lang w:val="fr_FR" w:bidi="fr_FR"/>
@@ -32905,7 +33420,7 @@
         </w:rPr>
         <w:t>). Quand Abraham pose plusieurs questions à Dieu concernant la justice de son jugement, il le fait avec humilité, disant : « Voici, j’ai osé parler au Seigneur, moi qui ne suis que poudre et cendre » (</w:t>
       </w:r>
-      <w:hyperlink r:id="rId772">
+      <w:hyperlink r:id="rId782">
         <w:r>
           <w:rPr>
             <w:lang w:val="fr_FR" w:bidi="fr_FR"/>
@@ -32937,7 +33452,7 @@
         </w:rPr>
         <w:t>Le peuple d'Israël était un peuple esclave au début de son histoire. Les Israélites devaient se souvenir que Dieu les avait choisis non pas parce qu'ils étaient nombreux ou puissants, mais à cause de son amour et de sa promesse à leurs ancêtres (</w:t>
       </w:r>
-      <w:hyperlink r:id="rId773">
+      <w:hyperlink r:id="rId783">
         <w:r>
           <w:rPr>
             <w:lang w:val="fr_FR" w:bidi="fr_FR"/>
@@ -32955,7 +33470,7 @@
         </w:rPr>
         <w:t>). Le sage reconnaît humblement que la sagesse, la force et la richesse ne sont pas des sujets de gloire personnelle. L'Éternel est celui qui exerce la bonté, la justice et le droit sur la terre et qui y prend plaisir (</w:t>
       </w:r>
-      <w:hyperlink r:id="rId774">
+      <w:hyperlink r:id="rId784">
         <w:r>
           <w:rPr>
             <w:lang w:val="fr_FR" w:bidi="fr_FR"/>
@@ -32987,7 +33502,7 @@
         </w:rPr>
         <w:t>Dieu se préoccupe toujours de ceux qui sont humiliés et particulièrement des pauvres (</w:t>
       </w:r>
-      <w:hyperlink r:id="rId775">
+      <w:hyperlink r:id="rId785">
         <w:r>
           <w:rPr>
             <w:lang w:val="fr_FR" w:bidi="fr_FR"/>
@@ -33005,7 +33520,7 @@
         </w:rPr>
         <w:t xml:space="preserve"> ; </w:t>
       </w:r>
-      <w:hyperlink r:id="rId776">
+      <w:hyperlink r:id="rId786">
         <w:r>
           <w:rPr>
             <w:lang w:val="fr_FR" w:bidi="fr_FR"/>
@@ -33023,7 +33538,7 @@
         </w:rPr>
         <w:t>). Il recherche ceux qui sont humbles de caractère quelles que soient leurs circonstances. Moïse, le serviteur de Dieu, était célèbre pour sa patience et son humilité exceptionnelles (</w:t>
       </w:r>
-      <w:hyperlink r:id="rId777">
+      <w:hyperlink r:id="rId787">
         <w:r>
           <w:rPr>
             <w:lang w:val="fr_FR" w:bidi="fr_FR"/>
@@ -33041,7 +33556,7 @@
         </w:rPr>
         <w:t xml:space="preserve">). Dans l'AT, humilité et justice vont souvent ensemble. </w:t>
       </w:r>
-      <w:hyperlink r:id="rId778">
+      <w:hyperlink r:id="rId788">
         <w:r>
           <w:rPr>
             <w:lang w:val="fr_FR" w:bidi="fr_FR"/>
@@ -33071,7 +33586,7 @@
         </w:rPr>
         <w:t>. Dans les Psaumes en particulier, « les humbles » est souvent une façon de désigner les justes (</w:t>
       </w:r>
-      <w:hyperlink r:id="rId779">
+      <w:hyperlink r:id="rId789">
         <w:r>
           <w:rPr>
             <w:lang w:val="fr_FR" w:bidi="fr_FR"/>
@@ -33089,7 +33604,7 @@
         </w:rPr>
         <w:t xml:space="preserve"> ; </w:t>
       </w:r>
-      <w:hyperlink r:id="rId780">
+      <w:hyperlink r:id="rId790">
         <w:r>
           <w:rPr>
             <w:lang w:val="fr_FR" w:bidi="fr_FR"/>
@@ -33107,7 +33622,7 @@
         </w:rPr>
         <w:t xml:space="preserve"> ; </w:t>
       </w:r>
-      <w:hyperlink r:id="rId781">
+      <w:hyperlink r:id="rId791">
         <w:r>
           <w:rPr>
             <w:lang w:val="fr_FR" w:bidi="fr_FR"/>
@@ -33151,7 +33666,7 @@
         </w:rPr>
         <w:t xml:space="preserve"> » (</w:t>
       </w:r>
-      <w:hyperlink r:id="rId782">
+      <w:hyperlink r:id="rId792">
         <w:r>
           <w:rPr>
             <w:lang w:val="fr_FR" w:bidi="fr_FR"/>
@@ -33212,7 +33727,7 @@
         </w:rPr>
         <w:t xml:space="preserve"> ; </w:t>
       </w:r>
-      <w:hyperlink r:id="rId783">
+      <w:hyperlink r:id="rId793">
         <w:r>
           <w:rPr>
             <w:lang w:val="fr_FR" w:bidi="fr_FR"/>
@@ -33244,7 +33759,7 @@
         </w:rPr>
         <w:t>En tant que Fils de Dieu, Jésus ne se préoccupait pas de ses propres intérêts, mais a vécu sur terre une vie d'obéissance et de confiance en Dieu le Père. Comme le dit l'apôtre Paul, Jésus, bien que Fils de Dieu, « n’a point regardé comme une proie à arracher d’être égal avec Dieu, mais s’est dépouillé lui-même, en prenant une forme de serviteur, en devenant semblable aux hommes ; et ayant paru comme un simple homme » (</w:t>
       </w:r>
-      <w:hyperlink r:id="rId784">
+      <w:hyperlink r:id="rId794">
         <w:r>
           <w:rPr>
             <w:lang w:val="fr_FR" w:bidi="fr_FR"/>
@@ -33276,7 +33791,7 @@
         </w:rPr>
         <w:t>Christ condamne la fausse religion avec fermeté, étant lui-même « doux et humble de cœur » (</w:t>
       </w:r>
-      <w:hyperlink r:id="rId785">
+      <w:hyperlink r:id="rId795">
         <w:r>
           <w:rPr>
             <w:lang w:val="fr_FR" w:bidi="fr_FR"/>
@@ -33294,7 +33809,7 @@
         </w:rPr>
         <w:t>). Il met en garde contre le désir d'être élevé aux yeux des hommes et reprend les chefs religieux qui exploitent les pauvres et les faibles (</w:t>
       </w:r>
-      <w:hyperlink r:id="rId786">
+      <w:hyperlink r:id="rId796">
         <w:r>
           <w:rPr>
             <w:lang w:val="fr_FR" w:bidi="fr_FR"/>
@@ -33312,7 +33827,7 @@
         </w:rPr>
         <w:t xml:space="preserve"> ; </w:t>
       </w:r>
-      <w:hyperlink r:id="rId787">
+      <w:hyperlink r:id="rId797">
         <w:r>
           <w:rPr>
             <w:lang w:val="fr_FR" w:bidi="fr_FR"/>
@@ -33330,7 +33845,7 @@
         </w:rPr>
         <w:t>). Même si Jésus a été servi et honoré par ses disciples, il a été au milieu d'eux « comme celui qui sert » (</w:t>
       </w:r>
-      <w:hyperlink r:id="rId788">
+      <w:hyperlink r:id="rId798">
         <w:r>
           <w:rPr>
             <w:lang w:val="fr_FR" w:bidi="fr_FR"/>
@@ -33348,7 +33863,7 @@
         </w:rPr>
         <w:t xml:space="preserve"> ; </w:t>
       </w:r>
-      <w:hyperlink r:id="rId789">
+      <w:hyperlink r:id="rId799">
         <w:r>
           <w:rPr>
             <w:lang w:val="fr_FR" w:bidi="fr_FR"/>
@@ -33366,7 +33881,7 @@
         </w:rPr>
         <w:t xml:space="preserve"> ; </w:t>
       </w:r>
-      <w:hyperlink r:id="rId790">
+      <w:hyperlink r:id="rId800">
         <w:r>
           <w:rPr>
             <w:lang w:val="fr_FR" w:bidi="fr_FR"/>
@@ -33398,7 +33913,7 @@
         </w:rPr>
         <w:t>Pour Jésus, être glorifié, c'était donner sa vie sur la croix en obéissance à la volonté de Dieu le Père. Il montre à tous ses disciples ce que cela veut dire d'être « pauvre en esprit ». Pendant tout son ministère terrestre, il donne constamment gloire au Père et dépend complètement de lui (</w:t>
       </w:r>
-      <w:hyperlink r:id="rId791">
+      <w:hyperlink r:id="rId801">
         <w:r>
           <w:rPr>
             <w:lang w:val="fr_FR" w:bidi="fr_FR"/>
@@ -33416,7 +33931,7 @@
         </w:rPr>
         <w:t xml:space="preserve"> ; </w:t>
       </w:r>
-      <w:hyperlink r:id="rId792">
+      <w:hyperlink r:id="rId802">
         <w:r>
           <w:rPr>
             <w:lang w:val="fr_FR" w:bidi="fr_FR"/>
@@ -33434,7 +33949,7 @@
         </w:rPr>
         <w:t xml:space="preserve"> ; </w:t>
       </w:r>
-      <w:hyperlink r:id="rId793">
+      <w:hyperlink r:id="rId803">
         <w:r>
           <w:rPr>
             <w:lang w:val="fr_FR" w:bidi="fr_FR"/>
@@ -33452,7 +33967,7 @@
         </w:rPr>
         <w:t xml:space="preserve"> ; </w:t>
       </w:r>
-      <w:hyperlink r:id="rId794">
+      <w:hyperlink r:id="rId804">
         <w:r>
           <w:rPr>
             <w:lang w:val="fr_FR" w:bidi="fr_FR"/>
@@ -33470,7 +33985,7 @@
         </w:rPr>
         <w:t xml:space="preserve"> ; </w:t>
       </w:r>
-      <w:hyperlink r:id="rId795">
+      <w:hyperlink r:id="rId805">
         <w:r>
           <w:rPr>
             <w:lang w:val="fr_FR" w:bidi="fr_FR"/>
@@ -33488,7 +34003,7 @@
         </w:rPr>
         <w:t>). En lavant les pieds de ses disciples, il s'abaisse à la tâche d'un serviteur sans pour autant perdre sa dignité et son autorité. Il donne cela pour exemple de comment les chrétiens devraient se traiter les uns les autres dans l'amour (</w:t>
       </w:r>
-      <w:hyperlink r:id="rId796">
+      <w:hyperlink r:id="rId806">
         <w:r>
           <w:rPr>
             <w:lang w:val="fr_FR" w:bidi="fr_FR"/>
@@ -33506,7 +34021,7 @@
         </w:rPr>
         <w:t xml:space="preserve"> ; </w:t>
       </w:r>
-      <w:hyperlink r:id="rId797">
+      <w:hyperlink r:id="rId807">
         <w:r>
           <w:rPr>
             <w:lang w:val="fr_FR" w:bidi="fr_FR"/>
@@ -33538,7 +34053,7 @@
         </w:rPr>
         <w:t xml:space="preserve">Ainsi, les disciples de Jésus sont appelés à vivre avec humilité. Au lieu de chercher à être reconnus, à protéger leurs propres intérêts ou à avoir du succès, ils devraient chercher à se mettre au service des autres. L'humilité devient une façon importante de manifester l'amour qui accomplit la loi de Dieu (voir aussi </w:t>
       </w:r>
-      <w:hyperlink r:id="rId654">
+      <w:hyperlink r:id="rId660">
         <w:r>
           <w:rPr>
             <w:lang w:val="fr_FR" w:bidi="fr_FR"/>
@@ -33556,7 +34071,7 @@
         </w:rPr>
         <w:t xml:space="preserve"> ; </w:t>
       </w:r>
-      <w:hyperlink r:id="rId798">
+      <w:hyperlink r:id="rId808">
         <w:r>
           <w:rPr>
             <w:lang w:val="fr_FR" w:bidi="fr_FR"/>
@@ -33601,6 +34116,72 @@
         <w:rPr>
           <w:lang w:val="fr_FR" w:bidi="fr_FR"/>
         </w:rPr>
+        <w:t>Humta</w:t>
+      </w:r>
+      <w:r>
+        <w:rPr>
+          <w:lang w:val="fr_FR" w:bidi="fr_FR"/>
+        </w:rPr>
+      </w:r>
+    </w:p>
+    <w:p>
+      <w:pPr/>
+      <w:r>
+        <w:rPr>
+          <w:lang w:val="fr_FR" w:bidi="fr_FR"/>
+        </w:rPr>
+      </w:r>
+      <w:r>
+        <w:rPr>
+          <w:lang w:val="fr_FR" w:bidi="fr_FR"/>
+        </w:rPr>
+        <w:t xml:space="preserve">Colonisation dans les hauteurs de Judée près d'Hébron, selon </w:t>
+      </w:r>
+      <w:hyperlink r:id="rId809">
+        <w:r>
+          <w:rPr>
+            <w:lang w:val="fr_FR" w:bidi="fr_FR"/>
+          </w:rPr>
+          <w:rPr>
+            <w:color w:val="0000EE"/>
+            <w:u w:val="single"/>
+          </w:rPr>
+          <w:t>Josué 15.54</w:t>
+        </w:r>
+      </w:hyperlink>
+      <w:r>
+        <w:rPr>
+          <w:lang w:val="fr_FR" w:bidi="fr_FR"/>
+        </w:rPr>
+        <w:t>.</w:t>
+      </w:r>
+      <w:r>
+        <w:rPr>
+          <w:lang w:val="fr_FR" w:bidi="fr_FR"/>
+        </w:rPr>
+      </w:r>
+      <w:r>
+        <w:rPr>
+          <w:lang w:val="fr_FR" w:bidi="fr_FR"/>
+        </w:rPr>
+      </w:r>
+    </w:p>
+    <w:p>
+      <w:pPr/>
+      <w:r>
+        <w:rPr>
+          <w:lang w:val="fr_FR" w:bidi="fr_FR"/>
+        </w:rPr>
+      </w:r>
+    </w:p>
+    <w:p>
+      <w:pPr>
+        <w:pStyle w:val="Heading2"/>
+      </w:pPr>
+      <w:r>
+        <w:rPr>
+          <w:lang w:val="fr_FR" w:bidi="fr_FR"/>
+        </w:rPr>
         <w:t>Hupham, Huphamite</w:t>
       </w:r>
       <w:r>
@@ -33622,7 +34203,7 @@
         </w:rPr>
         <w:t>Benjaminite et fondateur de la famille Huphamite (</w:t>
       </w:r>
-      <w:hyperlink r:id="rId799">
+      <w:hyperlink r:id="rId810">
         <w:r>
           <w:rPr>
             <w:lang w:val="fr_FR" w:bidi="fr_FR"/>
@@ -33640,7 +34221,7 @@
         </w:rPr>
         <w:t>) ; il s'agit peut-être de la même personne que Huppim (</w:t>
       </w:r>
-      <w:hyperlink r:id="rId800">
+      <w:hyperlink r:id="rId811">
         <w:r>
           <w:rPr>
             <w:lang w:val="fr_FR" w:bidi="fr_FR"/>
@@ -33658,7 +34239,7 @@
         </w:rPr>
         <w:t xml:space="preserve"> ; </w:t>
       </w:r>
-      <w:hyperlink r:id="rId801">
+      <w:hyperlink r:id="rId812">
         <w:r>
           <w:rPr>
             <w:lang w:val="fr_FR" w:bidi="fr_FR"/>
@@ -33676,7 +34257,7 @@
         </w:rPr>
         <w:t>) et Huram (</w:t>
       </w:r>
-      <w:hyperlink r:id="rId802">
+      <w:hyperlink r:id="rId813">
         <w:r>
           <w:rPr>
             <w:lang w:val="fr_FR" w:bidi="fr_FR"/>
@@ -33945,7 +34526,7 @@
         </w:rPr>
         <w:t>Peut-être le fils d'Ir (Iri) et un descendant de Benjamin par la lignée de Béla (</w:t>
       </w:r>
-      <w:hyperlink r:id="rId800">
+      <w:hyperlink r:id="rId811">
         <w:r>
           <w:rPr>
             <w:lang w:val="fr_FR" w:bidi="fr_FR"/>
@@ -33963,7 +34544,7 @@
         </w:rPr>
         <w:t xml:space="preserve"> ; </w:t>
       </w:r>
-      <w:hyperlink r:id="rId801">
+      <w:hyperlink r:id="rId812">
         <w:r>
           <w:rPr>
             <w:lang w:val="fr_FR" w:bidi="fr_FR"/>
@@ -33981,7 +34562,7 @@
         </w:rPr>
         <w:t>). Huppim est probablement une orthographe alternative de Hupham, le père de la famille Huphamite de la tribu de Benjamin (</w:t>
       </w:r>
-      <w:hyperlink r:id="rId799">
+      <w:hyperlink r:id="rId810">
         <w:r>
           <w:rPr>
             <w:lang w:val="fr_FR" w:bidi="fr_FR"/>
@@ -34055,7 +34636,7 @@
         </w:rPr>
         <w:t>Assistant d'Aaron qui aidera à soutenir les mains de Moïse jusqu'à la défaite totale des Amalécites à Rephidim (</w:t>
       </w:r>
-      <w:hyperlink r:id="rId803">
+      <w:hyperlink r:id="rId814">
         <w:r>
           <w:rPr>
             <w:lang w:val="fr_FR" w:bidi="fr_FR"/>
@@ -34073,7 +34654,7 @@
         </w:rPr>
         <w:t>). Il est mentionné à nouveau comme aidant Aaron à surveiller Israël pendant que Moïse se trouvait sur la montagne du Sinaï (</w:t>
       </w:r>
-      <w:hyperlink r:id="rId804">
+      <w:hyperlink r:id="rId815">
         <w:r>
           <w:rPr>
             <w:lang w:val="fr_FR" w:bidi="fr_FR"/>
@@ -34122,7 +34703,7 @@
         </w:rPr>
         <w:t>Quatrième des cinq rois de Madian qui sera tué avec Balaam par les Israélites sous Moïse (</w:t>
       </w:r>
-      <w:hyperlink r:id="rId805">
+      <w:hyperlink r:id="rId816">
         <w:r>
           <w:rPr>
             <w:lang w:val="fr_FR" w:bidi="fr_FR"/>
@@ -34140,7 +34721,7 @@
         </w:rPr>
         <w:t>). Il est également mentionné comme l'un des « princes de Madian » et « Sihon » (</w:t>
       </w:r>
-      <w:hyperlink r:id="rId806">
+      <w:hyperlink r:id="rId817">
         <w:r>
           <w:rPr>
             <w:lang w:val="fr_FR" w:bidi="fr_FR"/>
@@ -34176,7 +34757,7 @@
         </w:rPr>
         <w:t>Père de l'un des douze officiers que Salomon choisira pour fournir de la nourriture à la maison du roi (</w:t>
       </w:r>
-      <w:hyperlink r:id="rId807">
+      <w:hyperlink r:id="rId818">
         <w:r>
           <w:rPr>
             <w:lang w:val="fr_FR" w:bidi="fr_FR"/>
@@ -34236,7 +34817,7 @@
         </w:rPr>
         <w:t xml:space="preserve"> (</w:t>
       </w:r>
-      <w:hyperlink r:id="rId808">
+      <w:hyperlink r:id="rId819">
         <w:r>
           <w:rPr>
             <w:lang w:val="fr_FR" w:bidi="fr_FR"/>
@@ -34254,7 +34835,7 @@
         </w:rPr>
         <w:t xml:space="preserve"> ; voir </w:t>
       </w:r>
-      <w:hyperlink r:id="rId809">
+      <w:hyperlink r:id="rId820">
         <w:r>
           <w:rPr>
             <w:lang w:val="fr_FR" w:bidi="fr_FR"/>
@@ -34272,7 +34853,7 @@
         </w:rPr>
         <w:t xml:space="preserve"> ; </w:t>
       </w:r>
-      <w:hyperlink r:id="rId810">
+      <w:hyperlink r:id="rId821">
         <w:r>
           <w:rPr>
             <w:lang w:val="fr_FR" w:bidi="fr_FR"/>
@@ -34308,7 +34889,7 @@
         </w:rPr>
         <w:t>Père (ou peut-être le nom de famille) de Rephaja, un chef après l'exil à Babylone qui aidera Néhémie à reconstruire le mur de Jérusalem (</w:t>
       </w:r>
-      <w:hyperlink r:id="rId811">
+      <w:hyperlink r:id="rId822">
         <w:r>
           <w:rPr>
             <w:lang w:val="fr_FR" w:bidi="fr_FR"/>
@@ -34382,7 +34963,7 @@
         </w:rPr>
         <w:t>Fils de Béla de la tribu de Benjamin (</w:t>
       </w:r>
-      <w:hyperlink r:id="rId802">
+      <w:hyperlink r:id="rId813">
         <w:r>
           <w:rPr>
             <w:lang w:val="fr_FR" w:bidi="fr_FR"/>
@@ -34400,7 +34981,7 @@
         </w:rPr>
         <w:t>). Il pourrait s'agir de la même personne que Hupham (</w:t>
       </w:r>
-      <w:hyperlink r:id="rId799">
+      <w:hyperlink r:id="rId810">
         <w:r>
           <w:rPr>
             <w:lang w:val="fr_FR" w:bidi="fr_FR"/>
@@ -34436,7 +35017,7 @@
         </w:rPr>
         <w:t>Orthographe alternative pour Hiram, le roi phénicien de Tyr qui était un allié de David et Salomon. Hiram fournira des matériaux pour la construction du temple (</w:t>
       </w:r>
-      <w:hyperlink r:id="rId812">
+      <w:hyperlink r:id="rId823">
         <w:r>
           <w:rPr>
             <w:lang w:val="fr_FR" w:bidi="fr_FR"/>
@@ -34454,7 +35035,7 @@
         </w:rPr>
         <w:t xml:space="preserve"> ; </w:t>
       </w:r>
-      <w:hyperlink r:id="rId813">
+      <w:hyperlink r:id="rId824">
         <w:r>
           <w:rPr>
             <w:lang w:val="fr_FR" w:bidi="fr_FR"/>
@@ -34472,7 +35053,7 @@
         </w:rPr>
         <w:t xml:space="preserve"> ; </w:t>
       </w:r>
-      <w:hyperlink r:id="rId814">
+      <w:hyperlink r:id="rId825">
         <w:r>
           <w:rPr>
             <w:lang w:val="fr_FR" w:bidi="fr_FR"/>
@@ -34605,6 +35186,150 @@
         <w:rPr>
           <w:lang w:val="fr_FR" w:bidi="fr_FR"/>
         </w:rPr>
+        <w:t>Huschaï</w:t>
+      </w:r>
+      <w:r>
+        <w:rPr>
+          <w:lang w:val="fr_FR" w:bidi="fr_FR"/>
+        </w:rPr>
+      </w:r>
+    </w:p>
+    <w:p>
+      <w:pPr/>
+      <w:r>
+        <w:rPr>
+          <w:lang w:val="fr_FR" w:bidi="fr_FR"/>
+        </w:rPr>
+      </w:r>
+      <w:r>
+        <w:rPr>
+          <w:lang w:val="fr_FR" w:bidi="fr_FR"/>
+        </w:rPr>
+        <w:t>Huschaï était un ami et conseiller du roi David. Il restera loyal à David lorsqu'Absalom, le fils de ce dernier, s'est rebellé contre lui. Le collègue conseiller de Huschaï, Achitophel, quittera David pour rejoindre la rébellion d'Absalom.</w:t>
+      </w:r>
+    </w:p>
+    <w:p>
+      <w:pPr/>
+      <w:r>
+        <w:rPr>
+          <w:lang w:val="fr_FR" w:bidi="fr_FR"/>
+        </w:rPr>
+      </w:r>
+      <w:r>
+        <w:rPr>
+          <w:lang w:val="fr_FR" w:bidi="fr_FR"/>
+        </w:rPr>
+        <w:t>Suivant les instructions de David, Huschaï fera semblant d'être loyal à Absalom. Cela lui permettra d'envoyer secrètement des informations à David sur les plans d'Absalom. Achitophel exhortera Absalom à attaquer David avant qu'il ne puisse rassembler d'autres soldats. Cependant, Absalom choisira de suivre le conseil d'Huschaï à la place. Le conseil d'Huschaï donnera à David le temps de s'échapper à travers le Jourdain et, finalement, de vaincre les forces d'Absalom.</w:t>
+      </w:r>
+    </w:p>
+    <w:p>
+      <w:pPr/>
+      <w:r>
+        <w:rPr>
+          <w:lang w:val="fr_FR" w:bidi="fr_FR"/>
+        </w:rPr>
+      </w:r>
+      <w:r>
+        <w:rPr>
+          <w:lang w:val="fr_FR" w:bidi="fr_FR"/>
+        </w:rPr>
+        <w:t>Quand Achitophel verra qu'Absalom ne suivait pas son conseil, il se pendra. Il savait probablement qu'Absalom perdrait la bataille (</w:t>
+      </w:r>
+      <w:hyperlink r:id="rId826">
+        <w:r>
+          <w:rPr>
+            <w:lang w:val="fr_FR" w:bidi="fr_FR"/>
+          </w:rPr>
+          <w:rPr>
+            <w:color w:val="0000EE"/>
+            <w:u w:val="single"/>
+          </w:rPr>
+          <w:t>2S 15.32–37</w:t>
+        </w:r>
+      </w:hyperlink>
+      <w:r>
+        <w:rPr>
+          <w:lang w:val="fr_FR" w:bidi="fr_FR"/>
+        </w:rPr>
+        <w:t xml:space="preserve"> ; </w:t>
+      </w:r>
+      <w:hyperlink r:id="rId827">
+        <w:r>
+          <w:rPr>
+            <w:lang w:val="fr_FR" w:bidi="fr_FR"/>
+          </w:rPr>
+          <w:rPr>
+            <w:color w:val="0000EE"/>
+            <w:u w:val="single"/>
+          </w:rPr>
+          <w:t>16.15–17.23</w:t>
+        </w:r>
+      </w:hyperlink>
+      <w:r>
+        <w:rPr>
+          <w:lang w:val="fr_FR" w:bidi="fr_FR"/>
+        </w:rPr>
+        <w:t>).</w:t>
+      </w:r>
+    </w:p>
+    <w:p>
+      <w:pPr/>
+      <w:r>
+        <w:rPr>
+          <w:lang w:val="fr_FR" w:bidi="fr_FR"/>
+        </w:rPr>
+      </w:r>
+      <w:r>
+        <w:rPr>
+          <w:lang w:val="fr_FR" w:bidi="fr_FR"/>
+        </w:rPr>
+        <w:t>Huschaï appartenait à la famille Archite d'Atharoth, une ville à la frontière d'Éphraïm et de Benjamin (</w:t>
+      </w:r>
+      <w:hyperlink r:id="rId828">
+        <w:r>
+          <w:rPr>
+            <w:lang w:val="fr_FR" w:bidi="fr_FR"/>
+          </w:rPr>
+          <w:rPr>
+            <w:color w:val="0000EE"/>
+            <w:u w:val="single"/>
+          </w:rPr>
+          <w:t>Jos 16.2, 7</w:t>
+        </w:r>
+      </w:hyperlink>
+      <w:r>
+        <w:rPr>
+          <w:lang w:val="fr_FR" w:bidi="fr_FR"/>
+        </w:rPr>
+        <w:t>).</w:t>
+      </w:r>
+      <w:r>
+        <w:rPr>
+          <w:lang w:val="fr_FR" w:bidi="fr_FR"/>
+        </w:rPr>
+      </w:r>
+      <w:r>
+        <w:rPr>
+          <w:lang w:val="fr_FR" w:bidi="fr_FR"/>
+        </w:rPr>
+      </w:r>
+    </w:p>
+    <w:p>
+      <w:pPr/>
+      <w:r>
+        <w:rPr>
+          <w:lang w:val="fr_FR" w:bidi="fr_FR"/>
+        </w:rPr>
+      </w:r>
+    </w:p>
+    <w:p>
+      <w:pPr>
+        <w:pStyle w:val="Heading2"/>
+      </w:pPr>
+      <w:r>
+        <w:rPr>
+          <w:lang w:val="fr_FR" w:bidi="fr_FR"/>
+        </w:rPr>
         <w:t>Huscham</w:t>
       </w:r>
       <w:r>
@@ -34637,7 +35362,7 @@
         </w:rPr>
         <w:t>Thémanite qui succèdera à Jobab comme roi d'Édom (</w:t>
       </w:r>
-      <w:hyperlink r:id="rId815">
+      <w:hyperlink r:id="rId829">
         <w:r>
           <w:rPr>
             <w:lang w:val="fr_FR" w:bidi="fr_FR"/>
@@ -34655,7 +35380,7 @@
         </w:rPr>
         <w:t xml:space="preserve"> ; </w:t>
       </w:r>
-      <w:hyperlink r:id="rId816">
+      <w:hyperlink r:id="rId830">
         <w:r>
           <w:rPr>
             <w:lang w:val="fr_FR" w:bidi="fr_FR"/>
@@ -34721,7 +35446,7 @@
         </w:rPr>
         <w:t>1. Fils de Dan (</w:t>
       </w:r>
-      <w:hyperlink r:id="rId817">
+      <w:hyperlink r:id="rId831">
         <w:r>
           <w:rPr>
             <w:lang w:val="fr_FR" w:bidi="fr_FR"/>
@@ -34751,7 +35476,7 @@
         </w:rPr>
         <w:t xml:space="preserve"> dans </w:t>
       </w:r>
-      <w:hyperlink r:id="rId818">
+      <w:hyperlink r:id="rId832">
         <w:r>
           <w:rPr>
             <w:lang w:val="fr_FR" w:bidi="fr_FR"/>
@@ -34795,7 +35520,7 @@
         </w:rPr>
         <w:t>2. Descendant benjamite d'Acher (</w:t>
       </w:r>
-      <w:hyperlink r:id="rId819">
+      <w:hyperlink r:id="rId833">
         <w:r>
           <w:rPr>
             <w:lang w:val="fr_FR" w:bidi="fr_FR"/>
@@ -34839,7 +35564,7 @@
         </w:rPr>
         <w:t>, un Benjamite (</w:t>
       </w:r>
-      <w:hyperlink r:id="rId820">
+      <w:hyperlink r:id="rId834">
         <w:r>
           <w:rPr>
             <w:lang w:val="fr_FR" w:bidi="fr_FR"/>
@@ -34994,7 +35719,7 @@
         </w:rPr>
         <w:t>Le lien entre les Hyksôs et l'histoire d'Israël est débattu. Le problème clé réside dans la compréhension d'</w:t>
       </w:r>
-      <w:hyperlink r:id="rId821">
+      <w:hyperlink r:id="rId835">
         <w:r>
           <w:rPr>
             <w:lang w:val="fr_FR" w:bidi="fr_FR"/>
@@ -35085,7 +35810,7 @@
         </w:rPr>
         <w:t xml:space="preserve">Si Joseph est mort juste avant 1800 av. J.‑C., et si les Hyksôs ont pris le contrôle de l'Égypte vers 1730 av. J.‑C., alors le « nouveau roi » était un dirigeant hyksôs qui ne connaissait pas Joseph. Ou peut-être n'avait-il aucune raison de respecter les descendants de Joseph même s'il avait connu Joseph. L'esclavage sévère décrit dans </w:t>
       </w:r>
-      <w:hyperlink r:id="rId822">
+      <w:hyperlink r:id="rId836">
         <w:r>
           <w:rPr>
             <w:lang w:val="fr_FR" w:bidi="fr_FR"/>
@@ -35103,7 +35828,7 @@
         </w:rPr>
         <w:t xml:space="preserve"> aurait, selon ce point de vue, été initié par les Hyksôs. Les Hyksôs étaient peut-être moins nombreux que les Hébreux et craignaient un soulèvement (verset </w:t>
       </w:r>
-      <w:hyperlink r:id="rId823">
+      <w:hyperlink r:id="rId837">
         <w:r>
           <w:rPr>
             <w:lang w:val="fr_FR" w:bidi="fr_FR"/>
@@ -35121,7 +35846,7 @@
         </w:rPr>
         <w:t xml:space="preserve">). Ou bien les Hyksôs craignaient peut-être que les Hébreux ne se joignent aux Égyptiens pour les renverser (verset </w:t>
       </w:r>
-      <w:hyperlink r:id="rId824">
+      <w:hyperlink r:id="rId838">
         <w:r>
           <w:rPr>
             <w:lang w:val="fr_FR" w:bidi="fr_FR"/>
@@ -35139,7 +35864,7 @@
         </w:rPr>
         <w:t xml:space="preserve">). Dans cette perspective, le Pharaon qui a ordonné aux sages-femmes hébraïques de tuer les nouveau-nés hébreux (verset </w:t>
       </w:r>
-      <w:hyperlink r:id="rId825">
+      <w:hyperlink r:id="rId839">
         <w:r>
           <w:rPr>
             <w:lang w:val="fr_FR" w:bidi="fr_FR"/>
@@ -35157,7 +35882,7 @@
         </w:rPr>
         <w:t xml:space="preserve">) a régné sur l'Égypte après le renversement des Hyksôs. Cela signifierait qu'il y a un écart d'au moins 150 ans entre les versets </w:t>
       </w:r>
-      <w:hyperlink r:id="rId826">
+      <w:hyperlink r:id="rId840">
         <w:r>
           <w:rPr>
             <w:lang w:val="fr_FR" w:bidi="fr_FR"/>
@@ -35175,7 +35900,7 @@
         </w:rPr>
         <w:t xml:space="preserve"> et </w:t>
       </w:r>
-      <w:hyperlink r:id="rId825">
+      <w:hyperlink r:id="rId839">
         <w:r>
           <w:rPr>
             <w:lang w:val="fr_FR" w:bidi="fr_FR"/>
@@ -35425,7 +36150,7 @@
         </w:rPr>
         <w:t>Dans les Évangiles, Jésus utilise souvent les termes « hypocrisie » (</w:t>
       </w:r>
-      <w:hyperlink r:id="rId827">
+      <w:hyperlink r:id="rId841">
         <w:r>
           <w:rPr>
             <w:lang w:val="fr_FR" w:bidi="fr_FR"/>
@@ -35443,7 +36168,7 @@
         </w:rPr>
         <w:t xml:space="preserve"> ; </w:t>
       </w:r>
-      <w:hyperlink r:id="rId828">
+      <w:hyperlink r:id="rId842">
         <w:r>
           <w:rPr>
             <w:lang w:val="fr_FR" w:bidi="fr_FR"/>
@@ -35461,7 +36186,7 @@
         </w:rPr>
         <w:t xml:space="preserve"> ; </w:t>
       </w:r>
-      <w:hyperlink r:id="rId829">
+      <w:hyperlink r:id="rId843">
         <w:r>
           <w:rPr>
             <w:lang w:val="fr_FR" w:bidi="fr_FR"/>
@@ -35479,7 +36204,7 @@
         </w:rPr>
         <w:t>) et « hypocrite » (</w:t>
       </w:r>
-      <w:hyperlink r:id="rId830">
+      <w:hyperlink r:id="rId844">
         <w:r>
           <w:rPr>
             <w:lang w:val="fr_FR" w:bidi="fr_FR"/>
@@ -35497,7 +36222,7 @@
         </w:rPr>
         <w:t xml:space="preserve"> ; </w:t>
       </w:r>
-      <w:hyperlink r:id="rId831">
+      <w:hyperlink r:id="rId845">
         <w:r>
           <w:rPr>
             <w:lang w:val="fr_FR" w:bidi="fr_FR"/>
@@ -35515,7 +36240,7 @@
         </w:rPr>
         <w:t xml:space="preserve"> ; </w:t>
       </w:r>
-      <w:hyperlink r:id="rId832">
+      <w:hyperlink r:id="rId846">
         <w:r>
           <w:rPr>
             <w:lang w:val="fr_FR" w:bidi="fr_FR"/>
@@ -35533,7 +36258,7 @@
         </w:rPr>
         <w:t xml:space="preserve"> ; </w:t>
       </w:r>
-      <w:hyperlink r:id="rId833">
+      <w:hyperlink r:id="rId847">
         <w:r>
           <w:rPr>
             <w:lang w:val="fr_FR" w:bidi="fr_FR"/>
@@ -35551,7 +36276,7 @@
         </w:rPr>
         <w:t>) pour dénoncer la fausse religion. Jésus reprochait aux pharisiens et aux sadducéens de suivre à la lettre des règles religieuses pointilleuses sans se préoccuper vraiment de la justice et de l'amour de Dieu (</w:t>
       </w:r>
-      <w:hyperlink r:id="rId834">
+      <w:hyperlink r:id="rId848">
         <w:r>
           <w:rPr>
             <w:lang w:val="fr_FR" w:bidi="fr_FR"/>
@@ -35569,7 +36294,7 @@
         </w:rPr>
         <w:t>). Au lieu de cela, ils faisaient de leurs pratiques religieuses un spectacle public pour paraître pieux (</w:t>
       </w:r>
-      <w:hyperlink r:id="rId835">
+      <w:hyperlink r:id="rId849">
         <w:r>
           <w:rPr>
             <w:lang w:val="fr_FR" w:bidi="fr_FR"/>
@@ -35587,7 +36312,7 @@
         </w:rPr>
         <w:t>). L'homme extérieur était tout propre ou paraissait juste, mais était rempli de mauvais désirs et de méchanceté à l'intérieur (</w:t>
       </w:r>
-      <w:hyperlink r:id="rId836">
+      <w:hyperlink r:id="rId850">
         <w:r>
           <w:rPr>
             <w:lang w:val="fr_FR" w:bidi="fr_FR"/>
@@ -35605,7 +36330,7 @@
         </w:rPr>
         <w:t xml:space="preserve">; </w:t>
       </w:r>
-      <w:hyperlink r:id="rId827">
+      <w:hyperlink r:id="rId841">
         <w:r>
           <w:rPr>
             <w:lang w:val="fr_FR" w:bidi="fr_FR"/>
@@ -35637,7 +36362,7 @@
         </w:rPr>
         <w:t>Jésus condamne l'hypocrisie parce qu'elle déforme la justice que Dieu désire. Plutôt que de rechercher une véritable sainteté intérieure, les hypocrites font de la justice des règles religieuses de conformité qui ont pour but d'obtenir les louanges des autres (</w:t>
       </w:r>
-      <w:hyperlink r:id="rId837">
+      <w:hyperlink r:id="rId851">
         <w:r>
           <w:rPr>
             <w:lang w:val="fr_FR" w:bidi="fr_FR"/>
@@ -35655,7 +36380,7 @@
         </w:rPr>
         <w:t>). Cette idée de la justice démontre une conception déformée de Dieu et de la manière dont il se réconcilie avec les pécheurs (</w:t>
       </w:r>
-      <w:hyperlink r:id="rId838">
+      <w:hyperlink r:id="rId852">
         <w:r>
           <w:rPr>
             <w:lang w:val="fr_FR" w:bidi="fr_FR"/>
@@ -35673,7 +36398,7 @@
         </w:rPr>
         <w:t>). Ces hypocrites, qui se présentaient comme des autorités concernant la volonté de Dieu, éloignaient en fait les pécheurs de lui (</w:t>
       </w:r>
-      <w:hyperlink r:id="rId839">
+      <w:hyperlink r:id="rId853">
         <w:r>
           <w:rPr>
             <w:lang w:val="fr_FR" w:bidi="fr_FR"/>
@@ -35691,7 +36416,7 @@
         </w:rPr>
         <w:t>). Ils empêchaient ainsi les autres d'entrer dans le royaume de Dieu et n'y entraient pas eux-mêmes (</w:t>
       </w:r>
-      <w:hyperlink r:id="rId840">
+      <w:hyperlink r:id="rId854">
         <w:r>
           <w:rPr>
             <w:lang w:val="fr_FR" w:bidi="fr_FR"/>
@@ -35811,7 +36536,7 @@
         </w:rPr>
         <w:t xml:space="preserve">). Cette plante est mentionnée dans </w:t>
       </w:r>
-      <w:hyperlink r:id="rId841">
+      <w:hyperlink r:id="rId855">
         <w:r>
           <w:rPr>
             <w:lang w:val="fr_FR" w:bidi="fr_FR"/>
@@ -35829,7 +36554,7 @@
         </w:rPr>
         <w:t xml:space="preserve"> ; </w:t>
       </w:r>
-      <w:hyperlink r:id="rId842">
+      <w:hyperlink r:id="rId856">
         <w:r>
           <w:rPr>
             <w:lang w:val="fr_FR" w:bidi="fr_FR"/>
@@ -35847,7 +36572,7 @@
         </w:rPr>
         <w:t xml:space="preserve"> ; </w:t>
       </w:r>
-      <w:hyperlink r:id="rId843">
+      <w:hyperlink r:id="rId857">
         <w:r>
           <w:rPr>
             <w:lang w:val="fr_FR" w:bidi="fr_FR"/>
@@ -35865,7 +36590,7 @@
         </w:rPr>
         <w:t xml:space="preserve"> ; </w:t>
       </w:r>
-      <w:hyperlink r:id="rId844">
+      <w:hyperlink r:id="rId858">
         <w:r>
           <w:rPr>
             <w:lang w:val="fr_FR" w:bidi="fr_FR"/>
@@ -35883,7 +36608,7 @@
         </w:rPr>
         <w:t xml:space="preserve"> ; </w:t>
       </w:r>
-      <w:hyperlink r:id="rId845">
+      <w:hyperlink r:id="rId859">
         <w:r>
           <w:rPr>
             <w:lang w:val="fr_FR" w:bidi="fr_FR"/>
@@ -35933,7 +36658,7 @@
         </w:rPr>
         <w:t>Les plants de marjolaine font partie de la famille de la menthe. Dans de bonnes conditions de croissance, ils peuvent atteindre environ 0,6 à 0,9 m de hauteur. Cependant, ils restent souvent plus petits lorsqu'ils poussent dans les fissures des rochers et les murs (</w:t>
       </w:r>
-      <w:hyperlink r:id="rId844">
+      <w:hyperlink r:id="rId858">
         <w:r>
           <w:rPr>
             <w:lang w:val="fr_FR" w:bidi="fr_FR"/>
@@ -35965,7 +36690,7 @@
         </w:rPr>
         <w:t xml:space="preserve">L'hysope mentionné dans </w:t>
       </w:r>
-      <w:hyperlink r:id="rId846">
+      <w:hyperlink r:id="rId860">
         <w:r>
           <w:rPr>
             <w:lang w:val="fr_FR" w:bidi="fr_FR"/>

--- a/fra/docx/008.content.docx
+++ b/fra/docx/008.content.docx
@@ -19,7 +19,7 @@
         <w:rPr>
           <w:lang w:val="fr_FR" w:bidi="fr_FR"/>
         </w:rPr>
-        <w:t>Resource: Dictionnaire biblique (Tyndale)</w:t>
+        <w:t>Resource: Tyndale Open Bible Dictionary</w:t>
       </w:r>
       <w:r>
         <w:rPr>
@@ -112,7 +112,7 @@
         <w:rPr>
           <w:lang w:val="fr_FR" w:bidi="fr_FR"/>
         </w:rPr>
-        <w:t>Dictionnaire biblique (Tyndale)</w:t>
+        <w:t>Tyndale Open Bible Dictionary</w:t>
       </w:r>
     </w:p>
     <w:p>

--- a/fra/docx/008.content.docx
+++ b/fra/docx/008.content.docx
@@ -19,7 +19,7 @@
         <w:rPr>
           <w:lang w:val="fr_FR" w:bidi="fr_FR"/>
         </w:rPr>
-        <w:t>Resource: Tyndale Open Bible Dictionary</w:t>
+        <w:t>Resource: Aquifer Open Bible Dictionary</w:t>
       </w:r>
       <w:r>
         <w:rPr>
@@ -112,7 +112,7 @@
         <w:rPr>
           <w:lang w:val="fr_FR" w:bidi="fr_FR"/>
         </w:rPr>
-        <w:t>Tyndale Open Bible Dictionary</w:t>
+        <w:t>Aquifer Open Bible Dictionary</w:t>
       </w:r>
     </w:p>
     <w:p>

--- a/fra/docx/008.content.docx
+++ b/fra/docx/008.content.docx
@@ -28119,6 +28119,87 @@
           <w:lang w:val="fr_FR" w:bidi="fr_FR"/>
         </w:rPr>
         <w:t>).</w:t>
+      </w:r>
+      <w:r>
+        <w:rPr>
+          <w:lang w:val="fr_FR" w:bidi="fr_FR"/>
+        </w:rPr>
+      </w:r>
+      <w:r>
+        <w:rPr>
+          <w:lang w:val="fr_FR" w:bidi="fr_FR"/>
+        </w:rPr>
+      </w:r>
+    </w:p>
+    <w:p>
+      <w:pPr/>
+      <w:r>
+        <w:rPr>
+          <w:lang w:val="fr_FR" w:bidi="fr_FR"/>
+        </w:rPr>
+      </w:r>
+    </w:p>
+    <w:p>
+      <w:pPr>
+        <w:pStyle w:val="Heading2"/>
+      </w:pPr>
+      <w:r>
+        <w:rPr>
+          <w:lang w:val="fr_FR" w:bidi="fr_FR"/>
+        </w:rPr>
+        <w:t>herbe à chameau</w:t>
+      </w:r>
+      <w:r>
+        <w:rPr>
+          <w:lang w:val="fr_FR" w:bidi="fr_FR"/>
+        </w:rPr>
+      </w:r>
+    </w:p>
+    <w:p>
+      <w:pPr/>
+      <w:r>
+        <w:rPr>
+          <w:lang w:val="fr_FR" w:bidi="fr_FR"/>
+        </w:rPr>
+      </w:r>
+      <w:r>
+        <w:rPr>
+          <w:lang w:val="fr_FR" w:bidi="fr_FR"/>
+        </w:rPr>
+        <w:t>L'herbe à chameau est un arbuste bas et épineux qui pousse dans les endroits secs. Ses racines étaient utilisées pour faire de l'huile ou un baume aromatique au parfum agréable (Si 24.15).</w:t>
+      </w:r>
+    </w:p>
+    <w:p>
+      <w:pPr/>
+      <w:r>
+        <w:rPr>
+          <w:lang w:val="fr_FR" w:bidi="fr_FR"/>
+        </w:rPr>
+      </w:r>
+      <w:r>
+        <w:rPr>
+          <w:i/>
+          <w:lang w:val="fr_FR" w:bidi="fr_FR"/>
+        </w:rPr>
+        <w:t>Voir aussi</w:t>
+      </w:r>
+      <w:r>
+        <w:rPr>
+          <w:lang w:val="fr_FR" w:bidi="fr_FR"/>
+        </w:rPr>
+        <w:t xml:space="preserve"> </w:t>
+      </w:r>
+      <w:r>
+        <w:rPr>
+          <w:lang w:val="fr_FR" w:bidi="fr_FR"/>
+        </w:rPr>
+        <w:t>chardon, épine</w:t>
+      </w:r>
+      <w:r>
+        <w:rPr>
+          <w:lang w:val="fr_FR" w:bidi="fr_FR"/>
+        </w:rPr>
+        <w:t>.</w:t>
       </w:r>
       <w:r>
         <w:rPr>
